--- a/report/travel_recommendation_report.docx
+++ b/report/travel_recommendation_report.docx
@@ -172,21 +172,7 @@
         <w:rPr>
           <w:rFonts w:hint="eastAsia"/>
         </w:rPr>
-        <w:t>使用者規劃旅遊時需同時考量預算、時間、天氣、</w:t>
-      </w:r>
-      <w:proofErr w:type="gramStart"/>
-      <w:r>
-        <w:rPr>
-          <w:rFonts w:hint="eastAsia"/>
-        </w:rPr>
-        <w:t>疲勞、</w:t>
-      </w:r>
-      <w:proofErr w:type="gramEnd"/>
-      <w:r>
-        <w:rPr>
-          <w:rFonts w:hint="eastAsia"/>
-        </w:rPr>
-        <w:t>同行情境與景點偏好。傳統景點搜尋多只提供景點列表或熱門排序，較難說明使用者偏好類型與推薦原因。本專案以</w:t>
+        <w:t>使用者規劃旅遊時需同時考量預算、時間、天氣、疲勞、同行情境與景點偏好。傳統景點搜尋多只提供景點列表或熱門排序，較難說明使用者偏好類型與推薦原因。本專案以</w:t>
       </w:r>
       <w:r>
         <w:rPr>
@@ -432,7 +418,7 @@
         <w:rPr>
           <w:rFonts w:hint="eastAsia"/>
         </w:rPr>
-        <w:t>景點資料可使用模擬資料，也可透過</w:t>
+        <w:t>景點資料使用</w:t>
       </w:r>
       <w:r>
         <w:rPr>
@@ -546,21 +532,7 @@
         <w:rPr>
           <w:rFonts w:hint="eastAsia"/>
         </w:rPr>
-        <w:t>本系統的重點不是取代使用者決策，而是提供推薦結果、分群解釋與模型</w:t>
-      </w:r>
-      <w:proofErr w:type="gramStart"/>
-      <w:r>
-        <w:rPr>
-          <w:rFonts w:hint="eastAsia"/>
-        </w:rPr>
-        <w:t>不確定性判讀</w:t>
-      </w:r>
-      <w:proofErr w:type="gramEnd"/>
-      <w:r>
-        <w:rPr>
-          <w:rFonts w:hint="eastAsia"/>
-        </w:rPr>
-        <w:t>，作為旅遊決策支援工具。</w:t>
+        <w:t>本系統的重點不是取代使用者決策，而是提供推薦結果、分群解釋與模型不確定性判讀，作為旅遊決策支援工具。</w:t>
       </w:r>
     </w:p>
     <w:p>
@@ -593,21 +565,7 @@
         <w:rPr>
           <w:rFonts w:hint="eastAsia"/>
         </w:rPr>
-        <w:t>旅遊景點推薦是一種典型的多因素決策問題。使用者在決定要去哪</w:t>
-      </w:r>
-      <w:proofErr w:type="gramStart"/>
-      <w:r>
-        <w:rPr>
-          <w:rFonts w:hint="eastAsia"/>
-        </w:rPr>
-        <w:t>個</w:t>
-      </w:r>
-      <w:proofErr w:type="gramEnd"/>
-      <w:r>
-        <w:rPr>
-          <w:rFonts w:hint="eastAsia"/>
-        </w:rPr>
-        <w:t>景點時，不只會考慮景點本身是否熱門，也會受到預算、可用時間、天氣狀況、體力狀態、同行對象與個人偏好的影響。例如，在天氣較差時，使用者可能更適合選擇室內景點；在時間有限時，系統應避免推薦停留時間過長的景點；若使用者重視拍照與社群分享，景點的視覺特色與熱門程度就可能成為重要因素。這些因素彼此交互影響，使旅遊推薦不只是單一條件篩選，而是多維度偏好判斷問題。</w:t>
+        <w:t>旅遊景點推薦是一種典型的多因素決策問題。使用者在決定要去哪個景點時，不只會考慮景點本身是否熱門，也會受到預算、可用時間、天氣狀況、體力狀態、同行對象與個人偏好的影響。例如，在天氣較差時，使用者可能更適合選擇室內景點；在時間有限時，系統應避免推薦停留時間過長的景點；若使用者重視拍照與社群分享，景點的視覺特色與熱門程度就可能成為重要因素。這些因素彼此交互影響，使旅遊推薦不只是單一條件篩選，而是多維度偏好判斷問題。</w:t>
       </w:r>
     </w:p>
     <w:p>
@@ -619,21 +577,7 @@
         <w:rPr>
           <w:rFonts w:hint="eastAsia"/>
         </w:rPr>
-        <w:t>現有旅遊推薦方式通常有幾個限制。第一，許多景點搜尋平台主要依靠熱門度、評分或關鍵字搜尋，對使用者當下情境的考量有限。第二，推薦結果通常只給出排名，缺乏</w:t>
-      </w:r>
-      <w:proofErr w:type="gramStart"/>
-      <w:r>
-        <w:rPr>
-          <w:rFonts w:hint="eastAsia"/>
-        </w:rPr>
-        <w:t>清楚的</w:t>
-      </w:r>
-      <w:proofErr w:type="gramEnd"/>
-      <w:r>
-        <w:rPr>
-          <w:rFonts w:hint="eastAsia"/>
-        </w:rPr>
-        <w:t>推薦原因。第三，系統很少說明使用者偏好可能屬於哪一類型，也不會呈現模型對判斷結果的信心程度。因此，使用者即使看到推薦景點，也不一定知道該推薦是否真的符合自己的條件與偏好。</w:t>
+        <w:t>現有旅遊推薦方式通常有幾個限制。第一，許多景點搜尋平台主要依靠熱門度、評分或關鍵字搜尋，對使用者當下情境的考量有限。第二，推薦結果通常只給出排名，缺乏清楚的推薦原因。第三，系統很少說明使用者偏好可能屬於哪一類型，也不會呈現模型對判斷結果的信心程度。因此，使用者即使看到推薦景點，也不一定知道該推薦是否真的符合自己的條件與偏好。</w:t>
       </w:r>
     </w:p>
     <w:p>
@@ -729,21 +673,7 @@
         <w:rPr>
           <w:rFonts w:hint="eastAsia"/>
         </w:rPr>
-        <w:t>判讀與推薦理由，讓使用者能以更</w:t>
-      </w:r>
-      <w:proofErr w:type="gramStart"/>
-      <w:r>
-        <w:rPr>
-          <w:rFonts w:hint="eastAsia"/>
-        </w:rPr>
-        <w:t>清楚的</w:t>
-      </w:r>
-      <w:proofErr w:type="gramEnd"/>
-      <w:r>
-        <w:rPr>
-          <w:rFonts w:hint="eastAsia"/>
-        </w:rPr>
-        <w:t>資訊進行判斷。</w:t>
+        <w:t>判讀與推薦理由，讓使用者能以更清楚的資訊進行判斷。</w:t>
       </w:r>
     </w:p>
     <w:p>
@@ -987,21 +917,7 @@
         <w:rPr>
           <w:rFonts w:hint="eastAsia"/>
         </w:rPr>
-        <w:t>將使用者分成不同偏好群體，並輸出每</w:t>
-      </w:r>
-      <w:proofErr w:type="gramStart"/>
-      <w:r>
-        <w:rPr>
-          <w:rFonts w:hint="eastAsia"/>
-        </w:rPr>
-        <w:t>個</w:t>
-      </w:r>
-      <w:proofErr w:type="gramEnd"/>
-      <w:r>
-        <w:rPr>
-          <w:rFonts w:hint="eastAsia"/>
-        </w:rPr>
-        <w:t>使用者屬於各</w:t>
+        <w:t>將使用者分成不同偏好群體，並輸出每個使用者屬於各</w:t>
       </w:r>
       <w:r>
         <w:rPr>
@@ -1073,16 +989,8 @@
         <w:rPr>
           <w:rFonts w:hint="eastAsia"/>
         </w:rPr>
-        <w:t>，也能提供每</w:t>
-      </w:r>
-      <w:proofErr w:type="gramStart"/>
-      <w:r>
-        <w:rPr>
-          <w:rFonts w:hint="eastAsia"/>
-        </w:rPr>
-        <w:t>個</w:t>
-      </w:r>
-      <w:proofErr w:type="gramEnd"/>
+        <w:t>，也能提供每個</w:t>
+      </w:r>
       <w:r>
         <w:rPr>
           <w:rFonts w:hint="eastAsia"/>
@@ -1642,19 +1550,11 @@
         </w:rPr>
         <w:t>App</w:t>
       </w:r>
-      <w:proofErr w:type="gramStart"/>
-      <w:r>
-        <w:rPr>
-          <w:rFonts w:hint="eastAsia"/>
-        </w:rPr>
-        <w:t>側邊欄輸入</w:t>
-      </w:r>
-      <w:proofErr w:type="gramEnd"/>
-      <w:r>
-        <w:rPr>
-          <w:rFonts w:hint="eastAsia"/>
-        </w:rPr>
-        <w:t>預算、可用時間、天氣不佳程度、社交情境、疲勞程度、隨興程度，以及對室內、消費、拍照、自然、文化、美食和熱門程度的偏好。系統會根據這些輸入預測使用者所屬</w:t>
+      <w:r>
+        <w:rPr>
+          <w:rFonts w:hint="eastAsia"/>
+        </w:rPr>
+        <w:t>側邊欄輸入預算、可用時間、天氣不佳程度、社交情境、疲勞程度、隨興程度，以及對室內、消費、拍照、自然、文化、美食和熱門程度的偏好。系統會根據這些輸入預測使用者所屬</w:t>
       </w:r>
       <w:r>
         <w:rPr>
@@ -1938,21 +1838,7 @@
         <w:rPr>
           <w:rFonts w:hint="eastAsia"/>
         </w:rPr>
-        <w:t>最</w:t>
-      </w:r>
-      <w:proofErr w:type="gramStart"/>
-      <w:r>
-        <w:rPr>
-          <w:rFonts w:hint="eastAsia"/>
-        </w:rPr>
-        <w:t>準</w:t>
-      </w:r>
-      <w:proofErr w:type="gramEnd"/>
-      <w:r>
-        <w:rPr>
-          <w:rFonts w:hint="eastAsia"/>
-        </w:rPr>
-        <w:t>，而是展示</w:t>
+        <w:t>最準，而是展示</w:t>
       </w:r>
       <w:r>
         <w:rPr>
@@ -1988,19 +1874,7 @@
         <w:rPr>
           <w:rFonts w:hint="eastAsia"/>
         </w:rPr>
-        <w:t>系統目前也加入真實世界資料擴充選項。原本系統可使用</w:t>
-      </w:r>
-      <w:r>
-        <w:rPr>
-          <w:rFonts w:hint="eastAsia"/>
-        </w:rPr>
-        <w:t>generate_attractions.py</w:t>
-      </w:r>
-      <w:r>
-        <w:rPr>
-          <w:rFonts w:hint="eastAsia"/>
-        </w:rPr>
-        <w:t>產生模擬景點資料；更新後，也可以透過</w:t>
+        <w:t>系統使用</w:t>
       </w:r>
       <w:r>
         <w:rPr>
@@ -2127,99 +2001,99 @@
         <w:rPr>
           <w:rFonts w:hint="eastAsia"/>
         </w:rPr>
+        <w:t>wikipedia</w:t>
+      </w:r>
+      <w:proofErr w:type="spellEnd"/>
+      <w:r>
+        <w:rPr>
+          <w:rFonts w:hint="eastAsia"/>
+        </w:rPr>
+        <w:t>、</w:t>
+      </w:r>
+      <w:r>
+        <w:rPr>
+          <w:rFonts w:hint="eastAsia"/>
+        </w:rPr>
+        <w:t>wiki</w:t>
+      </w:r>
+      <w:r>
+        <w:rPr>
+          <w:rFonts w:hint="eastAsia"/>
+        </w:rPr>
+        <w:t xml:space="preserve"> </w:t>
+      </w:r>
+      <w:r>
+        <w:rPr>
+          <w:rFonts w:hint="eastAsia"/>
+        </w:rPr>
+        <w:t>data</w:t>
+      </w:r>
+      <w:r>
+        <w:rPr>
+          <w:rFonts w:hint="eastAsia"/>
+        </w:rPr>
+        <w:t>等</w:t>
+      </w:r>
+      <w:r>
+        <w:rPr>
+          <w:rFonts w:hint="eastAsia"/>
+        </w:rPr>
+        <w:t>metadata</w:t>
+      </w:r>
+      <w:r>
+        <w:rPr>
+          <w:rFonts w:hint="eastAsia"/>
+        </w:rPr>
+        <w:t>，並保留推薦系統需要的欄位，例如</w:t>
+      </w:r>
+      <w:proofErr w:type="spellStart"/>
+      <w:r>
+        <w:rPr>
+          <w:rFonts w:hint="eastAsia"/>
+        </w:rPr>
+        <w:t>cost_level</w:t>
+      </w:r>
+      <w:proofErr w:type="spellEnd"/>
+      <w:r>
+        <w:rPr>
+          <w:rFonts w:hint="eastAsia"/>
+        </w:rPr>
+        <w:t>、</w:t>
+      </w:r>
+      <w:proofErr w:type="spellStart"/>
+      <w:r>
+        <w:rPr>
+          <w:rFonts w:hint="eastAsia"/>
+        </w:rPr>
+        <w:t>indoor_score</w:t>
+      </w:r>
+      <w:proofErr w:type="spellEnd"/>
+      <w:r>
+        <w:rPr>
+          <w:rFonts w:hint="eastAsia"/>
+        </w:rPr>
+        <w:t>、</w:t>
+      </w:r>
+      <w:proofErr w:type="spellStart"/>
+      <w:r>
+        <w:rPr>
+          <w:rFonts w:hint="eastAsia"/>
+        </w:rPr>
+        <w:t>photo_value</w:t>
+      </w:r>
+      <w:proofErr w:type="spellEnd"/>
+      <w:r>
+        <w:rPr>
+          <w:rFonts w:hint="eastAsia"/>
+        </w:rPr>
+        <w:t>、</w:t>
+      </w:r>
+      <w:proofErr w:type="spellStart"/>
+      <w:r>
+        <w:rPr>
+          <w:rFonts w:hint="eastAsia"/>
+        </w:rPr>
         <w:lastRenderedPageBreak/>
-        <w:t>wikipedia</w:t>
-      </w:r>
-      <w:proofErr w:type="spellEnd"/>
-      <w:r>
-        <w:rPr>
-          <w:rFonts w:hint="eastAsia"/>
-        </w:rPr>
-        <w:t>、</w:t>
-      </w:r>
-      <w:r>
-        <w:rPr>
-          <w:rFonts w:hint="eastAsia"/>
-        </w:rPr>
-        <w:t>wiki</w:t>
-      </w:r>
-      <w:r>
-        <w:rPr>
-          <w:rFonts w:hint="eastAsia"/>
-        </w:rPr>
-        <w:t xml:space="preserve"> </w:t>
-      </w:r>
-      <w:r>
-        <w:rPr>
-          <w:rFonts w:hint="eastAsia"/>
-        </w:rPr>
-        <w:t>data</w:t>
-      </w:r>
-      <w:r>
-        <w:rPr>
-          <w:rFonts w:hint="eastAsia"/>
-        </w:rPr>
-        <w:t>等</w:t>
-      </w:r>
-      <w:r>
-        <w:rPr>
-          <w:rFonts w:hint="eastAsia"/>
-        </w:rPr>
-        <w:t>metadata</w:t>
-      </w:r>
-      <w:r>
-        <w:rPr>
-          <w:rFonts w:hint="eastAsia"/>
-        </w:rPr>
-        <w:t>，並保留推薦系統需要的欄位，例如</w:t>
-      </w:r>
-      <w:proofErr w:type="spellStart"/>
-      <w:r>
-        <w:rPr>
-          <w:rFonts w:hint="eastAsia"/>
-        </w:rPr>
-        <w:t>cost_level</w:t>
-      </w:r>
-      <w:proofErr w:type="spellEnd"/>
-      <w:r>
-        <w:rPr>
-          <w:rFonts w:hint="eastAsia"/>
-        </w:rPr>
-        <w:t>、</w:t>
-      </w:r>
-      <w:proofErr w:type="spellStart"/>
-      <w:r>
-        <w:rPr>
-          <w:rFonts w:hint="eastAsia"/>
-        </w:rPr>
-        <w:t>indoor_score</w:t>
-      </w:r>
-      <w:proofErr w:type="spellEnd"/>
-      <w:r>
-        <w:rPr>
-          <w:rFonts w:hint="eastAsia"/>
-        </w:rPr>
-        <w:t>、</w:t>
-      </w:r>
-      <w:proofErr w:type="spellStart"/>
-      <w:r>
-        <w:rPr>
-          <w:rFonts w:hint="eastAsia"/>
-        </w:rPr>
-        <w:t>photo_value</w:t>
-      </w:r>
-      <w:proofErr w:type="spellEnd"/>
-      <w:r>
-        <w:rPr>
-          <w:rFonts w:hint="eastAsia"/>
-        </w:rPr>
-        <w:t>、</w:t>
-      </w:r>
-      <w:proofErr w:type="spellStart"/>
-      <w:r>
-        <w:rPr>
-          <w:rFonts w:hint="eastAsia"/>
-        </w:rPr>
         <w:t>nature_value</w:t>
       </w:r>
       <w:proofErr w:type="spellEnd"/>
@@ -2353,21 +2227,7 @@
         <w:rPr>
           <w:rFonts w:hint="eastAsia"/>
         </w:rPr>
-        <w:t>系統目前的邊界也需要明確說明。本專案不使用真實旅遊平台的使用者帳號資料、收藏紀錄、預訂紀錄或完整點擊資料。系統也尚未整合完整交通時間、票</w:t>
-      </w:r>
-      <w:proofErr w:type="gramStart"/>
-      <w:r>
-        <w:rPr>
-          <w:rFonts w:hint="eastAsia"/>
-        </w:rPr>
-        <w:t>券</w:t>
-      </w:r>
-      <w:proofErr w:type="gramEnd"/>
-      <w:r>
-        <w:rPr>
-          <w:rFonts w:hint="eastAsia"/>
-        </w:rPr>
-        <w:t>狀態、排隊時間與個人隱私資料。若使用</w:t>
+        <w:t>系統目前的邊界也需要明確說明。本專案不使用真實旅遊平台的使用者帳號資料、收藏紀錄、預訂紀錄或完整點擊資料。系統也尚未整合完整交通時間、票券狀態、排隊時間與個人隱私資料。若使用</w:t>
       </w:r>
       <w:r>
         <w:rPr>
@@ -2565,19 +2425,11 @@
         <w:ind w:left="960"/>
         <w:jc w:val="both"/>
       </w:pPr>
-      <w:proofErr w:type="gramStart"/>
-      <w:r>
-        <w:rPr>
-          <w:rFonts w:hint="eastAsia"/>
-        </w:rPr>
-        <w:t>缺失值補齊</w:t>
-      </w:r>
-      <w:proofErr w:type="gramEnd"/>
-      <w:r>
-        <w:rPr>
-          <w:rFonts w:hint="eastAsia"/>
-        </w:rPr>
-        <w:t>與標準化</w:t>
+      <w:r>
+        <w:rPr>
+          <w:rFonts w:hint="eastAsia"/>
+        </w:rPr>
+        <w:t>缺失值補齊與標準化</w:t>
       </w:r>
     </w:p>
     <w:p>
@@ -2784,7 +2636,7 @@
         <w:rPr>
           <w:rFonts w:hint="eastAsia"/>
         </w:rPr>
-        <w:t>使用模擬景點或</w:t>
+        <w:t>使用</w:t>
       </w:r>
       <w:r>
         <w:rPr>
@@ -2825,7 +2677,7 @@
         <w:rPr>
           <w:rFonts w:hint="eastAsia"/>
         </w:rPr>
-        <w:t>產生模擬互動資料</w:t>
+        <w:t>產生互動資料</w:t>
       </w:r>
     </w:p>
     <w:p>
@@ -3219,16 +3071,8 @@
         <w:rPr>
           <w:rFonts w:hint="eastAsia"/>
         </w:rPr>
-        <w:t>的優點是可以輸出使用者屬於每</w:t>
-      </w:r>
-      <w:proofErr w:type="gramStart"/>
-      <w:r>
-        <w:rPr>
-          <w:rFonts w:hint="eastAsia"/>
-        </w:rPr>
-        <w:t>個</w:t>
-      </w:r>
-      <w:proofErr w:type="gramEnd"/>
+        <w:t>的優點是可以輸出使用者屬於每個</w:t>
+      </w:r>
       <w:r>
         <w:rPr>
           <w:rFonts w:hint="eastAsia"/>
@@ -3605,21 +3449,7 @@
         <w:rPr>
           <w:rFonts w:hint="eastAsia"/>
         </w:rPr>
-        <w:t>的平均行為特徵推薦景點，雖然個人化程度可能較低，但能提供較</w:t>
-      </w:r>
-      <w:proofErr w:type="gramStart"/>
-      <w:r>
-        <w:rPr>
-          <w:rFonts w:hint="eastAsia"/>
-        </w:rPr>
-        <w:t>清楚的</w:t>
-      </w:r>
-      <w:proofErr w:type="gramEnd"/>
-      <w:r>
-        <w:rPr>
-          <w:rFonts w:hint="eastAsia"/>
-        </w:rPr>
-        <w:t>族群解釋。</w:t>
+        <w:t>的平均行為特徵推薦景點，雖然個人化程度可能較低，但能提供較清楚的族群解釋。</w:t>
       </w:r>
     </w:p>
     <w:p>
@@ -3655,44 +3485,44 @@
         <w:rPr>
           <w:rFonts w:hint="eastAsia"/>
         </w:rPr>
-        <w:t>適合展示群體偏好、模型不確定性與冷啟動概念，</w:t>
+        <w:t>適合展示群體偏好、模型不確定性與冷啟動概念，但會犧牲部分個人差異。根據目前程式狀態，</w:t>
+      </w:r>
+      <w:r>
+        <w:rPr>
+          <w:rFonts w:hint="eastAsia"/>
+        </w:rPr>
+        <w:t>App</w:t>
+      </w:r>
+      <w:r>
+        <w:rPr>
+          <w:rFonts w:hint="eastAsia"/>
+        </w:rPr>
+        <w:t>主要展示</w:t>
+      </w:r>
+      <w:r>
+        <w:rPr>
+          <w:rFonts w:hint="eastAsia"/>
+        </w:rPr>
+        <w:t>cluster-only</w:t>
+      </w:r>
+      <w:r>
+        <w:rPr>
+          <w:rFonts w:hint="eastAsia"/>
+        </w:rPr>
+        <w:t>的推薦流程；</w:t>
+      </w:r>
+      <w:r>
+        <w:rPr>
+          <w:rFonts w:hint="eastAsia"/>
+        </w:rPr>
+        <w:t>personal-</w:t>
       </w:r>
       <w:r>
         <w:rPr>
           <w:rFonts w:hint="eastAsia"/>
         </w:rPr>
         <w:lastRenderedPageBreak/>
-        <w:t>但會犧牲部分個人差異。根據目前程式狀態，</w:t>
-      </w:r>
-      <w:r>
-        <w:rPr>
-          <w:rFonts w:hint="eastAsia"/>
-        </w:rPr>
-        <w:t>App</w:t>
-      </w:r>
-      <w:r>
-        <w:rPr>
-          <w:rFonts w:hint="eastAsia"/>
-        </w:rPr>
-        <w:t>主要展示</w:t>
-      </w:r>
-      <w:r>
-        <w:rPr>
-          <w:rFonts w:hint="eastAsia"/>
-        </w:rPr>
-        <w:t>cluster-only</w:t>
-      </w:r>
-      <w:r>
-        <w:rPr>
-          <w:rFonts w:hint="eastAsia"/>
-        </w:rPr>
-        <w:t>的推薦流程；</w:t>
-      </w:r>
-      <w:r>
-        <w:rPr>
-          <w:rFonts w:hint="eastAsia"/>
-        </w:rPr>
-        <w:t>personal-only</w:t>
+        <w:t>only</w:t>
       </w:r>
       <w:r>
         <w:rPr>
@@ -4003,19 +3833,11 @@
         </w:rPr>
         <w:t>label</w:t>
       </w:r>
-      <w:proofErr w:type="gramStart"/>
-      <w:r>
-        <w:rPr>
-          <w:rFonts w:hint="eastAsia"/>
-        </w:rPr>
-        <w:t>固定寫死</w:t>
-      </w:r>
-      <w:proofErr w:type="gramEnd"/>
-      <w:r>
-        <w:rPr>
-          <w:rFonts w:hint="eastAsia"/>
-        </w:rPr>
-        <w:t>，例如將</w:t>
+      <w:r>
+        <w:rPr>
+          <w:rFonts w:hint="eastAsia"/>
+        </w:rPr>
+        <w:t>固定寫死，例如將</w:t>
       </w:r>
       <w:r>
         <w:rPr>
@@ -4238,10 +4060,7 @@
         <w:t xml:space="preserve"> </w:t>
       </w:r>
       <w:r>
-        <w:rPr>
-          <w:rFonts w:hint="eastAsia"/>
-        </w:rPr>
-        <w:t>0.80</w:t>
+        <w:t>1.0</w:t>
       </w:r>
       <w:r>
         <w:rPr>
@@ -4262,10 +4081,13 @@
         <w:t>到</w:t>
       </w:r>
       <w:r>
-        <w:rPr>
-          <w:rFonts w:hint="eastAsia"/>
-        </w:rPr>
-        <w:t>0.80</w:t>
+        <w:t>1.</w:t>
+      </w:r>
+      <w:r>
+        <w:rPr>
+          <w:rFonts w:hint="eastAsia"/>
+        </w:rPr>
+        <w:t>0</w:t>
       </w:r>
       <w:r>
         <w:rPr>
@@ -4307,19 +4129,10 @@
         <w:rPr>
           <w:rFonts w:hint="eastAsia"/>
         </w:rPr>
-        <w:t>沒有明顯高特徵，系統會改用「偏好不明顯型」或根據明顯低於平均的特徵命名，避免出現</w:t>
-      </w:r>
-      <w:r>
-        <w:rPr>
-          <w:rFonts w:hint="eastAsia"/>
-        </w:rPr>
-        <w:t>budget</w:t>
-      </w:r>
-      <w:r>
-        <w:rPr>
-          <w:rFonts w:hint="eastAsia"/>
-        </w:rPr>
-        <w:t>只略高於平均卻被命名為高預算型的問題。</w:t>
+        <w:t>沒有明顯高特徵，系統會改用「偏好不明顯型」或根據明顯低於平均的特徵命名，</w:t>
+      </w:r>
+      <w:r>
+        <w:t>這樣可以避免把很小的數值差異硬命名成明確族群。</w:t>
       </w:r>
     </w:p>
     <w:p>
@@ -4510,139 +4323,231 @@
           <w:b/>
           <w:bCs/>
         </w:rPr>
-        <w:t>Simulated</w:t>
-      </w:r>
-      <w:r>
-        <w:rPr>
-          <w:rFonts w:hint="eastAsia"/>
-          <w:b/>
-          <w:bCs/>
-        </w:rPr>
-        <w:t xml:space="preserve"> </w:t>
-      </w:r>
-      <w:r>
-        <w:rPr>
-          <w:b/>
-          <w:bCs/>
-        </w:rPr>
-        <w:t>Data</w:t>
-      </w:r>
-      <w:r>
-        <w:rPr>
-          <w:rFonts w:hint="eastAsia"/>
-          <w:b/>
-          <w:bCs/>
-        </w:rPr>
-        <w:t xml:space="preserve"> </w:t>
-      </w:r>
-      <w:r>
-        <w:rPr>
-          <w:b/>
-          <w:bCs/>
-        </w:rPr>
-        <w:t>vs.</w:t>
-      </w:r>
-      <w:r>
-        <w:rPr>
-          <w:rFonts w:hint="eastAsia"/>
-          <w:b/>
-          <w:bCs/>
-        </w:rPr>
-        <w:t xml:space="preserve"> </w:t>
-      </w:r>
-      <w:r>
-        <w:rPr>
-          <w:b/>
-          <w:bCs/>
-        </w:rPr>
-        <w:t>Real-World</w:t>
-      </w:r>
-      <w:r>
-        <w:rPr>
-          <w:rFonts w:hint="eastAsia"/>
-          <w:b/>
-          <w:bCs/>
-        </w:rPr>
-        <w:t xml:space="preserve"> </w:t>
-      </w:r>
-      <w:r>
-        <w:rPr>
-          <w:b/>
-          <w:bCs/>
-        </w:rPr>
-        <w:t>Data</w:t>
+        <w:t xml:space="preserve">OpenStreetMap POI </w:t>
+      </w:r>
+      <w:r>
+        <w:rPr>
+          <w:b/>
+          <w:bCs/>
+        </w:rPr>
+        <w:t>D</w:t>
+      </w:r>
+      <w:r>
+        <w:rPr>
+          <w:b/>
+          <w:bCs/>
+        </w:rPr>
+        <w:t>ata and Heuristic Feature Mapping</w:t>
       </w:r>
     </w:p>
     <w:p>
       <w:pPr>
         <w:ind w:leftChars="200" w:left="480" w:firstLine="480"/>
         <w:jc w:val="both"/>
-      </w:pPr>
-      <w:r>
-        <w:rPr>
-          <w:rFonts w:hint="eastAsia"/>
-        </w:rPr>
-        <w:t>本專案一開始使用模擬資料建立系統流程，主要原因是課程專題時間有限，且真實旅遊平台資料涉及資料取得、清理、授權與隱私問題。模擬資料可以控制欄位、建立互動資料、測試推薦流程，也能完整展示資料生成、分群、推薦與評估的流程。</w:t>
+        <w:rPr>
+          <w:rFonts w:hint="eastAsia"/>
+        </w:rPr>
+      </w:pPr>
+      <w:r>
+        <w:rPr>
+          <w:rFonts w:hint="eastAsia"/>
+        </w:rPr>
+        <w:t>本系統選擇使用</w:t>
+      </w:r>
+      <w:r>
+        <w:rPr>
+          <w:rFonts w:hint="eastAsia"/>
+        </w:rPr>
+        <w:t>OpenStreetMap (OSM)</w:t>
+      </w:r>
+      <w:r>
+        <w:rPr>
+          <w:rFonts w:hint="eastAsia"/>
+        </w:rPr>
+        <w:t>作為主要景點資料來源，原因是</w:t>
+      </w:r>
+      <w:r>
+        <w:rPr>
+          <w:rFonts w:hint="eastAsia"/>
+        </w:rPr>
+        <w:t>OSM</w:t>
+      </w:r>
+      <w:r>
+        <w:rPr>
+          <w:rFonts w:hint="eastAsia"/>
+        </w:rPr>
+        <w:t>能提供真實世界</w:t>
+      </w:r>
+      <w:r>
+        <w:rPr>
+          <w:rFonts w:hint="eastAsia"/>
+        </w:rPr>
+        <w:t>POI</w:t>
+      </w:r>
+      <w:r>
+        <w:rPr>
+          <w:rFonts w:hint="eastAsia"/>
+        </w:rPr>
+        <w:t>的名稱、座標與部分</w:t>
+      </w:r>
+      <w:r>
+        <w:rPr>
+          <w:rFonts w:hint="eastAsia"/>
+        </w:rPr>
+        <w:t>metadata</w:t>
+      </w:r>
+      <w:r>
+        <w:rPr>
+          <w:rFonts w:hint="eastAsia"/>
+        </w:rPr>
+        <w:t>，使推薦結果比純粹人工命名的景點資料更接近實際情境。系統透過</w:t>
+      </w:r>
+      <w:r>
+        <w:rPr>
+          <w:rFonts w:hint="eastAsia"/>
+        </w:rPr>
+        <w:t>Overpass API</w:t>
+      </w:r>
+      <w:r>
+        <w:rPr>
+          <w:rFonts w:hint="eastAsia"/>
+        </w:rPr>
+        <w:t>抓取指定區域內的</w:t>
+      </w:r>
+      <w:r>
+        <w:rPr>
+          <w:rFonts w:hint="eastAsia"/>
+        </w:rPr>
+        <w:t>POI</w:t>
+      </w:r>
+      <w:r>
+        <w:rPr>
+          <w:rFonts w:hint="eastAsia"/>
+        </w:rPr>
+        <w:t>，並依據</w:t>
+      </w:r>
+      <w:r>
+        <w:rPr>
+          <w:rFonts w:hint="eastAsia"/>
+        </w:rPr>
+        <w:t>tourism</w:t>
+      </w:r>
+      <w:r>
+        <w:rPr>
+          <w:rFonts w:hint="eastAsia"/>
+        </w:rPr>
+        <w:t>、</w:t>
+      </w:r>
+      <w:r>
+        <w:rPr>
+          <w:rFonts w:hint="eastAsia"/>
+        </w:rPr>
+        <w:t>amenity</w:t>
+      </w:r>
+      <w:r>
+        <w:rPr>
+          <w:rFonts w:hint="eastAsia"/>
+        </w:rPr>
+        <w:t>、</w:t>
+      </w:r>
+      <w:r>
+        <w:rPr>
+          <w:rFonts w:hint="eastAsia"/>
+        </w:rPr>
+        <w:t>shop</w:t>
+      </w:r>
+      <w:r>
+        <w:rPr>
+          <w:rFonts w:hint="eastAsia"/>
+        </w:rPr>
+        <w:t>、</w:t>
+      </w:r>
+      <w:r>
+        <w:rPr>
+          <w:rFonts w:hint="eastAsia"/>
+        </w:rPr>
+        <w:t>historic</w:t>
+      </w:r>
+      <w:r>
+        <w:rPr>
+          <w:rFonts w:hint="eastAsia"/>
+        </w:rPr>
+        <w:t>、</w:t>
+      </w:r>
+      <w:r>
+        <w:rPr>
+          <w:rFonts w:hint="eastAsia"/>
+        </w:rPr>
+        <w:t>leisure</w:t>
+      </w:r>
+      <w:r>
+        <w:rPr>
+          <w:rFonts w:hint="eastAsia"/>
+        </w:rPr>
+        <w:t>等</w:t>
+      </w:r>
+      <w:r>
+        <w:rPr>
+          <w:rFonts w:hint="eastAsia"/>
+        </w:rPr>
+        <w:t>tags</w:t>
+      </w:r>
+      <w:r>
+        <w:rPr>
+          <w:rFonts w:hint="eastAsia"/>
+        </w:rPr>
+        <w:t>判斷景點類別。</w:t>
       </w:r>
     </w:p>
     <w:p>
       <w:pPr>
         <w:ind w:leftChars="200" w:left="480" w:firstLine="480"/>
         <w:jc w:val="both"/>
-      </w:pPr>
-      <w:r>
-        <w:rPr>
-          <w:rFonts w:hint="eastAsia"/>
-        </w:rPr>
-        <w:t>更新後，系統加入</w:t>
-      </w:r>
-      <w:r>
-        <w:rPr>
-          <w:rFonts w:hint="eastAsia"/>
-        </w:rPr>
-        <w:t>Open</w:t>
-      </w:r>
-      <w:r>
-        <w:rPr>
-          <w:rFonts w:hint="eastAsia"/>
-        </w:rPr>
-        <w:t xml:space="preserve"> </w:t>
-      </w:r>
-      <w:r>
-        <w:rPr>
-          <w:rFonts w:hint="eastAsia"/>
-        </w:rPr>
-        <w:t>Street</w:t>
-      </w:r>
-      <w:r>
-        <w:rPr>
-          <w:rFonts w:hint="eastAsia"/>
-        </w:rPr>
-        <w:t xml:space="preserve"> </w:t>
-      </w:r>
-      <w:r>
-        <w:rPr>
-          <w:rFonts w:hint="eastAsia"/>
-        </w:rPr>
-        <w:t>Map</w:t>
-      </w:r>
-      <w:r>
-        <w:rPr>
-          <w:rFonts w:hint="eastAsia"/>
-        </w:rPr>
-        <w:t>資料匯入功能，使景點名稱、座標與部分</w:t>
-      </w:r>
-      <w:r>
-        <w:rPr>
-          <w:rFonts w:hint="eastAsia"/>
-        </w:rPr>
-        <w:t>metadata</w:t>
-      </w:r>
-      <w:r>
-        <w:rPr>
-          <w:rFonts w:hint="eastAsia"/>
-        </w:rPr>
-        <w:t>能接近真實世界資料。這使專案不再完全停留在模擬景點名稱，而是能以臺北市等指定區域為範圍抓取真實</w:t>
+        <w:rPr>
+          <w:rFonts w:hint="eastAsia"/>
+        </w:rPr>
+      </w:pPr>
+      <w:r>
+        <w:rPr>
+          <w:rFonts w:hint="eastAsia"/>
+        </w:rPr>
+        <w:t>不過，</w:t>
+      </w:r>
+      <w:r>
+        <w:rPr>
+          <w:rFonts w:hint="eastAsia"/>
+        </w:rPr>
+        <w:t>OSM</w:t>
+      </w:r>
+      <w:r>
+        <w:rPr>
+          <w:rFonts w:hint="eastAsia"/>
+        </w:rPr>
+        <w:t>並不是旅遊評分平台，因此缺少完整評分、真實人氣、票價、等待時間、使用者評論與訂票狀態。為了讓</w:t>
+      </w:r>
+      <w:r>
+        <w:rPr>
+          <w:rFonts w:hint="eastAsia"/>
+        </w:rPr>
+        <w:t>OSM POI</w:t>
+      </w:r>
+      <w:r>
+        <w:rPr>
+          <w:rFonts w:hint="eastAsia"/>
+        </w:rPr>
+        <w:t>能進入推薦流程，系統必須使用</w:t>
+      </w:r>
+      <w:r>
+        <w:rPr>
+          <w:rFonts w:hint="eastAsia"/>
+        </w:rPr>
+        <w:t>heuristic mapping</w:t>
+      </w:r>
+      <w:r>
+        <w:rPr>
+          <w:rFonts w:hint="eastAsia"/>
+        </w:rPr>
+        <w:t>，根據</w:t>
       </w:r>
       <w:r>
         <w:rPr>
@@ -4654,55 +4559,19 @@
         <w:rPr>
           <w:rFonts w:hint="eastAsia"/>
         </w:rPr>
-        <w:t>。不過，</w:t>
-      </w:r>
-      <w:r>
-        <w:rPr>
-          <w:rFonts w:hint="eastAsia"/>
-        </w:rPr>
-        <w:t>OSM</w:t>
-      </w:r>
-      <w:r>
-        <w:rPr>
-          <w:rFonts w:hint="eastAsia"/>
-        </w:rPr>
-        <w:t>不是旅遊評分平台，缺乏完整評分、評論、真實人氣、票價與等待時間。因此系統仍需使用</w:t>
-      </w:r>
-      <w:r>
-        <w:rPr>
-          <w:rFonts w:hint="eastAsia"/>
-        </w:rPr>
-        <w:t>heuristic</w:t>
-      </w:r>
-      <w:r>
-        <w:rPr>
-          <w:rFonts w:hint="eastAsia"/>
-        </w:rPr>
-        <w:t xml:space="preserve"> </w:t>
-      </w:r>
-      <w:r>
-        <w:rPr>
-          <w:rFonts w:hint="eastAsia"/>
-        </w:rPr>
-        <w:t>mapping</w:t>
-      </w:r>
-      <w:r>
-        <w:rPr>
-          <w:rFonts w:hint="eastAsia"/>
-        </w:rPr>
-        <w:t>將</w:t>
-      </w:r>
-      <w:r>
-        <w:rPr>
-          <w:rFonts w:hint="eastAsia"/>
-        </w:rPr>
-        <w:t>POI</w:t>
-      </w:r>
-      <w:r>
-        <w:rPr>
-          <w:rFonts w:hint="eastAsia"/>
-        </w:rPr>
-        <w:t>類別轉成</w:t>
+        <w:t>類別與</w:t>
+      </w:r>
+      <w:r>
+        <w:rPr>
+          <w:rFonts w:hint="eastAsia"/>
+        </w:rPr>
+        <w:t>tags</w:t>
+      </w:r>
+      <w:r>
+        <w:rPr>
+          <w:rFonts w:hint="eastAsia"/>
+        </w:rPr>
+        <w:t>推估</w:t>
       </w:r>
       <w:proofErr w:type="spellStart"/>
       <w:r>
@@ -4744,7 +4613,75 @@
         <w:rPr>
           <w:rFonts w:hint="eastAsia"/>
         </w:rPr>
-        <w:t>等推薦特徵。</w:t>
+        <w:t>、</w:t>
+      </w:r>
+      <w:proofErr w:type="spellStart"/>
+      <w:r>
+        <w:rPr>
+          <w:rFonts w:hint="eastAsia"/>
+        </w:rPr>
+        <w:t>nature_value</w:t>
+      </w:r>
+      <w:proofErr w:type="spellEnd"/>
+      <w:r>
+        <w:rPr>
+          <w:rFonts w:hint="eastAsia"/>
+        </w:rPr>
+        <w:t>、</w:t>
+      </w:r>
+      <w:proofErr w:type="spellStart"/>
+      <w:r>
+        <w:rPr>
+          <w:rFonts w:hint="eastAsia"/>
+        </w:rPr>
+        <w:t>culture_value</w:t>
+      </w:r>
+      <w:proofErr w:type="spellEnd"/>
+      <w:r>
+        <w:rPr>
+          <w:rFonts w:hint="eastAsia"/>
+        </w:rPr>
+        <w:t>、</w:t>
+      </w:r>
+      <w:proofErr w:type="spellStart"/>
+      <w:r>
+        <w:rPr>
+          <w:rFonts w:hint="eastAsia"/>
+        </w:rPr>
+        <w:t>food_value</w:t>
+      </w:r>
+      <w:proofErr w:type="spellEnd"/>
+      <w:r>
+        <w:rPr>
+          <w:rFonts w:hint="eastAsia"/>
+        </w:rPr>
+        <w:t>、</w:t>
+      </w:r>
+      <w:r>
+        <w:rPr>
+          <w:rFonts w:hint="eastAsia"/>
+        </w:rPr>
+        <w:t>popularity</w:t>
+      </w:r>
+      <w:r>
+        <w:rPr>
+          <w:rFonts w:hint="eastAsia"/>
+        </w:rPr>
+        <w:t>與</w:t>
+      </w:r>
+      <w:proofErr w:type="spellStart"/>
+      <w:r>
+        <w:rPr>
+          <w:rFonts w:hint="eastAsia"/>
+        </w:rPr>
+        <w:t>estimated_time</w:t>
+      </w:r>
+      <w:proofErr w:type="spellEnd"/>
+      <w:r>
+        <w:rPr>
+          <w:rFonts w:hint="eastAsia"/>
+        </w:rPr>
+        <w:t>等特徵。</w:t>
       </w:r>
     </w:p>
     <w:p>
@@ -4756,7 +4693,7 @@
         <w:rPr>
           <w:rFonts w:hint="eastAsia"/>
         </w:rPr>
-        <w:t>這個設計反映了可取得資料與模型完整性的權衡。完全使用模擬資料可以穩定測試流程，但真實感不足；使用</w:t>
+        <w:t>這個設計反映了資料真實性與特徵完整性之間的權衡。</w:t>
       </w:r>
       <w:r>
         <w:rPr>
@@ -4768,36 +4705,27 @@
         <w:rPr>
           <w:rFonts w:hint="eastAsia"/>
         </w:rPr>
-        <w:t>能提高景點資料真實性，但特徵推估仍有假設，且資料完整度取決於</w:t>
-      </w:r>
-      <w:r>
-        <w:rPr>
-          <w:rFonts w:hint="eastAsia"/>
-        </w:rPr>
-        <w:t>OSM</w:t>
-      </w:r>
-      <w:r>
-        <w:rPr>
-          <w:rFonts w:hint="eastAsia"/>
-        </w:rPr>
-        <w:t xml:space="preserve"> </w:t>
-      </w:r>
-      <w:r>
-        <w:rPr>
-          <w:rFonts w:hint="eastAsia"/>
-        </w:rPr>
-        <w:t>tag</w:t>
-      </w:r>
-      <w:r>
-        <w:rPr>
-          <w:rFonts w:hint="eastAsia"/>
-        </w:rPr>
-        <w:t>。因此本系統目前比較適合作為推薦架構與可解釋性展示，而不是直接部署到真實商業旅遊平台。</w:t>
+        <w:t>提供真實地點與</w:t>
+      </w:r>
+      <w:r>
+        <w:rPr>
+          <w:rFonts w:hint="eastAsia"/>
+        </w:rPr>
+        <w:t>metadata</w:t>
+      </w:r>
+      <w:r>
+        <w:rPr>
+          <w:rFonts w:hint="eastAsia"/>
+        </w:rPr>
+        <w:t>，但推薦特徵仍然需要模型設計者根據類別進行推估。因此，本系統適合作為推薦架構與可解釋性展示，而不是直接代表完整商業旅遊平台的推薦效果。</w:t>
       </w:r>
     </w:p>
     <w:p>
       <w:pPr>
         <w:jc w:val="both"/>
+        <w:rPr>
+          <w:rFonts w:hint="eastAsia"/>
+        </w:rPr>
       </w:pPr>
     </w:p>
     <w:p>
@@ -5258,21 +5186,7 @@
         <w:rPr>
           <w:rFonts w:hint="eastAsia"/>
         </w:rPr>
-        <w:t>系統的自動化程度屬於建議式決策支援，而非自動決策。系統不會直接決定使用者應該去哪</w:t>
-      </w:r>
-      <w:proofErr w:type="gramStart"/>
-      <w:r>
-        <w:rPr>
-          <w:rFonts w:hint="eastAsia"/>
-        </w:rPr>
-        <w:t>個</w:t>
-      </w:r>
-      <w:proofErr w:type="gramEnd"/>
-      <w:r>
-        <w:rPr>
-          <w:rFonts w:hint="eastAsia"/>
-        </w:rPr>
-        <w:t>景點，也不會替使用者產生完整行程。使用者可以查看</w:t>
+        <w:t>系統的自動化程度屬於建議式決策支援，而非自動決策。系統不會直接決定使用者應該去哪個景點，也不會替使用者產生完整行程。使用者可以查看</w:t>
       </w:r>
       <w:r>
         <w:rPr>
@@ -5858,21 +5772,7 @@
         <w:rPr>
           <w:rFonts w:hint="eastAsia"/>
         </w:rPr>
-        <w:t>，表示分群</w:t>
-      </w:r>
-      <w:proofErr w:type="gramStart"/>
-      <w:r>
-        <w:rPr>
-          <w:rFonts w:hint="eastAsia"/>
-        </w:rPr>
-        <w:t>與同群互動</w:t>
-      </w:r>
-      <w:proofErr w:type="gramEnd"/>
-      <w:r>
-        <w:rPr>
-          <w:rFonts w:hint="eastAsia"/>
-        </w:rPr>
-        <w:t>資訊仍具有一定推薦價值。</w:t>
+        <w:t>，表示分群與同群互動資訊仍具有一定推薦價值。</w:t>
       </w:r>
     </w:p>
     <w:p>
@@ -5908,19 +5808,19 @@
         <w:rPr>
           <w:rFonts w:hint="eastAsia"/>
         </w:rPr>
-        <w:t>仍有其價值，因為它能提供群體偏好解釋，並可用於使用者資料不足或需要解釋推薦邏輯的情境。因此，本系統不應宣稱</w:t>
-      </w:r>
-      <w:r>
-        <w:rPr>
-          <w:rFonts w:hint="eastAsia"/>
-        </w:rPr>
-        <w:t>cluster-only</w:t>
-      </w:r>
-      <w:r>
-        <w:rPr>
-          <w:rFonts w:hint="eastAsia"/>
-        </w:rPr>
-        <w:t>是最高準確率方法，而應將其定位為可解釋推薦與決策支援的一部分。</w:t>
+        <w:t>仍有其價值，因為它能提供群體偏好解釋，並可用於使用者資料不足或需要解釋推薦邏輯的情境</w:t>
+      </w:r>
+      <w:r>
+        <w:rPr>
+          <w:rFonts w:hint="eastAsia"/>
+        </w:rPr>
+        <w:t>，</w:t>
+      </w:r>
+      <w:r>
+        <w:rPr>
+          <w:rFonts w:hint="eastAsia"/>
+        </w:rPr>
+        <w:t>因此，本系統將其定位為可解釋推薦與決策支援的一部分。</w:t>
       </w:r>
     </w:p>
     <w:p>
@@ -6132,19 +6032,11 @@
         <w:ind w:firstLine="480"/>
         <w:jc w:val="both"/>
       </w:pPr>
-      <w:proofErr w:type="gramStart"/>
-      <w:r>
-        <w:rPr>
-          <w:rFonts w:hint="eastAsia"/>
-        </w:rPr>
-        <w:t>此外，</w:t>
-      </w:r>
-      <w:proofErr w:type="gramEnd"/>
-      <w:r>
-        <w:rPr>
-          <w:rFonts w:hint="eastAsia"/>
-        </w:rPr>
-        <w:t>系統也加入</w:t>
+      <w:r>
+        <w:rPr>
+          <w:rFonts w:hint="eastAsia"/>
+        </w:rPr>
+        <w:t>此外，系統也加入</w:t>
       </w:r>
       <w:r>
         <w:rPr>
@@ -6550,14 +6442,7 @@
         <w:rPr>
           <w:rFonts w:hint="eastAsia"/>
         </w:rPr>
-        <w:t>的效果受限於模擬互動資料，可能低估真實平台中互動</w:t>
-      </w:r>
-      <w:r>
-        <w:rPr>
-          <w:rFonts w:hint="eastAsia"/>
-        </w:rPr>
-        <w:lastRenderedPageBreak/>
-        <w:t>資料的價值。</w:t>
+        <w:t>的效果受限於模擬互動資料，可能低估真實平台中互動資料的價值。</w:t>
       </w:r>
     </w:p>
     <w:p>
@@ -6578,6 +6463,7 @@
           <w:sz w:val="28"/>
           <w:szCs w:val="24"/>
         </w:rPr>
+        <w:lastRenderedPageBreak/>
         <w:t>討論：可遷移的設計概念</w:t>
       </w:r>
     </w:p>
@@ -6650,21 +6536,7 @@
         <w:rPr>
           <w:rFonts w:hint="eastAsia"/>
         </w:rPr>
-        <w:t>第二，系統應該將模型信心與不確定性顯示給使用者。若只顯示單一推薦結果，使用者可能誤以為模型非常確定。但在實際資料中，許多使用者偏好可能介於多個類型</w:t>
-      </w:r>
-      <w:proofErr w:type="gramStart"/>
-      <w:r>
-        <w:rPr>
-          <w:rFonts w:hint="eastAsia"/>
-        </w:rPr>
-        <w:t>之間，</w:t>
-      </w:r>
-      <w:proofErr w:type="gramEnd"/>
-      <w:r>
-        <w:rPr>
-          <w:rFonts w:hint="eastAsia"/>
-        </w:rPr>
-        <w:t>因此</w:t>
+        <w:t>第二，系統應該將模型信心與不確定性顯示給使用者。若只顯示單一推薦結果，使用者可能誤以為模型非常確定。但在實際資料中，許多使用者偏好可能介於多個類型之間，因此</w:t>
       </w:r>
       <w:r>
         <w:rPr>
@@ -6772,16 +6644,8 @@
         <w:rPr>
           <w:rFonts w:hint="eastAsia"/>
         </w:rPr>
-        <w:t>必須和模型輸出資料一致。若系統</w:t>
-      </w:r>
-      <w:proofErr w:type="gramStart"/>
-      <w:r>
-        <w:rPr>
-          <w:rFonts w:hint="eastAsia"/>
-        </w:rPr>
-        <w:t>固定寫死</w:t>
-      </w:r>
-      <w:proofErr w:type="gramEnd"/>
+        <w:t>必須和模型輸出資料一致。若系統固定寫死</w:t>
+      </w:r>
       <w:r>
         <w:rPr>
           <w:rFonts w:hint="eastAsia"/>
@@ -7049,67 +6913,31 @@
         <w:rPr>
           <w:rFonts w:hint="eastAsia"/>
         </w:rPr>
-        <w:t>Soft</w:t>
-      </w:r>
-      <w:r>
-        <w:rPr>
-          <w:rFonts w:hint="eastAsia"/>
-        </w:rPr>
-        <w:t xml:space="preserve"> </w:t>
-      </w:r>
-      <w:r>
-        <w:rPr>
-          <w:rFonts w:hint="eastAsia"/>
-        </w:rPr>
-        <w:t>Clustering</w:t>
-      </w:r>
-      <w:r>
-        <w:rPr>
-          <w:rFonts w:hint="eastAsia"/>
-        </w:rPr>
-        <w:t>旅遊景點推薦與決策支援系統。系統結合模擬使用者資料、模擬或</w:t>
-      </w:r>
-      <w:r>
-        <w:rPr>
-          <w:rFonts w:hint="eastAsia"/>
-        </w:rPr>
-        <w:t>OpenStreetMap</w:t>
-      </w:r>
-      <w:r>
-        <w:rPr>
-          <w:rFonts w:hint="eastAsia"/>
-        </w:rPr>
-        <w:t>景點資料、</w:t>
-      </w:r>
-      <w:r>
-        <w:rPr>
-          <w:rFonts w:hint="eastAsia"/>
-        </w:rPr>
-        <w:t>GMM</w:t>
-      </w:r>
-      <w:r>
-        <w:rPr>
-          <w:rFonts w:hint="eastAsia"/>
-        </w:rPr>
-        <w:t xml:space="preserve"> </w:t>
-      </w:r>
-      <w:r>
-        <w:rPr>
-          <w:rFonts w:hint="eastAsia"/>
-        </w:rPr>
-        <w:t>soft</w:t>
-      </w:r>
-      <w:r>
-        <w:rPr>
-          <w:rFonts w:hint="eastAsia"/>
-        </w:rPr>
-        <w:t xml:space="preserve"> </w:t>
-      </w:r>
-      <w:r>
-        <w:rPr>
-          <w:rFonts w:hint="eastAsia"/>
-        </w:rPr>
-        <w:t>clustering</w:t>
+        <w:t>Soft Clustering</w:t>
+      </w:r>
+      <w:r>
+        <w:rPr>
+          <w:rFonts w:hint="eastAsia"/>
+        </w:rPr>
+        <w:t>旅遊景點推薦與決策支援系統。系統結合</w:t>
+      </w:r>
+      <w:r>
+        <w:rPr>
+          <w:rFonts w:hint="eastAsia"/>
+        </w:rPr>
+        <w:t>OpenStreetMap POI</w:t>
+      </w:r>
+      <w:r>
+        <w:rPr>
+          <w:rFonts w:hint="eastAsia"/>
+        </w:rPr>
+        <w:t>資料、使用者條件輸入、</w:t>
+      </w:r>
+      <w:r>
+        <w:rPr>
+          <w:rFonts w:hint="eastAsia"/>
+        </w:rPr>
+        <w:t>GMM soft clustering</w:t>
       </w:r>
       <w:r>
         <w:rPr>
@@ -7121,19 +6949,7 @@
         <w:rPr>
           <w:rFonts w:hint="eastAsia"/>
         </w:rPr>
-        <w:t>cluster</w:t>
-      </w:r>
-      <w:r>
-        <w:rPr>
-          <w:rFonts w:hint="eastAsia"/>
-        </w:rPr>
-        <w:t xml:space="preserve"> </w:t>
-      </w:r>
-      <w:r>
-        <w:rPr>
-          <w:rFonts w:hint="eastAsia"/>
-        </w:rPr>
-        <w:t>confidence</w:t>
+        <w:t>cluster confidence</w:t>
       </w:r>
       <w:r>
         <w:rPr>
@@ -7145,31 +6961,7 @@
         <w:rPr>
           <w:rFonts w:hint="eastAsia"/>
         </w:rPr>
-        <w:t>dynamic</w:t>
-      </w:r>
-      <w:r>
-        <w:rPr>
-          <w:rFonts w:hint="eastAsia"/>
-        </w:rPr>
-        <w:t xml:space="preserve"> </w:t>
-      </w:r>
-      <w:r>
-        <w:rPr>
-          <w:rFonts w:hint="eastAsia"/>
-        </w:rPr>
-        <w:t>cluster</w:t>
-      </w:r>
-      <w:r>
-        <w:rPr>
-          <w:rFonts w:hint="eastAsia"/>
-        </w:rPr>
-        <w:t xml:space="preserve"> </w:t>
-      </w:r>
-      <w:r>
-        <w:rPr>
-          <w:rFonts w:hint="eastAsia"/>
-        </w:rPr>
-        <w:t>label</w:t>
+        <w:t>dynamic cluster label</w:t>
       </w:r>
       <w:r>
         <w:rPr>
@@ -7181,19 +6973,7 @@
         <w:rPr>
           <w:rFonts w:hint="eastAsia"/>
         </w:rPr>
-        <w:t>recommendation</w:t>
-      </w:r>
-      <w:r>
-        <w:rPr>
-          <w:rFonts w:hint="eastAsia"/>
-        </w:rPr>
-        <w:t xml:space="preserve"> </w:t>
-      </w:r>
-      <w:r>
-        <w:rPr>
-          <w:rFonts w:hint="eastAsia"/>
-        </w:rPr>
-        <w:t>score</w:t>
+        <w:t>recommendation score</w:t>
       </w:r>
       <w:r>
         <w:rPr>
@@ -7431,21 +7211,7 @@
         <w:rPr>
           <w:rFonts w:hint="eastAsia"/>
         </w:rPr>
-        <w:t>未來若有更多資源，系統可以進一步整合真實交通時間、即時天氣、票價、營業狀態、等待時間、使用者</w:t>
-      </w:r>
-      <w:proofErr w:type="gramStart"/>
-      <w:r>
-        <w:rPr>
-          <w:rFonts w:hint="eastAsia"/>
-        </w:rPr>
-        <w:t>點擊與收藏</w:t>
-      </w:r>
-      <w:proofErr w:type="gramEnd"/>
-      <w:r>
-        <w:rPr>
-          <w:rFonts w:hint="eastAsia"/>
-        </w:rPr>
-        <w:t>紀錄。評估方面也可以加入</w:t>
+        <w:t>未來若有更多資源，系統可以進一步整合真實交通時間、即時天氣、票價、營業狀態、等待時間、使用者點擊與收藏紀錄。評估方面也可以加入</w:t>
       </w:r>
       <w:proofErr w:type="spellStart"/>
       <w:r>
@@ -7509,21 +7275,7 @@
         <w:rPr>
           <w:rFonts w:hint="eastAsia"/>
         </w:rPr>
-        <w:t>等推薦系統指標，並進行使用者測試，以檢查推薦結果是否真的符合使用者需求。</w:t>
-      </w:r>
-      <w:proofErr w:type="gramStart"/>
-      <w:r>
-        <w:rPr>
-          <w:rFonts w:hint="eastAsia"/>
-        </w:rPr>
-        <w:t>此外，</w:t>
-      </w:r>
-      <w:proofErr w:type="gramEnd"/>
-      <w:r>
-        <w:rPr>
-          <w:rFonts w:hint="eastAsia"/>
-        </w:rPr>
-        <w:t>也可以將目前的</w:t>
+        <w:t>等推薦系統指標，並進行使用者測試，以檢查推薦結果是否真的符合使用者需求。此外，也可以將目前的</w:t>
       </w:r>
       <w:r>
         <w:rPr>

--- a/report/travel_recommendation_report.docx
+++ b/report/travel_recommendation_report.docx
@@ -117,6 +117,118 @@
           <w:sz w:val="28"/>
           <w:szCs w:val="24"/>
         </w:rPr>
+      </w:pPr>
+      <w:r>
+        <w:rPr>
+          <w:rFonts w:hint="eastAsia"/>
+          <w:b/>
+          <w:bCs/>
+          <w:sz w:val="28"/>
+          <w:szCs w:val="24"/>
+        </w:rPr>
+        <w:t>分工</w:t>
+      </w:r>
+    </w:p>
+    <w:p>
+      <w:pPr>
+        <w:jc w:val="both"/>
+      </w:pPr>
+      <w:r>
+        <w:rPr>
+          <w:rFonts w:hint="eastAsia"/>
+        </w:rPr>
+        <w:t xml:space="preserve">B11508030 </w:t>
+      </w:r>
+      <w:r>
+        <w:rPr>
+          <w:rFonts w:hint="eastAsia"/>
+        </w:rPr>
+        <w:t>劉智昇：</w:t>
+      </w:r>
+      <w:r>
+        <w:rPr>
+          <w:rFonts w:hint="eastAsia"/>
+        </w:rPr>
+        <w:t xml:space="preserve">OSM </w:t>
+      </w:r>
+      <w:r>
+        <w:rPr>
+          <w:rFonts w:hint="eastAsia"/>
+        </w:rPr>
+        <w:t>景點資料獲取與特徵轉換、旅遊偏好資料與互動資料整合、特徵前處理、模型選擇與訓練、推薦方法實作、結果分析。</w:t>
+      </w:r>
+    </w:p>
+    <w:p>
+      <w:pPr>
+        <w:jc w:val="both"/>
+      </w:pPr>
+    </w:p>
+    <w:p>
+      <w:pPr>
+        <w:jc w:val="both"/>
+      </w:pPr>
+      <w:r>
+        <w:rPr>
+          <w:rFonts w:hint="eastAsia"/>
+        </w:rPr>
+        <w:t xml:space="preserve">B11508023 </w:t>
+      </w:r>
+      <w:r>
+        <w:rPr>
+          <w:rFonts w:hint="eastAsia"/>
+        </w:rPr>
+        <w:t>許乃中：使用者互動資料整理、特徵前處理協助、</w:t>
+      </w:r>
+      <w:r>
+        <w:rPr>
+          <w:rFonts w:hint="eastAsia"/>
+        </w:rPr>
+        <w:t xml:space="preserve">cluster </w:t>
+      </w:r>
+      <w:r>
+        <w:rPr>
+          <w:rFonts w:hint="eastAsia"/>
+        </w:rPr>
+        <w:t>測試案例設計、推薦結果合理性檢查、報告撰寫。</w:t>
+      </w:r>
+    </w:p>
+    <w:p>
+      <w:pPr>
+        <w:jc w:val="both"/>
+      </w:pPr>
+    </w:p>
+    <w:p>
+      <w:pPr>
+        <w:jc w:val="both"/>
+      </w:pPr>
+      <w:r>
+        <w:rPr>
+          <w:rFonts w:hint="eastAsia"/>
+        </w:rPr>
+        <w:t xml:space="preserve">B11502142 </w:t>
+      </w:r>
+      <w:r>
+        <w:rPr>
+          <w:rFonts w:hint="eastAsia"/>
+        </w:rPr>
+        <w:t>高宇宏：</w:t>
+      </w:r>
+      <w:r>
+        <w:rPr>
+          <w:rFonts w:hint="eastAsia"/>
+        </w:rPr>
+        <w:t xml:space="preserve">OSM </w:t>
+      </w:r>
+      <w:r>
+        <w:rPr>
+          <w:rFonts w:hint="eastAsia"/>
+        </w:rPr>
+        <w:t>景點資料類型整理、旅遊偏好資料檢查、推薦方法比較整理、結果分析、簡報製作。</w:t>
+      </w:r>
+    </w:p>
+    <w:p>
+      <w:pPr>
+        <w:jc w:val="both"/>
       </w:pPr>
       <w:r>
         <w:rPr>
@@ -172,7 +284,21 @@
         <w:rPr>
           <w:rFonts w:hint="eastAsia"/>
         </w:rPr>
-        <w:t>使用者規劃旅遊時需同時考量預算、時間、天氣、疲勞、同行情境與景點偏好。傳統景點搜尋多只提供景點列表或熱門排序，較難說明使用者偏好類型與推薦原因。本專案以</w:t>
+        <w:t>使用者規劃旅遊時需同時考量預算、時間、天氣、</w:t>
+      </w:r>
+      <w:proofErr w:type="gramStart"/>
+      <w:r>
+        <w:rPr>
+          <w:rFonts w:hint="eastAsia"/>
+        </w:rPr>
+        <w:t>疲勞、</w:t>
+      </w:r>
+      <w:proofErr w:type="gramEnd"/>
+      <w:r>
+        <w:rPr>
+          <w:rFonts w:hint="eastAsia"/>
+        </w:rPr>
+        <w:t>同行情境與景點偏好。傳統景點搜尋多只提供景點列表或熱門排序，較難說明使用者偏好類型與推薦原因。本專案以</w:t>
       </w:r>
       <w:r>
         <w:rPr>
@@ -532,7 +658,21 @@
         <w:rPr>
           <w:rFonts w:hint="eastAsia"/>
         </w:rPr>
-        <w:t>本系統的重點不是取代使用者決策，而是提供推薦結果、分群解釋與模型不確定性判讀，作為旅遊決策支援工具。</w:t>
+        <w:t>本系統的重點不是取代使用者決策，而是提供推薦結果、分群解釋與模型</w:t>
+      </w:r>
+      <w:proofErr w:type="gramStart"/>
+      <w:r>
+        <w:rPr>
+          <w:rFonts w:hint="eastAsia"/>
+        </w:rPr>
+        <w:t>不確定性判讀</w:t>
+      </w:r>
+      <w:proofErr w:type="gramEnd"/>
+      <w:r>
+        <w:rPr>
+          <w:rFonts w:hint="eastAsia"/>
+        </w:rPr>
+        <w:t>，作為旅遊決策支援工具。</w:t>
       </w:r>
     </w:p>
     <w:p>
@@ -565,7 +705,21 @@
         <w:rPr>
           <w:rFonts w:hint="eastAsia"/>
         </w:rPr>
-        <w:t>旅遊景點推薦是一種典型的多因素決策問題。使用者在決定要去哪個景點時，不只會考慮景點本身是否熱門，也會受到預算、可用時間、天氣狀況、體力狀態、同行對象與個人偏好的影響。例如，在天氣較差時，使用者可能更適合選擇室內景點；在時間有限時，系統應避免推薦停留時間過長的景點；若使用者重視拍照與社群分享，景點的視覺特色與熱門程度就可能成為重要因素。這些因素彼此交互影響，使旅遊推薦不只是單一條件篩選，而是多維度偏好判斷問題。</w:t>
+        <w:t>旅遊景點推薦是一種典型的多因素決策問題。使用者在決定要去哪</w:t>
+      </w:r>
+      <w:proofErr w:type="gramStart"/>
+      <w:r>
+        <w:rPr>
+          <w:rFonts w:hint="eastAsia"/>
+        </w:rPr>
+        <w:t>個</w:t>
+      </w:r>
+      <w:proofErr w:type="gramEnd"/>
+      <w:r>
+        <w:rPr>
+          <w:rFonts w:hint="eastAsia"/>
+        </w:rPr>
+        <w:t>景點時，不只會考慮景點本身是否熱門，也會受到預算、可用時間、天氣狀況、體力狀態、同行對象與個人偏好的影響。例如，在天氣較差時，使用者可能更適合選擇室內景點；在時間有限時，系統應避免推薦停留時間過長的景點；若使用者重視拍照與社群分享，景點的視覺特色與熱門程度就可能成為重要因素。這些因素彼此交互影響，使旅遊推薦不只是單一條件篩選，而是多維度偏好判斷問題。</w:t>
       </w:r>
     </w:p>
     <w:p>
@@ -577,7 +731,21 @@
         <w:rPr>
           <w:rFonts w:hint="eastAsia"/>
         </w:rPr>
-        <w:t>現有旅遊推薦方式通常有幾個限制。第一，許多景點搜尋平台主要依靠熱門度、評分或關鍵字搜尋，對使用者當下情境的考量有限。第二，推薦結果通常只給出排名，缺乏清楚的推薦原因。第三，系統很少說明使用者偏好可能屬於哪一類型，也不會呈現模型對判斷結果的信心程度。因此，使用者即使看到推薦景點，也不一定知道該推薦是否真的符合自己的條件與偏好。</w:t>
+        <w:t>現有旅遊推薦方式通常有幾個限制。第一，許多景點搜尋平台主要依靠熱門度、評分或關鍵字搜尋，對使用者當下情境的考量有限。第二，推薦結果通常只給出排名，缺乏</w:t>
+      </w:r>
+      <w:proofErr w:type="gramStart"/>
+      <w:r>
+        <w:rPr>
+          <w:rFonts w:hint="eastAsia"/>
+        </w:rPr>
+        <w:t>清楚的</w:t>
+      </w:r>
+      <w:proofErr w:type="gramEnd"/>
+      <w:r>
+        <w:rPr>
+          <w:rFonts w:hint="eastAsia"/>
+        </w:rPr>
+        <w:t>推薦原因。第三，系統很少說明使用者偏好可能屬於哪一類型，也不會呈現模型對判斷結果的信心程度。因此，使用者即使看到推薦景點，也不一定知道該推薦是否真的符合自己的條件與偏好。</w:t>
       </w:r>
     </w:p>
     <w:p>
@@ -607,7 +775,14 @@
         <w:rPr>
           <w:rFonts w:hint="eastAsia"/>
         </w:rPr>
-        <w:t>personal-only</w:t>
+        <w:t>personal-</w:t>
+      </w:r>
+      <w:r>
+        <w:rPr>
+          <w:rFonts w:hint="eastAsia"/>
+        </w:rPr>
+        <w:lastRenderedPageBreak/>
+        <w:t>only</w:t>
       </w:r>
       <w:r>
         <w:rPr>
@@ -673,7 +848,21 @@
         <w:rPr>
           <w:rFonts w:hint="eastAsia"/>
         </w:rPr>
-        <w:t>判讀與推薦理由，讓使用者能以更清楚的資訊進行判斷。</w:t>
+        <w:t>判讀與推薦理由，讓使用者能以更</w:t>
+      </w:r>
+      <w:proofErr w:type="gramStart"/>
+      <w:r>
+        <w:rPr>
+          <w:rFonts w:hint="eastAsia"/>
+        </w:rPr>
+        <w:t>清楚的</w:t>
+      </w:r>
+      <w:proofErr w:type="gramEnd"/>
+      <w:r>
+        <w:rPr>
+          <w:rFonts w:hint="eastAsia"/>
+        </w:rPr>
+        <w:t>資訊進行判斷。</w:t>
       </w:r>
     </w:p>
     <w:p>
@@ -778,14 +967,7 @@
         <w:rPr>
           <w:rFonts w:hint="eastAsia"/>
         </w:rPr>
-        <w:t>，直接根據使用者輸入的偏好特徵與景點特徵計算相似度。這種方法較個人化，但當使用者輸入資料不足或偏好不穩定時，可能缺乏</w:t>
-      </w:r>
-      <w:r>
-        <w:rPr>
-          <w:rFonts w:hint="eastAsia"/>
-        </w:rPr>
-        <w:lastRenderedPageBreak/>
-        <w:t>穩定的推薦依據。第三類是</w:t>
+        <w:t>，直接根據使用者輸入的偏好特徵與景點特徵計算相似度。這種方法較個人化，但當使用者輸入資料不足或偏好不穩定時，可能缺乏穩定的推薦依據。第三類是</w:t>
       </w:r>
       <w:r>
         <w:rPr>
@@ -917,7 +1099,21 @@
         <w:rPr>
           <w:rFonts w:hint="eastAsia"/>
         </w:rPr>
-        <w:t>將使用者分成不同偏好群體，並輸出每個使用者屬於各</w:t>
+        <w:t>將使用者分成不同偏好群體，並輸出每</w:t>
+      </w:r>
+      <w:proofErr w:type="gramStart"/>
+      <w:r>
+        <w:rPr>
+          <w:rFonts w:hint="eastAsia"/>
+        </w:rPr>
+        <w:t>個</w:t>
+      </w:r>
+      <w:proofErr w:type="gramEnd"/>
+      <w:r>
+        <w:rPr>
+          <w:rFonts w:hint="eastAsia"/>
+        </w:rPr>
+        <w:t>使用者屬於各</w:t>
       </w:r>
       <w:r>
         <w:rPr>
@@ -989,8 +1185,16 @@
         <w:rPr>
           <w:rFonts w:hint="eastAsia"/>
         </w:rPr>
-        <w:t>，也能提供每個</w:t>
-      </w:r>
+        <w:t>，也能提供每</w:t>
+      </w:r>
+      <w:proofErr w:type="gramStart"/>
+      <w:r>
+        <w:rPr>
+          <w:rFonts w:hint="eastAsia"/>
+        </w:rPr>
+        <w:t>個</w:t>
+      </w:r>
+      <w:proofErr w:type="gramEnd"/>
       <w:r>
         <w:rPr>
           <w:rFonts w:hint="eastAsia"/>
@@ -1550,11 +1754,19 @@
         </w:rPr>
         <w:t>App</w:t>
       </w:r>
-      <w:r>
-        <w:rPr>
-          <w:rFonts w:hint="eastAsia"/>
-        </w:rPr>
-        <w:t>側邊欄輸入預算、可用時間、天氣不佳程度、社交情境、疲勞程度、隨興程度，以及對室內、消費、拍照、自然、文化、美食和熱門程度的偏好。系統會根據這些輸入預測使用者所屬</w:t>
+      <w:proofErr w:type="gramStart"/>
+      <w:r>
+        <w:rPr>
+          <w:rFonts w:hint="eastAsia"/>
+        </w:rPr>
+        <w:t>側邊欄輸入</w:t>
+      </w:r>
+      <w:proofErr w:type="gramEnd"/>
+      <w:r>
+        <w:rPr>
+          <w:rFonts w:hint="eastAsia"/>
+        </w:rPr>
+        <w:t>預算、可用時間、天氣不佳程度、社交情境、疲勞程度、隨興程度，以及對室內、消費、拍照、自然、文化、美食和熱門程度的偏好。系統會根據這些輸入預測使用者所屬</w:t>
       </w:r>
       <w:r>
         <w:rPr>
@@ -1566,7 +1778,14 @@
         <w:rPr>
           <w:rFonts w:hint="eastAsia"/>
         </w:rPr>
-        <w:t>，並使用該</w:t>
+        <w:t>，並使</w:t>
+      </w:r>
+      <w:r>
+        <w:rPr>
+          <w:rFonts w:hint="eastAsia"/>
+        </w:rPr>
+        <w:lastRenderedPageBreak/>
+        <w:t>用該</w:t>
       </w:r>
       <w:r>
         <w:rPr>
@@ -1838,7 +2057,21 @@
         <w:rPr>
           <w:rFonts w:hint="eastAsia"/>
         </w:rPr>
-        <w:t>最準，而是展示</w:t>
+        <w:t>最</w:t>
+      </w:r>
+      <w:proofErr w:type="gramStart"/>
+      <w:r>
+        <w:rPr>
+          <w:rFonts w:hint="eastAsia"/>
+        </w:rPr>
+        <w:t>準</w:t>
+      </w:r>
+      <w:proofErr w:type="gramEnd"/>
+      <w:r>
+        <w:rPr>
+          <w:rFonts w:hint="eastAsia"/>
+        </w:rPr>
+        <w:t>，而是展示</w:t>
       </w:r>
       <w:r>
         <w:rPr>
@@ -2093,7 +2326,6 @@
         <w:rPr>
           <w:rFonts w:hint="eastAsia"/>
         </w:rPr>
-        <w:lastRenderedPageBreak/>
         <w:t>nature_value</w:t>
       </w:r>
       <w:proofErr w:type="spellEnd"/>
@@ -2227,7 +2459,21 @@
         <w:rPr>
           <w:rFonts w:hint="eastAsia"/>
         </w:rPr>
-        <w:t>系統目前的邊界也需要明確說明。本專案不使用真實旅遊平台的使用者帳號資料、收藏紀錄、預訂紀錄或完整點擊資料。系統也尚未整合完整交通時間、票券狀態、排隊時間與個人隱私資料。若使用</w:t>
+        <w:t>本專案不使用真實旅遊平台的使用者帳號資料、收藏紀錄、預訂紀錄或完整點擊資料。系統也尚未整合完整交通時間、票</w:t>
+      </w:r>
+      <w:proofErr w:type="gramStart"/>
+      <w:r>
+        <w:rPr>
+          <w:rFonts w:hint="eastAsia"/>
+        </w:rPr>
+        <w:t>券</w:t>
+      </w:r>
+      <w:proofErr w:type="gramEnd"/>
+      <w:r>
+        <w:rPr>
+          <w:rFonts w:hint="eastAsia"/>
+        </w:rPr>
+        <w:t>狀態、排隊時間與個人隱私資料。若使用</w:t>
       </w:r>
       <w:r>
         <w:rPr>
@@ -2425,11 +2671,19 @@
         <w:ind w:left="960"/>
         <w:jc w:val="both"/>
       </w:pPr>
-      <w:r>
-        <w:rPr>
-          <w:rFonts w:hint="eastAsia"/>
-        </w:rPr>
-        <w:t>缺失值補齊與標準化</w:t>
+      <w:proofErr w:type="gramStart"/>
+      <w:r>
+        <w:rPr>
+          <w:rFonts w:hint="eastAsia"/>
+        </w:rPr>
+        <w:t>缺失值補齊</w:t>
+      </w:r>
+      <w:proofErr w:type="gramEnd"/>
+      <w:r>
+        <w:rPr>
+          <w:rFonts w:hint="eastAsia"/>
+        </w:rPr>
+        <w:t>與標準化</w:t>
       </w:r>
     </w:p>
     <w:p>
@@ -3071,8 +3325,16 @@
         <w:rPr>
           <w:rFonts w:hint="eastAsia"/>
         </w:rPr>
-        <w:t>的優點是可以輸出使用者屬於每個</w:t>
-      </w:r>
+        <w:t>的優點是可以輸出使用者屬於每</w:t>
+      </w:r>
+      <w:proofErr w:type="gramStart"/>
+      <w:r>
+        <w:rPr>
+          <w:rFonts w:hint="eastAsia"/>
+        </w:rPr>
+        <w:t>個</w:t>
+      </w:r>
+      <w:proofErr w:type="gramEnd"/>
       <w:r>
         <w:rPr>
           <w:rFonts w:hint="eastAsia"/>
@@ -3251,7 +3513,14 @@
         <w:rPr>
           <w:rFonts w:hint="eastAsia"/>
         </w:rPr>
-        <w:t>，不直接提供每群機率。規則分群雖然容易解釋，但會過度依賴人工假設，例如「拍照偏好高就一定是拍照型」，無法反映多特徵交互影響。</w:t>
+        <w:t>，不直接提供每群機率。規則分群雖然容易解釋，但會過度依賴人工假設，例如「拍照偏好高就一</w:t>
+      </w:r>
+      <w:r>
+        <w:rPr>
+          <w:rFonts w:hint="eastAsia"/>
+        </w:rPr>
+        <w:lastRenderedPageBreak/>
+        <w:t>定是拍照型」，無法反映多特徵交互影響。</w:t>
       </w:r>
     </w:p>
     <w:p>
@@ -3449,7 +3718,21 @@
         <w:rPr>
           <w:rFonts w:hint="eastAsia"/>
         </w:rPr>
-        <w:t>的平均行為特徵推薦景點，雖然個人化程度可能較低，但能提供較清楚的族群解釋。</w:t>
+        <w:t>的平均行為特徵推薦景點，雖然個人化程度可能較低，但能提供較</w:t>
+      </w:r>
+      <w:proofErr w:type="gramStart"/>
+      <w:r>
+        <w:rPr>
+          <w:rFonts w:hint="eastAsia"/>
+        </w:rPr>
+        <w:t>清楚的</w:t>
+      </w:r>
+      <w:proofErr w:type="gramEnd"/>
+      <w:r>
+        <w:rPr>
+          <w:rFonts w:hint="eastAsia"/>
+        </w:rPr>
+        <w:t>族群解釋。</w:t>
       </w:r>
     </w:p>
     <w:p>
@@ -3515,14 +3798,7 @@
         <w:rPr>
           <w:rFonts w:hint="eastAsia"/>
         </w:rPr>
-        <w:t>personal-</w:t>
-      </w:r>
-      <w:r>
-        <w:rPr>
-          <w:rFonts w:hint="eastAsia"/>
-        </w:rPr>
-        <w:lastRenderedPageBreak/>
-        <w:t>only</w:t>
+        <w:t>personal-only</w:t>
       </w:r>
       <w:r>
         <w:rPr>
@@ -3833,11 +4109,19 @@
         </w:rPr>
         <w:t>label</w:t>
       </w:r>
-      <w:r>
-        <w:rPr>
-          <w:rFonts w:hint="eastAsia"/>
-        </w:rPr>
-        <w:t>固定寫死，例如將</w:t>
+      <w:proofErr w:type="gramStart"/>
+      <w:r>
+        <w:rPr>
+          <w:rFonts w:hint="eastAsia"/>
+        </w:rPr>
+        <w:t>固定寫死</w:t>
+      </w:r>
+      <w:proofErr w:type="gramEnd"/>
+      <w:r>
+        <w:rPr>
+          <w:rFonts w:hint="eastAsia"/>
+        </w:rPr>
+        <w:t>，例如將</w:t>
       </w:r>
       <w:r>
         <w:rPr>
@@ -4344,9 +4628,6 @@
       <w:pPr>
         <w:ind w:leftChars="200" w:left="480" w:firstLine="480"/>
         <w:jc w:val="both"/>
-        <w:rPr>
-          <w:rFonts w:hint="eastAsia"/>
-        </w:rPr>
       </w:pPr>
       <w:r>
         <w:rPr>
@@ -4503,9 +4784,6 @@
       <w:pPr>
         <w:ind w:leftChars="200" w:left="480" w:firstLine="480"/>
         <w:jc w:val="both"/>
-        <w:rPr>
-          <w:rFonts w:hint="eastAsia"/>
-        </w:rPr>
       </w:pPr>
       <w:r>
         <w:rPr>
@@ -4723,9 +5001,6 @@
     <w:p>
       <w:pPr>
         <w:jc w:val="both"/>
-        <w:rPr>
-          <w:rFonts w:hint="eastAsia"/>
-        </w:rPr>
       </w:pPr>
     </w:p>
     <w:p>
@@ -4747,6 +5022,7 @@
           <w:b/>
           <w:bCs/>
         </w:rPr>
+        <w:lastRenderedPageBreak/>
         <w:t>Decision</w:t>
       </w:r>
       <w:r>
@@ -4964,1937 +5240,3006 @@
       </w:pPr>
       <w:r>
         <w:rPr>
+          <w:rFonts w:hint="eastAsia"/>
           <w:b/>
           <w:bCs/>
           <w:sz w:val="28"/>
           <w:szCs w:val="24"/>
         </w:rPr>
-        <w:br w:type="column"/>
-      </w:r>
-      <w:r>
-        <w:rPr>
-          <w:rFonts w:hint="eastAsia"/>
+        <w:t>人工智慧角色和系統自主性</w:t>
+      </w:r>
+    </w:p>
+    <w:p>
+      <w:pPr>
+        <w:widowControl/>
+        <w:ind w:firstLine="480"/>
+        <w:jc w:val="both"/>
+      </w:pPr>
+      <w:r>
+        <w:rPr>
+          <w:rFonts w:hint="eastAsia"/>
+        </w:rPr>
+        <w:t>在本系統中，</w:t>
+      </w:r>
+      <w:r>
+        <w:rPr>
+          <w:rFonts w:hint="eastAsia"/>
+        </w:rPr>
+        <w:t>AI</w:t>
+      </w:r>
+      <w:r>
+        <w:rPr>
+          <w:rFonts w:hint="eastAsia"/>
+        </w:rPr>
+        <w:t>主要扮演分析、分群與推薦輔助的角色。</w:t>
+      </w:r>
+      <w:r>
+        <w:rPr>
+          <w:rFonts w:hint="eastAsia"/>
+        </w:rPr>
+        <w:t>GMM</w:t>
+      </w:r>
+      <w:r>
+        <w:rPr>
+          <w:rFonts w:hint="eastAsia"/>
+        </w:rPr>
+        <w:t>負責根據使用者輸入特徵計算</w:t>
+      </w:r>
+      <w:r>
+        <w:rPr>
+          <w:rFonts w:hint="eastAsia"/>
+        </w:rPr>
+        <w:t>cluster</w:t>
+      </w:r>
+      <w:r>
+        <w:rPr>
+          <w:rFonts w:hint="eastAsia"/>
+        </w:rPr>
+        <w:t xml:space="preserve"> </w:t>
+      </w:r>
+      <w:r>
+        <w:rPr>
+          <w:rFonts w:hint="eastAsia"/>
+        </w:rPr>
+        <w:t>probability</w:t>
+      </w:r>
+      <w:r>
+        <w:rPr>
+          <w:rFonts w:hint="eastAsia"/>
+        </w:rPr>
+        <w:t>，並輸出最可能的</w:t>
+      </w:r>
+      <w:r>
+        <w:rPr>
+          <w:rFonts w:hint="eastAsia"/>
+        </w:rPr>
+        <w:t>cluster</w:t>
+      </w:r>
+      <w:r>
+        <w:rPr>
+          <w:rFonts w:hint="eastAsia"/>
+        </w:rPr>
+        <w:t>與</w:t>
+      </w:r>
+      <w:r>
+        <w:rPr>
+          <w:rFonts w:hint="eastAsia"/>
+        </w:rPr>
+        <w:t>cluster</w:t>
+      </w:r>
+      <w:r>
+        <w:rPr>
+          <w:rFonts w:hint="eastAsia"/>
+        </w:rPr>
+        <w:t xml:space="preserve"> </w:t>
+      </w:r>
+      <w:r>
+        <w:rPr>
+          <w:rFonts w:hint="eastAsia"/>
+        </w:rPr>
+        <w:t>confidence</w:t>
+      </w:r>
+      <w:r>
+        <w:rPr>
+          <w:rFonts w:hint="eastAsia"/>
+        </w:rPr>
+        <w:t>。推薦系統則根據</w:t>
+      </w:r>
+      <w:r>
+        <w:rPr>
+          <w:rFonts w:hint="eastAsia"/>
+        </w:rPr>
+        <w:t>cluster-only</w:t>
+      </w:r>
+      <w:r>
+        <w:rPr>
+          <w:rFonts w:hint="eastAsia"/>
+        </w:rPr>
+        <w:t>或其他離線評估方法計算景點排序。</w:t>
+      </w:r>
+      <w:r>
+        <w:rPr>
+          <w:rFonts w:hint="eastAsia"/>
+        </w:rPr>
+        <w:t>AI</w:t>
+      </w:r>
+      <w:r>
+        <w:rPr>
+          <w:rFonts w:hint="eastAsia"/>
+        </w:rPr>
+        <w:t>的輸出包含使用者可能所屬</w:t>
+      </w:r>
+      <w:r>
+        <w:rPr>
+          <w:rFonts w:hint="eastAsia"/>
+        </w:rPr>
+        <w:t>cluster</w:t>
+      </w:r>
+      <w:r>
+        <w:rPr>
+          <w:rFonts w:hint="eastAsia"/>
+        </w:rPr>
+        <w:t>、</w:t>
+      </w:r>
+      <w:r>
+        <w:rPr>
+          <w:rFonts w:hint="eastAsia"/>
+        </w:rPr>
+        <w:t>cluster</w:t>
+      </w:r>
+      <w:r>
+        <w:rPr>
+          <w:rFonts w:hint="eastAsia"/>
+        </w:rPr>
+        <w:t xml:space="preserve"> </w:t>
+      </w:r>
+      <w:r>
+        <w:rPr>
+          <w:rFonts w:hint="eastAsia"/>
+        </w:rPr>
+        <w:t>confidence</w:t>
+      </w:r>
+      <w:r>
+        <w:rPr>
+          <w:rFonts w:hint="eastAsia"/>
+        </w:rPr>
+        <w:t>、</w:t>
+      </w:r>
+      <w:r>
+        <w:rPr>
+          <w:rFonts w:hint="eastAsia"/>
+        </w:rPr>
+        <w:t>soft</w:t>
+      </w:r>
+      <w:r>
+        <w:rPr>
+          <w:rFonts w:hint="eastAsia"/>
+        </w:rPr>
+        <w:t xml:space="preserve"> </w:t>
+      </w:r>
+      <w:r>
+        <w:rPr>
+          <w:rFonts w:hint="eastAsia"/>
+        </w:rPr>
+        <w:t>cluster</w:t>
+      </w:r>
+      <w:r>
+        <w:rPr>
+          <w:rFonts w:hint="eastAsia"/>
+        </w:rPr>
+        <w:t xml:space="preserve"> </w:t>
+      </w:r>
+      <w:r>
+        <w:rPr>
+          <w:rFonts w:hint="eastAsia"/>
+        </w:rPr>
+        <w:t>probability</w:t>
+      </w:r>
+      <w:r>
+        <w:rPr>
+          <w:rFonts w:hint="eastAsia"/>
+        </w:rPr>
+        <w:t>、推薦景點、推薦分數與推薦理由。</w:t>
+      </w:r>
+    </w:p>
+    <w:p>
+      <w:pPr>
+        <w:widowControl/>
+        <w:ind w:firstLine="480"/>
+        <w:jc w:val="both"/>
+      </w:pPr>
+      <w:r>
+        <w:rPr>
+          <w:rFonts w:hint="eastAsia"/>
+        </w:rPr>
+        <w:t>系統的自動化程度屬於建議式決策支援，而非自動決策。系統不會直接決定使用者應該去哪</w:t>
+      </w:r>
+      <w:proofErr w:type="gramStart"/>
+      <w:r>
+        <w:rPr>
+          <w:rFonts w:hint="eastAsia"/>
+        </w:rPr>
+        <w:t>個</w:t>
+      </w:r>
+      <w:proofErr w:type="gramEnd"/>
+      <w:r>
+        <w:rPr>
+          <w:rFonts w:hint="eastAsia"/>
+        </w:rPr>
+        <w:t>景點，也不會替使用者產生完整行程。使用者可以查看</w:t>
+      </w:r>
+      <w:r>
+        <w:rPr>
+          <w:rFonts w:hint="eastAsia"/>
+        </w:rPr>
+        <w:t>cluster</w:t>
+      </w:r>
+      <w:r>
+        <w:rPr>
+          <w:rFonts w:hint="eastAsia"/>
+        </w:rPr>
+        <w:t xml:space="preserve"> </w:t>
+      </w:r>
+      <w:r>
+        <w:rPr>
+          <w:rFonts w:hint="eastAsia"/>
+        </w:rPr>
+        <w:t>probability</w:t>
+      </w:r>
+      <w:r>
+        <w:rPr>
+          <w:rFonts w:hint="eastAsia"/>
+        </w:rPr>
+        <w:t>、</w:t>
+      </w:r>
+      <w:r>
+        <w:rPr>
+          <w:rFonts w:hint="eastAsia"/>
+        </w:rPr>
+        <w:t>confidence</w:t>
+      </w:r>
+      <w:r>
+        <w:rPr>
+          <w:rFonts w:hint="eastAsia"/>
+        </w:rPr>
+        <w:t xml:space="preserve"> </w:t>
+      </w:r>
+      <w:r>
+        <w:rPr>
+          <w:rFonts w:hint="eastAsia"/>
+        </w:rPr>
+        <w:t>level</w:t>
+      </w:r>
+      <w:r>
+        <w:rPr>
+          <w:rFonts w:hint="eastAsia"/>
+        </w:rPr>
+        <w:t>、</w:t>
+      </w:r>
+      <w:r>
+        <w:rPr>
+          <w:rFonts w:hint="eastAsia"/>
+        </w:rPr>
+        <w:t>heatmap</w:t>
+      </w:r>
+      <w:r>
+        <w:rPr>
+          <w:rFonts w:hint="eastAsia"/>
+        </w:rPr>
+        <w:t>、推薦理由與方法比較，再自行決定是否採用推薦結果。</w:t>
+      </w:r>
+    </w:p>
+    <w:p>
+      <w:pPr>
+        <w:widowControl/>
+        <w:ind w:firstLine="480"/>
+        <w:jc w:val="both"/>
+      </w:pPr>
+      <w:r>
+        <w:rPr>
+          <w:rFonts w:hint="eastAsia"/>
+        </w:rPr>
+        <w:t>使用者可以透過多種方式介入或覆核</w:t>
+      </w:r>
+      <w:r>
+        <w:rPr>
+          <w:rFonts w:hint="eastAsia"/>
+        </w:rPr>
+        <w:t>AI</w:t>
+      </w:r>
+      <w:r>
+        <w:rPr>
+          <w:rFonts w:hint="eastAsia"/>
+        </w:rPr>
+        <w:t>輸出。第一，使用者可以調整</w:t>
+      </w:r>
+      <w:r>
+        <w:rPr>
+          <w:rFonts w:hint="eastAsia"/>
+        </w:rPr>
+        <w:t>sidebar</w:t>
+      </w:r>
+      <w:r>
+        <w:rPr>
+          <w:rFonts w:hint="eastAsia"/>
+        </w:rPr>
+        <w:t>輸入條件，觀察</w:t>
+      </w:r>
+      <w:r>
+        <w:rPr>
+          <w:rFonts w:hint="eastAsia"/>
+        </w:rPr>
+        <w:t>cluster</w:t>
+      </w:r>
+      <w:r>
+        <w:rPr>
+          <w:rFonts w:hint="eastAsia"/>
+        </w:rPr>
+        <w:t>與推薦景點如何改變。第二，使用者可以查看</w:t>
+      </w:r>
+      <w:r>
+        <w:rPr>
+          <w:rFonts w:hint="eastAsia"/>
+        </w:rPr>
+        <w:t>Soft</w:t>
+      </w:r>
+      <w:r>
+        <w:rPr>
+          <w:rFonts w:hint="eastAsia"/>
+        </w:rPr>
+        <w:t xml:space="preserve"> </w:t>
+      </w:r>
+      <w:r>
+        <w:rPr>
+          <w:rFonts w:hint="eastAsia"/>
+        </w:rPr>
+        <w:t>Cluster</w:t>
+      </w:r>
+      <w:r>
+        <w:rPr>
+          <w:rFonts w:hint="eastAsia"/>
+        </w:rPr>
+        <w:t xml:space="preserve"> </w:t>
+      </w:r>
+      <w:r>
+        <w:rPr>
+          <w:rFonts w:hint="eastAsia"/>
+        </w:rPr>
+        <w:t>Probability</w:t>
+      </w:r>
+      <w:r>
+        <w:rPr>
+          <w:rFonts w:hint="eastAsia"/>
+        </w:rPr>
+        <w:t>，確認模型是否只偏向單一</w:t>
+      </w:r>
+      <w:r>
+        <w:rPr>
+          <w:rFonts w:hint="eastAsia"/>
+        </w:rPr>
+        <w:t>cluster</w:t>
+      </w:r>
+      <w:r>
+        <w:rPr>
+          <w:rFonts w:hint="eastAsia"/>
+        </w:rPr>
+        <w:t>，或其實同時接近多個</w:t>
+      </w:r>
+      <w:r>
+        <w:rPr>
+          <w:rFonts w:hint="eastAsia"/>
+        </w:rPr>
+        <w:t>cluster</w:t>
+      </w:r>
+      <w:r>
+        <w:rPr>
+          <w:rFonts w:hint="eastAsia"/>
+        </w:rPr>
+        <w:t>。第三，使用者可以查看</w:t>
+      </w:r>
+      <w:r>
+        <w:rPr>
+          <w:rFonts w:hint="eastAsia"/>
+        </w:rPr>
+        <w:t>heatmap</w:t>
+      </w:r>
+      <w:r>
+        <w:rPr>
+          <w:rFonts w:hint="eastAsia"/>
+        </w:rPr>
+        <w:t>與</w:t>
+      </w:r>
+      <w:r>
+        <w:rPr>
+          <w:rFonts w:hint="eastAsia"/>
+        </w:rPr>
+        <w:t>cluster</w:t>
+      </w:r>
+      <w:r>
+        <w:rPr>
+          <w:rFonts w:hint="eastAsia"/>
+        </w:rPr>
+        <w:t xml:space="preserve"> </w:t>
+      </w:r>
+      <w:r>
+        <w:rPr>
+          <w:rFonts w:hint="eastAsia"/>
+        </w:rPr>
+        <w:t>interpretation</w:t>
+      </w:r>
+      <w:r>
+        <w:rPr>
+          <w:rFonts w:hint="eastAsia"/>
+        </w:rPr>
+        <w:t>，理解該</w:t>
+      </w:r>
+      <w:r>
+        <w:rPr>
+          <w:rFonts w:hint="eastAsia"/>
+        </w:rPr>
+        <w:t>cluster</w:t>
+      </w:r>
+      <w:r>
+        <w:rPr>
+          <w:rFonts w:hint="eastAsia"/>
+        </w:rPr>
+        <w:t>高於或低於平均的特徵。第四，使用者可以透過</w:t>
+      </w:r>
+      <w:r>
+        <w:rPr>
+          <w:rFonts w:hint="eastAsia"/>
+        </w:rPr>
+        <w:t>test_cluster_inputs.py</w:t>
+      </w:r>
+      <w:r>
+        <w:rPr>
+          <w:rFonts w:hint="eastAsia"/>
+        </w:rPr>
+        <w:t>測試不同預設或自訂輸入下的</w:t>
+      </w:r>
+      <w:r>
+        <w:rPr>
+          <w:rFonts w:hint="eastAsia"/>
+        </w:rPr>
+        <w:t>cluster</w:t>
+      </w:r>
+      <w:r>
+        <w:rPr>
+          <w:rFonts w:hint="eastAsia"/>
+        </w:rPr>
+        <w:t>結果，檢查模型輸出是否符合直覺。</w:t>
+      </w:r>
+    </w:p>
+    <w:p>
+      <w:pPr>
+        <w:jc w:val="both"/>
+        <w:rPr>
           <w:b/>
           <w:bCs/>
           <w:sz w:val="28"/>
           <w:szCs w:val="24"/>
         </w:rPr>
-        <w:lastRenderedPageBreak/>
-        <w:t>人工智慧角色和系統自主性</w:t>
-      </w:r>
-    </w:p>
-    <w:p>
-      <w:pPr>
-        <w:widowControl/>
-        <w:ind w:firstLine="480"/>
-        <w:jc w:val="both"/>
-      </w:pPr>
-      <w:r>
-        <w:rPr>
-          <w:rFonts w:hint="eastAsia"/>
-        </w:rPr>
-        <w:t>在本系統中，</w:t>
-      </w:r>
-      <w:r>
-        <w:rPr>
-          <w:rFonts w:hint="eastAsia"/>
-        </w:rPr>
-        <w:t>AI</w:t>
-      </w:r>
-      <w:r>
-        <w:rPr>
-          <w:rFonts w:hint="eastAsia"/>
-        </w:rPr>
-        <w:t>主要扮演分析、分群與推薦輔助的角色。</w:t>
-      </w:r>
-      <w:r>
-        <w:rPr>
-          <w:rFonts w:hint="eastAsia"/>
-        </w:rPr>
-        <w:t>GMM</w:t>
-      </w:r>
-      <w:r>
-        <w:rPr>
-          <w:rFonts w:hint="eastAsia"/>
-        </w:rPr>
-        <w:t>負責根據使用者輸入特徵計算</w:t>
-      </w:r>
-      <w:r>
-        <w:rPr>
-          <w:rFonts w:hint="eastAsia"/>
-        </w:rPr>
-        <w:t>cluster</w:t>
-      </w:r>
-      <w:r>
-        <w:rPr>
-          <w:rFonts w:hint="eastAsia"/>
-        </w:rPr>
-        <w:t xml:space="preserve"> </w:t>
-      </w:r>
-      <w:r>
-        <w:rPr>
-          <w:rFonts w:hint="eastAsia"/>
-        </w:rPr>
-        <w:t>probability</w:t>
-      </w:r>
-      <w:r>
-        <w:rPr>
-          <w:rFonts w:hint="eastAsia"/>
-        </w:rPr>
-        <w:t>，並輸出最可能的</w:t>
-      </w:r>
-      <w:r>
-        <w:rPr>
-          <w:rFonts w:hint="eastAsia"/>
-        </w:rPr>
-        <w:t>cluster</w:t>
-      </w:r>
-      <w:r>
-        <w:rPr>
-          <w:rFonts w:hint="eastAsia"/>
-        </w:rPr>
-        <w:t>與</w:t>
-      </w:r>
-      <w:r>
-        <w:rPr>
-          <w:rFonts w:hint="eastAsia"/>
-        </w:rPr>
-        <w:t>cluster</w:t>
-      </w:r>
-      <w:r>
-        <w:rPr>
-          <w:rFonts w:hint="eastAsia"/>
-        </w:rPr>
-        <w:t xml:space="preserve"> </w:t>
-      </w:r>
-      <w:r>
-        <w:rPr>
-          <w:rFonts w:hint="eastAsia"/>
-        </w:rPr>
-        <w:t>confidence</w:t>
-      </w:r>
-      <w:r>
-        <w:rPr>
-          <w:rFonts w:hint="eastAsia"/>
-        </w:rPr>
-        <w:t>。推薦系統則根據</w:t>
-      </w:r>
-      <w:r>
-        <w:rPr>
-          <w:rFonts w:hint="eastAsia"/>
-        </w:rPr>
-        <w:t>cluster-only</w:t>
-      </w:r>
-      <w:r>
-        <w:rPr>
-          <w:rFonts w:hint="eastAsia"/>
-        </w:rPr>
-        <w:t>或其他離線評估方法計算景點排序。</w:t>
-      </w:r>
-      <w:r>
-        <w:rPr>
-          <w:rFonts w:hint="eastAsia"/>
-        </w:rPr>
-        <w:t>AI</w:t>
-      </w:r>
-      <w:r>
-        <w:rPr>
-          <w:rFonts w:hint="eastAsia"/>
-        </w:rPr>
-        <w:t>的輸出包含使用者可能所屬</w:t>
-      </w:r>
-      <w:r>
-        <w:rPr>
-          <w:rFonts w:hint="eastAsia"/>
-        </w:rPr>
-        <w:t>cluster</w:t>
-      </w:r>
-      <w:r>
-        <w:rPr>
-          <w:rFonts w:hint="eastAsia"/>
-        </w:rPr>
-        <w:t>、</w:t>
-      </w:r>
-      <w:r>
-        <w:rPr>
-          <w:rFonts w:hint="eastAsia"/>
-        </w:rPr>
-        <w:t>cluster</w:t>
-      </w:r>
-      <w:r>
-        <w:rPr>
-          <w:rFonts w:hint="eastAsia"/>
-        </w:rPr>
-        <w:t xml:space="preserve"> </w:t>
-      </w:r>
-      <w:r>
-        <w:rPr>
-          <w:rFonts w:hint="eastAsia"/>
-        </w:rPr>
-        <w:t>confidence</w:t>
-      </w:r>
-      <w:r>
-        <w:rPr>
-          <w:rFonts w:hint="eastAsia"/>
-        </w:rPr>
-        <w:t>、</w:t>
-      </w:r>
-      <w:r>
-        <w:rPr>
-          <w:rFonts w:hint="eastAsia"/>
-        </w:rPr>
-        <w:t>soft</w:t>
-      </w:r>
-      <w:r>
-        <w:rPr>
-          <w:rFonts w:hint="eastAsia"/>
-        </w:rPr>
-        <w:t xml:space="preserve"> </w:t>
-      </w:r>
-      <w:r>
-        <w:rPr>
-          <w:rFonts w:hint="eastAsia"/>
-        </w:rPr>
-        <w:t>cluster</w:t>
-      </w:r>
-      <w:r>
-        <w:rPr>
-          <w:rFonts w:hint="eastAsia"/>
-        </w:rPr>
-        <w:t xml:space="preserve"> </w:t>
-      </w:r>
-      <w:r>
-        <w:rPr>
-          <w:rFonts w:hint="eastAsia"/>
-        </w:rPr>
-        <w:t>probability</w:t>
-      </w:r>
-      <w:r>
-        <w:rPr>
-          <w:rFonts w:hint="eastAsia"/>
-        </w:rPr>
-        <w:t>、推薦景點、推薦分數與推薦理由。</w:t>
-      </w:r>
-    </w:p>
-    <w:p>
-      <w:pPr>
-        <w:widowControl/>
-        <w:ind w:firstLine="480"/>
-        <w:jc w:val="both"/>
-      </w:pPr>
-      <w:r>
-        <w:rPr>
-          <w:rFonts w:hint="eastAsia"/>
-        </w:rPr>
-        <w:t>系統的自動化程度屬於建議式決策支援，而非自動決策。系統不會直接決定使用者應該去哪個景點，也不會替使用者產生完整行程。使用者可以查看</w:t>
-      </w:r>
-      <w:r>
-        <w:rPr>
-          <w:rFonts w:hint="eastAsia"/>
-        </w:rPr>
-        <w:t>cluster</w:t>
-      </w:r>
-      <w:r>
-        <w:rPr>
-          <w:rFonts w:hint="eastAsia"/>
-        </w:rPr>
-        <w:t xml:space="preserve"> </w:t>
-      </w:r>
-      <w:r>
-        <w:rPr>
-          <w:rFonts w:hint="eastAsia"/>
-        </w:rPr>
-        <w:t>probability</w:t>
-      </w:r>
-      <w:r>
-        <w:rPr>
-          <w:rFonts w:hint="eastAsia"/>
-        </w:rPr>
-        <w:t>、</w:t>
-      </w:r>
-      <w:r>
-        <w:rPr>
-          <w:rFonts w:hint="eastAsia"/>
-        </w:rPr>
-        <w:t>confidence</w:t>
-      </w:r>
-      <w:r>
-        <w:rPr>
-          <w:rFonts w:hint="eastAsia"/>
-        </w:rPr>
-        <w:t xml:space="preserve"> </w:t>
-      </w:r>
-      <w:r>
-        <w:rPr>
-          <w:rFonts w:hint="eastAsia"/>
-        </w:rPr>
-        <w:t>level</w:t>
-      </w:r>
-      <w:r>
-        <w:rPr>
-          <w:rFonts w:hint="eastAsia"/>
-        </w:rPr>
-        <w:t>、</w:t>
-      </w:r>
-      <w:r>
-        <w:rPr>
-          <w:rFonts w:hint="eastAsia"/>
-        </w:rPr>
-        <w:t>heatmap</w:t>
-      </w:r>
-      <w:r>
-        <w:rPr>
-          <w:rFonts w:hint="eastAsia"/>
-        </w:rPr>
-        <w:t>、推薦理由與方法比較，再自行決定是否採用推薦結果。</w:t>
-      </w:r>
-    </w:p>
-    <w:p>
-      <w:pPr>
-        <w:widowControl/>
-        <w:ind w:firstLine="480"/>
-        <w:jc w:val="both"/>
-      </w:pPr>
-      <w:r>
-        <w:rPr>
-          <w:rFonts w:hint="eastAsia"/>
-        </w:rPr>
-        <w:t>使用者可以透過多種方式介入或覆核</w:t>
-      </w:r>
-      <w:r>
-        <w:rPr>
-          <w:rFonts w:hint="eastAsia"/>
-        </w:rPr>
-        <w:t>AI</w:t>
-      </w:r>
-      <w:r>
-        <w:rPr>
-          <w:rFonts w:hint="eastAsia"/>
-        </w:rPr>
-        <w:t>輸出。第一，使用者可以調整</w:t>
-      </w:r>
-      <w:r>
-        <w:rPr>
-          <w:rFonts w:hint="eastAsia"/>
-        </w:rPr>
-        <w:t>sidebar</w:t>
-      </w:r>
-      <w:r>
-        <w:rPr>
-          <w:rFonts w:hint="eastAsia"/>
-        </w:rPr>
-        <w:t>輸入條件，觀察</w:t>
-      </w:r>
-      <w:r>
-        <w:rPr>
-          <w:rFonts w:hint="eastAsia"/>
-        </w:rPr>
-        <w:t>cluster</w:t>
-      </w:r>
-      <w:r>
-        <w:rPr>
-          <w:rFonts w:hint="eastAsia"/>
-        </w:rPr>
-        <w:t>與推薦景點如何改變。第二，使用者可以查看</w:t>
-      </w:r>
-      <w:r>
-        <w:rPr>
-          <w:rFonts w:hint="eastAsia"/>
-        </w:rPr>
-        <w:t>Soft</w:t>
-      </w:r>
-      <w:r>
-        <w:rPr>
-          <w:rFonts w:hint="eastAsia"/>
-        </w:rPr>
-        <w:t xml:space="preserve"> </w:t>
-      </w:r>
-      <w:r>
-        <w:rPr>
-          <w:rFonts w:hint="eastAsia"/>
-        </w:rPr>
-        <w:t>Cluster</w:t>
-      </w:r>
-      <w:r>
-        <w:rPr>
-          <w:rFonts w:hint="eastAsia"/>
-        </w:rPr>
-        <w:t xml:space="preserve"> </w:t>
-      </w:r>
-      <w:r>
-        <w:rPr>
-          <w:rFonts w:hint="eastAsia"/>
-        </w:rPr>
-        <w:t>Probability</w:t>
-      </w:r>
-      <w:r>
-        <w:rPr>
-          <w:rFonts w:hint="eastAsia"/>
-        </w:rPr>
-        <w:t>，確認模型是否只偏向單一</w:t>
-      </w:r>
-      <w:r>
-        <w:rPr>
-          <w:rFonts w:hint="eastAsia"/>
-        </w:rPr>
-        <w:t>cluster</w:t>
-      </w:r>
-      <w:r>
-        <w:rPr>
-          <w:rFonts w:hint="eastAsia"/>
-        </w:rPr>
-        <w:t>，或其實同時接近多個</w:t>
-      </w:r>
-      <w:r>
-        <w:rPr>
-          <w:rFonts w:hint="eastAsia"/>
-        </w:rPr>
-        <w:t>cluster</w:t>
-      </w:r>
-      <w:r>
-        <w:rPr>
-          <w:rFonts w:hint="eastAsia"/>
-        </w:rPr>
-        <w:t>。第三，使用者可以查看</w:t>
-      </w:r>
-      <w:r>
-        <w:rPr>
-          <w:rFonts w:hint="eastAsia"/>
-        </w:rPr>
-        <w:t>heatmap</w:t>
-      </w:r>
-      <w:r>
-        <w:rPr>
-          <w:rFonts w:hint="eastAsia"/>
-        </w:rPr>
-        <w:t>與</w:t>
-      </w:r>
-      <w:r>
-        <w:rPr>
-          <w:rFonts w:hint="eastAsia"/>
-        </w:rPr>
-        <w:t>cluster</w:t>
-      </w:r>
-      <w:r>
-        <w:rPr>
-          <w:rFonts w:hint="eastAsia"/>
-        </w:rPr>
-        <w:t xml:space="preserve"> </w:t>
-      </w:r>
-      <w:r>
-        <w:rPr>
-          <w:rFonts w:hint="eastAsia"/>
-        </w:rPr>
-        <w:t>interpretation</w:t>
-      </w:r>
-      <w:r>
-        <w:rPr>
-          <w:rFonts w:hint="eastAsia"/>
-        </w:rPr>
-        <w:t>，理解該</w:t>
-      </w:r>
-      <w:r>
-        <w:rPr>
-          <w:rFonts w:hint="eastAsia"/>
-        </w:rPr>
-        <w:t>cluster</w:t>
-      </w:r>
-      <w:r>
-        <w:rPr>
-          <w:rFonts w:hint="eastAsia"/>
-        </w:rPr>
-        <w:t>高於或低於平均的特徵。第四，使用者可以透過</w:t>
-      </w:r>
-      <w:r>
-        <w:rPr>
-          <w:rFonts w:hint="eastAsia"/>
-        </w:rPr>
-        <w:t>test_cluster_inputs.py</w:t>
-      </w:r>
-      <w:r>
-        <w:rPr>
-          <w:rFonts w:hint="eastAsia"/>
-        </w:rPr>
-        <w:t>測試不同預設或自訂輸入下的</w:t>
-      </w:r>
-      <w:r>
-        <w:rPr>
-          <w:rFonts w:hint="eastAsia"/>
-        </w:rPr>
-        <w:t>cluster</w:t>
-      </w:r>
-      <w:r>
-        <w:rPr>
-          <w:rFonts w:hint="eastAsia"/>
-        </w:rPr>
-        <w:t>結果，檢查模型輸出是否符合直覺。</w:t>
-      </w:r>
-    </w:p>
-    <w:p>
-      <w:pPr>
-        <w:jc w:val="both"/>
-        <w:rPr>
+      </w:pPr>
+      <w:r>
+        <w:rPr>
+          <w:rFonts w:hint="eastAsia"/>
           <w:b/>
           <w:bCs/>
           <w:sz w:val="28"/>
           <w:szCs w:val="24"/>
         </w:rPr>
-      </w:pPr>
-      <w:r>
-        <w:rPr>
-          <w:rFonts w:hint="eastAsia"/>
+        <w:t>評估系統、邏輯和證據</w:t>
+      </w:r>
+    </w:p>
+    <w:p>
+      <w:pPr>
+        <w:ind w:firstLine="480"/>
+        <w:jc w:val="both"/>
+        <w:rPr>
+          <w:rFonts w:hint="eastAsia"/>
+        </w:rPr>
+      </w:pPr>
+      <w:r>
+        <w:rPr>
+          <w:rFonts w:hint="eastAsia"/>
+        </w:rPr>
+        <w:t>首先可以查看</w:t>
+      </w:r>
+      <w:r>
+        <w:rPr>
+          <w:rFonts w:hint="eastAsia"/>
+        </w:rPr>
+        <w:t>heatmap</w:t>
+      </w:r>
+      <w:r>
+        <w:rPr>
+          <w:rFonts w:hint="eastAsia"/>
+        </w:rPr>
+        <w:t>。這張圖呈現每</w:t>
+      </w:r>
+      <w:proofErr w:type="gramStart"/>
+      <w:r>
+        <w:rPr>
+          <w:rFonts w:hint="eastAsia"/>
+        </w:rPr>
+        <w:t>個</w:t>
+      </w:r>
+      <w:proofErr w:type="gramEnd"/>
+      <w:r>
+        <w:rPr>
+          <w:rFonts w:hint="eastAsia"/>
+        </w:rPr>
+        <w:t xml:space="preserve">cluster </w:t>
+      </w:r>
+      <w:r>
+        <w:rPr>
+          <w:rFonts w:hint="eastAsia"/>
+        </w:rPr>
+        <w:t>在七個旅遊偏好特徵上的標準化平均值，包含</w:t>
+      </w:r>
+      <w:r>
+        <w:rPr>
+          <w:rFonts w:hint="eastAsia"/>
+        </w:rPr>
+        <w:t xml:space="preserve"> indoor</w:t>
+      </w:r>
+      <w:r>
+        <w:rPr>
+          <w:rFonts w:hint="eastAsia"/>
+        </w:rPr>
+        <w:t>、</w:t>
+      </w:r>
+      <w:r>
+        <w:rPr>
+          <w:rFonts w:hint="eastAsia"/>
+        </w:rPr>
+        <w:t>cost</w:t>
+      </w:r>
+      <w:r>
+        <w:rPr>
+          <w:rFonts w:hint="eastAsia"/>
+        </w:rPr>
+        <w:t>、</w:t>
+      </w:r>
+      <w:r>
+        <w:rPr>
+          <w:rFonts w:hint="eastAsia"/>
+        </w:rPr>
+        <w:t>photo</w:t>
+      </w:r>
+      <w:r>
+        <w:rPr>
+          <w:rFonts w:hint="eastAsia"/>
+        </w:rPr>
+        <w:t>、</w:t>
+      </w:r>
+      <w:r>
+        <w:rPr>
+          <w:rFonts w:hint="eastAsia"/>
+        </w:rPr>
+        <w:t>nature</w:t>
+      </w:r>
+      <w:r>
+        <w:rPr>
+          <w:rFonts w:hint="eastAsia"/>
+        </w:rPr>
+        <w:t>、</w:t>
+      </w:r>
+      <w:r>
+        <w:rPr>
+          <w:rFonts w:hint="eastAsia"/>
+        </w:rPr>
+        <w:t>culture</w:t>
+      </w:r>
+      <w:r>
+        <w:rPr>
+          <w:rFonts w:hint="eastAsia"/>
+        </w:rPr>
+        <w:t>、</w:t>
+      </w:r>
+      <w:r>
+        <w:rPr>
+          <w:rFonts w:hint="eastAsia"/>
+        </w:rPr>
+        <w:t xml:space="preserve">food </w:t>
+      </w:r>
+      <w:r>
+        <w:rPr>
+          <w:rFonts w:hint="eastAsia"/>
+        </w:rPr>
+        <w:t>和</w:t>
+      </w:r>
+      <w:r>
+        <w:rPr>
+          <w:rFonts w:hint="eastAsia"/>
+        </w:rPr>
+        <w:t xml:space="preserve"> popularity</w:t>
+      </w:r>
+      <w:r>
+        <w:rPr>
+          <w:rFonts w:hint="eastAsia"/>
+        </w:rPr>
+        <w:t>。紅色代表該</w:t>
+      </w:r>
+      <w:r>
+        <w:rPr>
+          <w:rFonts w:hint="eastAsia"/>
+        </w:rPr>
+        <w:t>cluster</w:t>
+      </w:r>
+      <w:r>
+        <w:rPr>
+          <w:rFonts w:hint="eastAsia"/>
+        </w:rPr>
+        <w:t>在該特徵上高於平均，藍色代表低於平均，因此可以用來檢查模型是否真的分出具有不同偏好的使用者族群。</w:t>
+      </w:r>
+    </w:p>
+    <w:p>
+      <w:pPr>
+        <w:ind w:firstLine="480"/>
+        <w:jc w:val="both"/>
+      </w:pPr>
+      <w:r>
+        <w:rPr>
+          <w:rFonts w:hint="eastAsia"/>
+        </w:rPr>
+        <w:t>從</w:t>
+      </w:r>
+      <w:r>
+        <w:rPr>
+          <w:rFonts w:hint="eastAsia"/>
+        </w:rPr>
+        <w:t>heatmap</w:t>
+      </w:r>
+      <w:r>
+        <w:rPr>
+          <w:rFonts w:hint="eastAsia"/>
+        </w:rPr>
+        <w:t>可以觀察到，不同</w:t>
+      </w:r>
+      <w:r>
+        <w:rPr>
+          <w:rFonts w:hint="eastAsia"/>
+        </w:rPr>
+        <w:t xml:space="preserve"> cluster </w:t>
+      </w:r>
+      <w:r>
+        <w:rPr>
+          <w:rFonts w:hint="eastAsia"/>
+        </w:rPr>
+        <w:t>確實具有明顯差異。例如</w:t>
+      </w:r>
+      <w:r>
+        <w:rPr>
+          <w:rFonts w:hint="eastAsia"/>
+        </w:rPr>
+        <w:t>cluster 0</w:t>
+      </w:r>
+      <w:r>
+        <w:rPr>
+          <w:rFonts w:hint="eastAsia"/>
+        </w:rPr>
+        <w:t>在</w:t>
+      </w:r>
+      <w:r>
+        <w:rPr>
+          <w:rFonts w:hint="eastAsia"/>
+        </w:rPr>
+        <w:t>nature value</w:t>
+      </w:r>
+      <w:r>
+        <w:rPr>
+          <w:rFonts w:hint="eastAsia"/>
+        </w:rPr>
+        <w:t>上明顯偏高，但</w:t>
+      </w:r>
+      <w:r>
+        <w:rPr>
+          <w:rFonts w:hint="eastAsia"/>
+        </w:rPr>
+        <w:t>indoor</w:t>
+      </w:r>
+      <w:r>
+        <w:rPr>
+          <w:rFonts w:hint="eastAsia"/>
+        </w:rPr>
+        <w:t>、</w:t>
+      </w:r>
+      <w:r>
+        <w:rPr>
+          <w:rFonts w:hint="eastAsia"/>
+        </w:rPr>
+        <w:t>cost</w:t>
+      </w:r>
+      <w:r>
+        <w:rPr>
+          <w:rFonts w:hint="eastAsia"/>
+        </w:rPr>
+        <w:t>、</w:t>
+      </w:r>
+      <w:r>
+        <w:rPr>
+          <w:rFonts w:hint="eastAsia"/>
+        </w:rPr>
+        <w:t>culture</w:t>
+      </w:r>
+      <w:r>
+        <w:rPr>
+          <w:rFonts w:hint="eastAsia"/>
+        </w:rPr>
+        <w:t>、</w:t>
+      </w:r>
+      <w:r>
+        <w:rPr>
+          <w:rFonts w:hint="eastAsia"/>
+        </w:rPr>
+        <w:t>food</w:t>
+      </w:r>
+      <w:r>
+        <w:rPr>
+          <w:rFonts w:hint="eastAsia"/>
+        </w:rPr>
+        <w:t>和</w:t>
+      </w:r>
+      <w:r>
+        <w:rPr>
+          <w:rFonts w:hint="eastAsia"/>
+        </w:rPr>
+        <w:t>popularity</w:t>
+      </w:r>
+      <w:r>
+        <w:rPr>
+          <w:rFonts w:hint="eastAsia"/>
+        </w:rPr>
+        <w:t>偏低，</w:t>
+      </w:r>
+      <w:proofErr w:type="gramStart"/>
+      <w:r>
+        <w:rPr>
+          <w:rFonts w:hint="eastAsia"/>
+        </w:rPr>
+        <w:t>表示此群使用者</w:t>
+      </w:r>
+      <w:proofErr w:type="gramEnd"/>
+      <w:r>
+        <w:rPr>
+          <w:rFonts w:hint="eastAsia"/>
+        </w:rPr>
+        <w:t>較接近自然景點導向型。</w:t>
+      </w:r>
+      <w:r>
+        <w:rPr>
+          <w:rFonts w:hint="eastAsia"/>
+        </w:rPr>
+        <w:t>cluster 1</w:t>
+      </w:r>
+      <w:r>
+        <w:rPr>
+          <w:rFonts w:hint="eastAsia"/>
+        </w:rPr>
+        <w:t>在</w:t>
+      </w:r>
+      <w:r>
+        <w:rPr>
+          <w:rFonts w:hint="eastAsia"/>
+        </w:rPr>
+        <w:t>culture value</w:t>
+      </w:r>
+      <w:r>
+        <w:rPr>
+          <w:rFonts w:hint="eastAsia"/>
+        </w:rPr>
+        <w:t>上明顯偏高，且</w:t>
+      </w:r>
+      <w:r>
+        <w:rPr>
+          <w:rFonts w:hint="eastAsia"/>
+        </w:rPr>
+        <w:t>indoor score</w:t>
+      </w:r>
+      <w:r>
+        <w:rPr>
+          <w:rFonts w:hint="eastAsia"/>
+        </w:rPr>
+        <w:t>也相對偏高，可解讀為偏好室內或文化類景點的族群。</w:t>
+      </w:r>
+      <w:r>
+        <w:rPr>
+          <w:rFonts w:hint="eastAsia"/>
+        </w:rPr>
+        <w:t>cluster 2</w:t>
+      </w:r>
+      <w:r>
+        <w:rPr>
+          <w:rFonts w:hint="eastAsia"/>
+        </w:rPr>
+        <w:t>在</w:t>
+      </w:r>
+      <w:r>
+        <w:rPr>
+          <w:rFonts w:hint="eastAsia"/>
+        </w:rPr>
+        <w:t>photo value</w:t>
+      </w:r>
+      <w:r>
+        <w:rPr>
+          <w:rFonts w:hint="eastAsia"/>
+        </w:rPr>
+        <w:t>上明顯偏高，並且</w:t>
+      </w:r>
+      <w:r>
+        <w:rPr>
+          <w:rFonts w:hint="eastAsia"/>
+        </w:rPr>
+        <w:t>popularity</w:t>
+      </w:r>
+      <w:r>
+        <w:rPr>
+          <w:rFonts w:hint="eastAsia"/>
+        </w:rPr>
+        <w:t>也較高，</w:t>
+      </w:r>
+      <w:proofErr w:type="gramStart"/>
+      <w:r>
+        <w:rPr>
+          <w:rFonts w:hint="eastAsia"/>
+        </w:rPr>
+        <w:t>代表此群使用者</w:t>
+      </w:r>
+      <w:proofErr w:type="gramEnd"/>
+      <w:r>
+        <w:rPr>
+          <w:rFonts w:hint="eastAsia"/>
+        </w:rPr>
+        <w:t>可能偏好拍照打卡或較有吸引力的景點。</w:t>
+      </w:r>
+      <w:r>
+        <w:rPr>
+          <w:rFonts w:hint="eastAsia"/>
+        </w:rPr>
+        <w:t>cluster 3</w:t>
+      </w:r>
+      <w:r>
+        <w:rPr>
+          <w:rFonts w:hint="eastAsia"/>
+        </w:rPr>
+        <w:t>和</w:t>
+      </w:r>
+      <w:r>
+        <w:rPr>
+          <w:rFonts w:hint="eastAsia"/>
+        </w:rPr>
+        <w:t>cluster 7</w:t>
+      </w:r>
+      <w:r>
+        <w:rPr>
+          <w:rFonts w:hint="eastAsia"/>
+        </w:rPr>
+        <w:t>在</w:t>
+      </w:r>
+      <w:r>
+        <w:rPr>
+          <w:rFonts w:hint="eastAsia"/>
+        </w:rPr>
+        <w:t>food value</w:t>
+      </w:r>
+      <w:r>
+        <w:rPr>
+          <w:rFonts w:hint="eastAsia"/>
+        </w:rPr>
+        <w:t>上偏高，較接近美食導向型使用者。</w:t>
+      </w:r>
+      <w:r>
+        <w:rPr>
+          <w:rFonts w:hint="eastAsia"/>
+        </w:rPr>
+        <w:t>cluster 4</w:t>
+      </w:r>
+      <w:r>
+        <w:rPr>
+          <w:rFonts w:hint="eastAsia"/>
+        </w:rPr>
+        <w:t>則在</w:t>
+      </w:r>
+      <w:r>
+        <w:rPr>
+          <w:rFonts w:hint="eastAsia"/>
+        </w:rPr>
+        <w:t>indoor score</w:t>
+      </w:r>
+      <w:r>
+        <w:rPr>
+          <w:rFonts w:hint="eastAsia"/>
+        </w:rPr>
+        <w:t>上偏高，</w:t>
+      </w:r>
+      <w:r>
+        <w:rPr>
+          <w:rFonts w:hint="eastAsia"/>
+        </w:rPr>
+        <w:t>nature value</w:t>
+      </w:r>
+      <w:r>
+        <w:rPr>
+          <w:rFonts w:hint="eastAsia"/>
+        </w:rPr>
+        <w:t>與</w:t>
+      </w:r>
+      <w:r>
+        <w:rPr>
+          <w:rFonts w:hint="eastAsia"/>
+        </w:rPr>
+        <w:t>photo value</w:t>
+      </w:r>
+      <w:r>
+        <w:rPr>
+          <w:rFonts w:hint="eastAsia"/>
+        </w:rPr>
+        <w:t>較低，可能代表較偏好室內型、非自然景點的使用者。</w:t>
+      </w:r>
+      <w:r>
+        <w:rPr>
+          <w:rFonts w:hint="eastAsia"/>
+        </w:rPr>
+        <w:t>cluster 6</w:t>
+      </w:r>
+      <w:r>
+        <w:rPr>
+          <w:rFonts w:hint="eastAsia"/>
+        </w:rPr>
+        <w:t>在</w:t>
+      </w:r>
+      <w:r>
+        <w:rPr>
+          <w:rFonts w:hint="eastAsia"/>
+        </w:rPr>
+        <w:t>cost level</w:t>
+      </w:r>
+      <w:r>
+        <w:rPr>
+          <w:rFonts w:hint="eastAsia"/>
+        </w:rPr>
+        <w:t>、</w:t>
+      </w:r>
+      <w:r>
+        <w:rPr>
+          <w:rFonts w:hint="eastAsia"/>
+        </w:rPr>
+        <w:t>photo value</w:t>
+      </w:r>
+      <w:r>
+        <w:rPr>
+          <w:rFonts w:hint="eastAsia"/>
+        </w:rPr>
+        <w:t>和</w:t>
+      </w:r>
+      <w:r>
+        <w:rPr>
+          <w:rFonts w:hint="eastAsia"/>
+        </w:rPr>
+        <w:t>popularity</w:t>
+      </w:r>
+      <w:r>
+        <w:rPr>
+          <w:rFonts w:hint="eastAsia"/>
+        </w:rPr>
+        <w:t>上偏高，</w:t>
+      </w:r>
+      <w:proofErr w:type="gramStart"/>
+      <w:r>
+        <w:rPr>
+          <w:rFonts w:hint="eastAsia"/>
+        </w:rPr>
+        <w:t>表示此群可能</w:t>
+      </w:r>
+      <w:proofErr w:type="gramEnd"/>
+      <w:r>
+        <w:rPr>
+          <w:rFonts w:hint="eastAsia"/>
+        </w:rPr>
+        <w:t>偏好較熱門、較高消費或較具拍照價值的景點。</w:t>
+      </w:r>
+    </w:p>
+    <w:p>
+      <w:pPr>
+        <w:jc w:val="both"/>
+        <w:rPr>
+          <w:rFonts w:hint="eastAsia"/>
+        </w:rPr>
+      </w:pPr>
+      <w:r>
+        <w:rPr>
+          <w:noProof/>
+        </w:rPr>
+        <w:lastRenderedPageBreak/>
+        <w:drawing>
+          <wp:inline distT="0" distB="0" distL="0" distR="0" wp14:anchorId="74A96545" wp14:editId="219EF371">
+            <wp:extent cx="6637655" cy="3319145"/>
+            <wp:effectExtent l="0" t="0" r="0" b="0"/>
+            <wp:docPr id="6" name="圖片 6"/>
+            <wp:cNvGraphicFramePr>
+              <a:graphicFrameLocks xmlns:a="http://schemas.openxmlformats.org/drawingml/2006/main" noChangeAspect="1"/>
+            </wp:cNvGraphicFramePr>
+            <a:graphic xmlns:a="http://schemas.openxmlformats.org/drawingml/2006/main">
+              <a:graphicData uri="http://schemas.openxmlformats.org/drawingml/2006/picture">
+                <pic:pic xmlns:pic="http://schemas.openxmlformats.org/drawingml/2006/picture">
+                  <pic:nvPicPr>
+                    <pic:cNvPr id="0" name="Picture 6"/>
+                    <pic:cNvPicPr>
+                      <a:picLocks noChangeAspect="1" noChangeArrowheads="1"/>
+                    </pic:cNvPicPr>
+                  </pic:nvPicPr>
+                  <pic:blipFill>
+                    <a:blip r:embed="rId6" cstate="print">
+                      <a:extLst>
+                        <a:ext uri="{28A0092B-C50C-407E-A947-70E740481C1C}">
+                          <a14:useLocalDpi xmlns:a14="http://schemas.microsoft.com/office/drawing/2010/main" val="0"/>
+                        </a:ext>
+                      </a:extLst>
+                    </a:blip>
+                    <a:srcRect/>
+                    <a:stretch>
+                      <a:fillRect/>
+                    </a:stretch>
+                  </pic:blipFill>
+                  <pic:spPr bwMode="auto">
+                    <a:xfrm>
+                      <a:off x="0" y="0"/>
+                      <a:ext cx="6637655" cy="3319145"/>
+                    </a:xfrm>
+                    <a:prstGeom prst="rect">
+                      <a:avLst/>
+                    </a:prstGeom>
+                    <a:noFill/>
+                    <a:ln>
+                      <a:noFill/>
+                    </a:ln>
+                  </pic:spPr>
+                </pic:pic>
+              </a:graphicData>
+            </a:graphic>
+          </wp:inline>
+        </w:drawing>
+      </w:r>
+    </w:p>
+    <w:p>
+      <w:pPr>
+        <w:ind w:firstLine="480"/>
+        <w:jc w:val="both"/>
+        <w:rPr>
+          <w:rFonts w:hint="eastAsia"/>
+        </w:rPr>
+      </w:pPr>
+      <w:r>
+        <w:rPr>
+          <w:rFonts w:hint="eastAsia"/>
+        </w:rPr>
+        <w:t>這些結果顯示，</w:t>
+      </w:r>
+      <w:r>
+        <w:rPr>
+          <w:rFonts w:hint="eastAsia"/>
+        </w:rPr>
+        <w:t>GMM soft clustering</w:t>
+      </w:r>
+      <w:r>
+        <w:rPr>
+          <w:rFonts w:hint="eastAsia"/>
+        </w:rPr>
+        <w:t>並不是隨機把使用者分群，而是根據使用者在不同旅遊偏好特徵上的差異形成群體。也就是說，模型能夠把自然導向、文化導向、美食導向、拍照打卡導向、熱門景點導向等不同偏好模式區分出來。</w:t>
+      </w:r>
+    </w:p>
+    <w:p>
+      <w:pPr>
+        <w:jc w:val="both"/>
+        <w:rPr>
+          <w:rFonts w:hint="eastAsia"/>
+        </w:rPr>
+      </w:pPr>
+      <w:r>
+        <w:tab/>
+      </w:r>
+      <w:proofErr w:type="gramStart"/>
+      <w:r>
+        <w:rPr>
+          <w:rFonts w:hint="eastAsia"/>
+        </w:rPr>
+        <w:t>此外，</w:t>
+      </w:r>
+      <w:proofErr w:type="gramEnd"/>
+      <w:r>
+        <w:rPr>
+          <w:rFonts w:hint="eastAsia"/>
+        </w:rPr>
+        <w:t>本專案也使用</w:t>
+      </w:r>
+      <w:r>
+        <w:rPr>
+          <w:rFonts w:hint="eastAsia"/>
+        </w:rPr>
+        <w:t>0~7</w:t>
+      </w:r>
+      <w:r>
+        <w:rPr>
+          <w:rFonts w:hint="eastAsia"/>
+        </w:rPr>
+        <w:t>組測試輸入來檢查模型邏輯。這些測試案例分別代表自然景點導向型、室內文化型、美食導向型、拍照打卡型、高消費型、熱門景點型、低消費輕旅行型與中性模糊型。測試重點不是</w:t>
+      </w:r>
+      <w:r>
+        <w:rPr>
+          <w:rFonts w:hint="eastAsia"/>
+        </w:rPr>
+        <w:t>case ID</w:t>
+      </w:r>
+      <w:r>
+        <w:rPr>
+          <w:rFonts w:hint="eastAsia"/>
+        </w:rPr>
+        <w:t>是否等於</w:t>
+      </w:r>
+      <w:r>
+        <w:rPr>
+          <w:rFonts w:hint="eastAsia"/>
+        </w:rPr>
+        <w:t>cluster ID</w:t>
+      </w:r>
+      <w:r>
+        <w:rPr>
+          <w:rFonts w:hint="eastAsia"/>
+        </w:rPr>
+        <w:t>，因為</w:t>
+      </w:r>
+      <w:r>
+        <w:rPr>
+          <w:rFonts w:hint="eastAsia"/>
+        </w:rPr>
+        <w:t>GMM</w:t>
+      </w:r>
+      <w:r>
+        <w:rPr>
+          <w:rFonts w:hint="eastAsia"/>
+        </w:rPr>
+        <w:t>重新訓練後</w:t>
+      </w:r>
+      <w:r>
+        <w:rPr>
+          <w:rFonts w:hint="eastAsia"/>
+        </w:rPr>
+        <w:t>cluster</w:t>
+      </w:r>
+      <w:r>
+        <w:rPr>
+          <w:rFonts w:hint="eastAsia"/>
+        </w:rPr>
+        <w:t>編號可能改變；真正重要的是輸入偏好是否會對應到合理的</w:t>
+      </w:r>
+      <w:r>
+        <w:rPr>
+          <w:rFonts w:hint="eastAsia"/>
+        </w:rPr>
+        <w:t>cluster label</w:t>
+      </w:r>
+      <w:r>
+        <w:rPr>
+          <w:rFonts w:hint="eastAsia"/>
+        </w:rPr>
+        <w:t>、</w:t>
+      </w:r>
+      <w:r>
+        <w:rPr>
+          <w:rFonts w:hint="eastAsia"/>
+        </w:rPr>
+        <w:t>cluster feature summary</w:t>
+      </w:r>
+      <w:r>
+        <w:rPr>
+          <w:rFonts w:hint="eastAsia"/>
+        </w:rPr>
+        <w:t>、</w:t>
+      </w:r>
+      <w:r>
+        <w:rPr>
+          <w:rFonts w:hint="eastAsia"/>
+        </w:rPr>
+        <w:t>top probability clusters</w:t>
+      </w:r>
+      <w:r>
+        <w:rPr>
+          <w:rFonts w:hint="eastAsia"/>
+        </w:rPr>
+        <w:t>和</w:t>
+      </w:r>
+      <w:r>
+        <w:rPr>
+          <w:rFonts w:hint="eastAsia"/>
+        </w:rPr>
+        <w:t>confidence</w:t>
+      </w:r>
+      <w:r>
+        <w:rPr>
+          <w:rFonts w:hint="eastAsia"/>
+        </w:rPr>
+        <w:t>。</w:t>
+      </w:r>
+    </w:p>
+    <w:p>
+      <w:pPr>
+        <w:ind w:firstLine="480"/>
+        <w:jc w:val="both"/>
+      </w:pPr>
+      <w:r>
+        <w:rPr>
+          <w:rFonts w:hint="eastAsia"/>
+        </w:rPr>
+        <w:t>本系統的評估目標是檢查推薦方法是否比</w:t>
+      </w:r>
+      <w:r>
+        <w:rPr>
+          <w:rFonts w:hint="eastAsia"/>
+        </w:rPr>
+        <w:t>random</w:t>
+      </w:r>
+      <w:r>
+        <w:rPr>
+          <w:rFonts w:hint="eastAsia"/>
+        </w:rPr>
+        <w:t xml:space="preserve"> </w:t>
+      </w:r>
+      <w:r>
+        <w:rPr>
+          <w:rFonts w:hint="eastAsia"/>
+        </w:rPr>
+        <w:t>baseline</w:t>
+      </w:r>
+      <w:r>
+        <w:rPr>
+          <w:rFonts w:hint="eastAsia"/>
+        </w:rPr>
+        <w:t>更有效，並判斷</w:t>
+      </w:r>
+      <w:r>
+        <w:rPr>
+          <w:rFonts w:hint="eastAsia"/>
+        </w:rPr>
+        <w:t>cluster-based</w:t>
+      </w:r>
+      <w:r>
+        <w:rPr>
+          <w:rFonts w:hint="eastAsia"/>
+        </w:rPr>
+        <w:t xml:space="preserve"> </w:t>
+      </w:r>
+      <w:r>
+        <w:rPr>
+          <w:rFonts w:hint="eastAsia"/>
+        </w:rPr>
+        <w:t>design</w:t>
+      </w:r>
+      <w:r>
+        <w:rPr>
+          <w:rFonts w:hint="eastAsia"/>
+        </w:rPr>
+        <w:t>是否具有合理的解釋價值。評估方法主要使用模擬測試，而非真實使用者實驗。系統比較</w:t>
+      </w:r>
+      <w:r>
+        <w:rPr>
+          <w:rFonts w:hint="eastAsia"/>
+        </w:rPr>
+        <w:t>personal-only</w:t>
+      </w:r>
+      <w:r>
+        <w:rPr>
+          <w:rFonts w:hint="eastAsia"/>
+        </w:rPr>
+        <w:t>、</w:t>
+      </w:r>
+      <w:r>
+        <w:rPr>
+          <w:rFonts w:hint="eastAsia"/>
+        </w:rPr>
+        <w:t>cluster-only</w:t>
+      </w:r>
+      <w:r>
+        <w:rPr>
+          <w:rFonts w:hint="eastAsia"/>
+        </w:rPr>
+        <w:t>、</w:t>
+      </w:r>
+      <w:r>
+        <w:rPr>
+          <w:rFonts w:hint="eastAsia"/>
+        </w:rPr>
+        <w:t>collaborative-only</w:t>
+      </w:r>
+      <w:r>
+        <w:rPr>
+          <w:rFonts w:hint="eastAsia"/>
+        </w:rPr>
+        <w:t>與</w:t>
+      </w:r>
+      <w:r>
+        <w:rPr>
+          <w:rFonts w:hint="eastAsia"/>
+        </w:rPr>
+        <w:t>hybrid</w:t>
+      </w:r>
+      <w:r>
+        <w:rPr>
+          <w:rFonts w:hint="eastAsia"/>
+        </w:rPr>
+        <w:t>四種推薦方法，並使用</w:t>
+      </w:r>
+      <w:r>
+        <w:rPr>
+          <w:rFonts w:hint="eastAsia"/>
+        </w:rPr>
+        <w:t>mean</w:t>
+      </w:r>
+      <w:r>
+        <w:rPr>
+          <w:rFonts w:hint="eastAsia"/>
+        </w:rPr>
+        <w:t xml:space="preserve"> </w:t>
+      </w:r>
+      <w:r>
+        <w:rPr>
+          <w:rFonts w:hint="eastAsia"/>
+        </w:rPr>
+        <w:t>similarity</w:t>
+      </w:r>
+      <w:r>
+        <w:rPr>
+          <w:rFonts w:hint="eastAsia"/>
+        </w:rPr>
+        <w:t>、</w:t>
+      </w:r>
+      <w:r>
+        <w:rPr>
+          <w:rFonts w:hint="eastAsia"/>
+        </w:rPr>
+        <w:t>random</w:t>
+      </w:r>
+      <w:r>
+        <w:rPr>
+          <w:rFonts w:hint="eastAsia"/>
+        </w:rPr>
+        <w:t xml:space="preserve"> </w:t>
+      </w:r>
+      <w:r>
+        <w:rPr>
+          <w:rFonts w:hint="eastAsia"/>
+        </w:rPr>
+        <w:t>baseline</w:t>
+      </w:r>
+      <w:r>
+        <w:rPr>
+          <w:rFonts w:hint="eastAsia"/>
+        </w:rPr>
+        <w:t>和</w:t>
+      </w:r>
+      <w:r>
+        <w:rPr>
+          <w:rFonts w:hint="eastAsia"/>
+        </w:rPr>
+        <w:t>recommendation</w:t>
+      </w:r>
+      <w:r>
+        <w:rPr>
+          <w:rFonts w:hint="eastAsia"/>
+        </w:rPr>
+        <w:t xml:space="preserve"> </w:t>
+      </w:r>
+      <w:r>
+        <w:rPr>
+          <w:rFonts w:hint="eastAsia"/>
+        </w:rPr>
+        <w:t>lift</w:t>
+      </w:r>
+      <w:r>
+        <w:rPr>
+          <w:rFonts w:hint="eastAsia"/>
+        </w:rPr>
+        <w:t>作為主要指標。</w:t>
+      </w:r>
+    </w:p>
+    <w:p>
+      <w:pPr>
+        <w:jc w:val="both"/>
+      </w:pPr>
+      <w:r>
+        <w:rPr>
+          <w:noProof/>
+        </w:rPr>
+        <w:drawing>
+          <wp:inline distT="0" distB="0" distL="0" distR="0" wp14:anchorId="69B2E7CA" wp14:editId="76254D64">
+            <wp:extent cx="3240000" cy="1786999"/>
+            <wp:effectExtent l="0" t="0" r="0" b="3810"/>
+            <wp:docPr id="1" name="圖片 1"/>
+            <wp:cNvGraphicFramePr>
+              <a:graphicFrameLocks xmlns:a="http://schemas.openxmlformats.org/drawingml/2006/main" noChangeAspect="1"/>
+            </wp:cNvGraphicFramePr>
+            <a:graphic xmlns:a="http://schemas.openxmlformats.org/drawingml/2006/main">
+              <a:graphicData uri="http://schemas.openxmlformats.org/drawingml/2006/picture">
+                <pic:pic xmlns:pic="http://schemas.openxmlformats.org/drawingml/2006/picture">
+                  <pic:nvPicPr>
+                    <pic:cNvPr id="0" name="Picture 1"/>
+                    <pic:cNvPicPr>
+                      <a:picLocks noChangeAspect="1" noChangeArrowheads="1"/>
+                    </pic:cNvPicPr>
+                  </pic:nvPicPr>
+                  <pic:blipFill>
+                    <a:blip r:embed="rId7" cstate="print">
+                      <a:extLst>
+                        <a:ext uri="{28A0092B-C50C-407E-A947-70E740481C1C}">
+                          <a14:useLocalDpi xmlns:a14="http://schemas.microsoft.com/office/drawing/2010/main" val="0"/>
+                        </a:ext>
+                      </a:extLst>
+                    </a:blip>
+                    <a:srcRect/>
+                    <a:stretch>
+                      <a:fillRect/>
+                    </a:stretch>
+                  </pic:blipFill>
+                  <pic:spPr bwMode="auto">
+                    <a:xfrm>
+                      <a:off x="0" y="0"/>
+                      <a:ext cx="3240000" cy="1786999"/>
+                    </a:xfrm>
+                    <a:prstGeom prst="rect">
+                      <a:avLst/>
+                    </a:prstGeom>
+                    <a:noFill/>
+                    <a:ln>
+                      <a:noFill/>
+                    </a:ln>
+                  </pic:spPr>
+                </pic:pic>
+              </a:graphicData>
+            </a:graphic>
+          </wp:inline>
+        </w:drawing>
+      </w:r>
+      <w:r>
+        <w:rPr>
+          <w:rFonts w:hint="eastAsia"/>
+          <w:noProof/>
+        </w:rPr>
+        <w:drawing>
+          <wp:inline distT="0" distB="0" distL="0" distR="0" wp14:anchorId="0C8ACE46" wp14:editId="0AACD887">
+            <wp:extent cx="3240000" cy="1786999"/>
+            <wp:effectExtent l="0" t="0" r="0" b="3810"/>
+            <wp:docPr id="2" name="圖片 2"/>
+            <wp:cNvGraphicFramePr>
+              <a:graphicFrameLocks xmlns:a="http://schemas.openxmlformats.org/drawingml/2006/main" noChangeAspect="1"/>
+            </wp:cNvGraphicFramePr>
+            <a:graphic xmlns:a="http://schemas.openxmlformats.org/drawingml/2006/main">
+              <a:graphicData uri="http://schemas.openxmlformats.org/drawingml/2006/picture">
+                <pic:pic xmlns:pic="http://schemas.openxmlformats.org/drawingml/2006/picture">
+                  <pic:nvPicPr>
+                    <pic:cNvPr id="0" name="Picture 2"/>
+                    <pic:cNvPicPr>
+                      <a:picLocks noChangeAspect="1" noChangeArrowheads="1"/>
+                    </pic:cNvPicPr>
+                  </pic:nvPicPr>
+                  <pic:blipFill>
+                    <a:blip r:embed="rId8" cstate="print">
+                      <a:extLst>
+                        <a:ext uri="{28A0092B-C50C-407E-A947-70E740481C1C}">
+                          <a14:useLocalDpi xmlns:a14="http://schemas.microsoft.com/office/drawing/2010/main" val="0"/>
+                        </a:ext>
+                      </a:extLst>
+                    </a:blip>
+                    <a:srcRect/>
+                    <a:stretch>
+                      <a:fillRect/>
+                    </a:stretch>
+                  </pic:blipFill>
+                  <pic:spPr bwMode="auto">
+                    <a:xfrm>
+                      <a:off x="0" y="0"/>
+                      <a:ext cx="3240000" cy="1786999"/>
+                    </a:xfrm>
+                    <a:prstGeom prst="rect">
+                      <a:avLst/>
+                    </a:prstGeom>
+                    <a:noFill/>
+                    <a:ln>
+                      <a:noFill/>
+                    </a:ln>
+                  </pic:spPr>
+                </pic:pic>
+              </a:graphicData>
+            </a:graphic>
+          </wp:inline>
+        </w:drawing>
+      </w:r>
+    </w:p>
+    <w:p>
+      <w:pPr>
+        <w:jc w:val="both"/>
+        <w:rPr>
+          <w:rFonts w:hint="eastAsia"/>
+        </w:rPr>
+      </w:pPr>
+      <w:r>
+        <w:rPr>
+          <w:rFonts w:hint="eastAsia"/>
+          <w:noProof/>
+        </w:rPr>
+        <w:drawing>
+          <wp:inline distT="0" distB="0" distL="0" distR="0" wp14:anchorId="4E29D123" wp14:editId="48B3FADD">
+            <wp:extent cx="3240000" cy="1786999"/>
+            <wp:effectExtent l="0" t="0" r="0" b="3810"/>
+            <wp:docPr id="3" name="圖片 3"/>
+            <wp:cNvGraphicFramePr>
+              <a:graphicFrameLocks xmlns:a="http://schemas.openxmlformats.org/drawingml/2006/main" noChangeAspect="1"/>
+            </wp:cNvGraphicFramePr>
+            <a:graphic xmlns:a="http://schemas.openxmlformats.org/drawingml/2006/main">
+              <a:graphicData uri="http://schemas.openxmlformats.org/drawingml/2006/picture">
+                <pic:pic xmlns:pic="http://schemas.openxmlformats.org/drawingml/2006/picture">
+                  <pic:nvPicPr>
+                    <pic:cNvPr id="0" name="Picture 3"/>
+                    <pic:cNvPicPr>
+                      <a:picLocks noChangeAspect="1" noChangeArrowheads="1"/>
+                    </pic:cNvPicPr>
+                  </pic:nvPicPr>
+                  <pic:blipFill>
+                    <a:blip r:embed="rId9" cstate="print">
+                      <a:extLst>
+                        <a:ext uri="{28A0092B-C50C-407E-A947-70E740481C1C}">
+                          <a14:useLocalDpi xmlns:a14="http://schemas.microsoft.com/office/drawing/2010/main" val="0"/>
+                        </a:ext>
+                      </a:extLst>
+                    </a:blip>
+                    <a:srcRect/>
+                    <a:stretch>
+                      <a:fillRect/>
+                    </a:stretch>
+                  </pic:blipFill>
+                  <pic:spPr bwMode="auto">
+                    <a:xfrm>
+                      <a:off x="0" y="0"/>
+                      <a:ext cx="3240000" cy="1786999"/>
+                    </a:xfrm>
+                    <a:prstGeom prst="rect">
+                      <a:avLst/>
+                    </a:prstGeom>
+                    <a:noFill/>
+                    <a:ln>
+                      <a:noFill/>
+                    </a:ln>
+                  </pic:spPr>
+                </pic:pic>
+              </a:graphicData>
+            </a:graphic>
+          </wp:inline>
+        </w:drawing>
+      </w:r>
+      <w:r>
+        <w:rPr>
+          <w:rFonts w:hint="eastAsia"/>
+          <w:noProof/>
+        </w:rPr>
+        <w:drawing>
+          <wp:inline distT="0" distB="0" distL="0" distR="0" wp14:anchorId="291E1384" wp14:editId="5052D9C6">
+            <wp:extent cx="3238683" cy="1784350"/>
+            <wp:effectExtent l="0" t="0" r="0" b="6350"/>
+            <wp:docPr id="4" name="圖片 4"/>
+            <wp:cNvGraphicFramePr>
+              <a:graphicFrameLocks xmlns:a="http://schemas.openxmlformats.org/drawingml/2006/main" noChangeAspect="1"/>
+            </wp:cNvGraphicFramePr>
+            <a:graphic xmlns:a="http://schemas.openxmlformats.org/drawingml/2006/main">
+              <a:graphicData uri="http://schemas.openxmlformats.org/drawingml/2006/picture">
+                <pic:pic xmlns:pic="http://schemas.openxmlformats.org/drawingml/2006/picture">
+                  <pic:nvPicPr>
+                    <pic:cNvPr id="0" name="Picture 4"/>
+                    <pic:cNvPicPr>
+                      <a:picLocks noChangeAspect="1" noChangeArrowheads="1"/>
+                    </pic:cNvPicPr>
+                  </pic:nvPicPr>
+                  <pic:blipFill>
+                    <a:blip r:embed="rId10" cstate="print">
+                      <a:extLst>
+                        <a:ext uri="{28A0092B-C50C-407E-A947-70E740481C1C}">
+                          <a14:useLocalDpi xmlns:a14="http://schemas.microsoft.com/office/drawing/2010/main" val="0"/>
+                        </a:ext>
+                      </a:extLst>
+                    </a:blip>
+                    <a:srcRect/>
+                    <a:stretch>
+                      <a:fillRect/>
+                    </a:stretch>
+                  </pic:blipFill>
+                  <pic:spPr bwMode="auto">
+                    <a:xfrm>
+                      <a:off x="0" y="0"/>
+                      <a:ext cx="3244461" cy="1787534"/>
+                    </a:xfrm>
+                    <a:prstGeom prst="rect">
+                      <a:avLst/>
+                    </a:prstGeom>
+                    <a:noFill/>
+                    <a:ln>
+                      <a:noFill/>
+                    </a:ln>
+                  </pic:spPr>
+                </pic:pic>
+              </a:graphicData>
+            </a:graphic>
+          </wp:inline>
+        </w:drawing>
+      </w:r>
+    </w:p>
+    <w:p>
+      <w:pPr>
+        <w:ind w:firstLine="480"/>
+        <w:jc w:val="both"/>
+      </w:pPr>
+      <w:r>
+        <w:rPr>
+          <w:rFonts w:hint="eastAsia"/>
+        </w:rPr>
+        <w:lastRenderedPageBreak/>
+        <w:t>在完整資料測試中，</w:t>
+      </w:r>
+      <w:r>
+        <w:rPr>
+          <w:rFonts w:hint="eastAsia"/>
+        </w:rPr>
+        <w:t>personal-only</w:t>
+      </w:r>
+      <w:r>
+        <w:rPr>
+          <w:rFonts w:hint="eastAsia"/>
+        </w:rPr>
+        <w:t>的</w:t>
+      </w:r>
+      <w:r>
+        <w:rPr>
+          <w:rFonts w:hint="eastAsia"/>
+        </w:rPr>
+        <w:t>recommendation</w:t>
+      </w:r>
+      <w:r>
+        <w:rPr>
+          <w:rFonts w:hint="eastAsia"/>
+        </w:rPr>
+        <w:t xml:space="preserve"> </w:t>
+      </w:r>
+      <w:r>
+        <w:rPr>
+          <w:rFonts w:hint="eastAsia"/>
+        </w:rPr>
+        <w:t>lift</w:t>
+      </w:r>
+      <w:r>
+        <w:rPr>
+          <w:rFonts w:hint="eastAsia"/>
+        </w:rPr>
+        <w:t>最高，代表直接使用個人行為向量進行推薦，在目前</w:t>
+      </w:r>
+      <w:r>
+        <w:rPr>
+          <w:rFonts w:hint="eastAsia"/>
+        </w:rPr>
+        <w:t>similarity-based</w:t>
+      </w:r>
+      <w:r>
+        <w:rPr>
+          <w:rFonts w:hint="eastAsia"/>
+        </w:rPr>
+        <w:t>指標下最有效。</w:t>
+      </w:r>
+      <w:r>
+        <w:rPr>
+          <w:rFonts w:hint="eastAsia"/>
+        </w:rPr>
+        <w:t>hybrid</w:t>
+      </w:r>
+      <w:r>
+        <w:rPr>
+          <w:rFonts w:hint="eastAsia"/>
+        </w:rPr>
+        <w:t>的表現接近</w:t>
+      </w:r>
+      <w:r>
+        <w:rPr>
+          <w:rFonts w:hint="eastAsia"/>
+        </w:rPr>
+        <w:t>personal-only</w:t>
+      </w:r>
+      <w:r>
+        <w:rPr>
+          <w:rFonts w:hint="eastAsia"/>
+        </w:rPr>
+        <w:t>，但沒有超越它。</w:t>
+      </w:r>
+      <w:r>
+        <w:rPr>
+          <w:rFonts w:hint="eastAsia"/>
+        </w:rPr>
+        <w:t>cluster-only</w:t>
+      </w:r>
+      <w:r>
+        <w:rPr>
+          <w:rFonts w:hint="eastAsia"/>
+        </w:rPr>
+        <w:t>與</w:t>
+      </w:r>
+      <w:r>
+        <w:rPr>
+          <w:rFonts w:hint="eastAsia"/>
+        </w:rPr>
+        <w:t>collaborative-only</w:t>
+      </w:r>
+      <w:r>
+        <w:rPr>
+          <w:rFonts w:hint="eastAsia"/>
+        </w:rPr>
+        <w:t>雖然低於</w:t>
+      </w:r>
+      <w:r>
+        <w:rPr>
+          <w:rFonts w:hint="eastAsia"/>
+        </w:rPr>
+        <w:t>personal-only</w:t>
+      </w:r>
+      <w:r>
+        <w:rPr>
+          <w:rFonts w:hint="eastAsia"/>
+        </w:rPr>
+        <w:t>，但仍高於</w:t>
+      </w:r>
+      <w:r>
+        <w:rPr>
+          <w:rFonts w:hint="eastAsia"/>
+        </w:rPr>
+        <w:t>random</w:t>
+      </w:r>
+      <w:r>
+        <w:rPr>
+          <w:rFonts w:hint="eastAsia"/>
+        </w:rPr>
+        <w:t xml:space="preserve"> </w:t>
+      </w:r>
+      <w:r>
+        <w:rPr>
+          <w:rFonts w:hint="eastAsia"/>
+        </w:rPr>
+        <w:t>baseline</w:t>
+      </w:r>
+      <w:r>
+        <w:rPr>
+          <w:rFonts w:hint="eastAsia"/>
+        </w:rPr>
+        <w:t>，表示分群</w:t>
+      </w:r>
+      <w:proofErr w:type="gramStart"/>
+      <w:r>
+        <w:rPr>
+          <w:rFonts w:hint="eastAsia"/>
+        </w:rPr>
+        <w:t>與同群互動</w:t>
+      </w:r>
+      <w:proofErr w:type="gramEnd"/>
+      <w:r>
+        <w:rPr>
+          <w:rFonts w:hint="eastAsia"/>
+        </w:rPr>
+        <w:t>資訊仍具有一定推薦價值。</w:t>
+      </w:r>
+    </w:p>
+    <w:p>
+      <w:pPr>
+        <w:ind w:firstLine="480"/>
+        <w:jc w:val="both"/>
+      </w:pPr>
+      <w:r>
+        <w:rPr>
+          <w:rFonts w:hint="eastAsia"/>
+        </w:rPr>
+        <w:t>此結果顯示，若目標是最大化景點與個人偏好的相似度，</w:t>
+      </w:r>
+      <w:r>
+        <w:rPr>
+          <w:rFonts w:hint="eastAsia"/>
+        </w:rPr>
+        <w:t>personal-only</w:t>
+      </w:r>
+      <w:r>
+        <w:rPr>
+          <w:rFonts w:hint="eastAsia"/>
+        </w:rPr>
+        <w:t>是較合理的主推薦方法。但</w:t>
+      </w:r>
+      <w:r>
+        <w:rPr>
+          <w:rFonts w:hint="eastAsia"/>
+        </w:rPr>
+        <w:t>cluster-only</w:t>
+      </w:r>
+      <w:r>
+        <w:rPr>
+          <w:rFonts w:hint="eastAsia"/>
+        </w:rPr>
+        <w:t>仍有其價值，因為它能提供群體偏好解釋，並可用於使用者資料不足或需要解釋推薦邏輯的情境</w:t>
+      </w:r>
+      <w:r>
+        <w:rPr>
+          <w:rFonts w:hint="eastAsia"/>
+        </w:rPr>
+        <w:t>，</w:t>
+      </w:r>
+      <w:r>
+        <w:rPr>
+          <w:rFonts w:hint="eastAsia"/>
+        </w:rPr>
+        <w:t>因此，本系統將其定位為可解釋推薦與決策支援的一部分。</w:t>
+      </w:r>
+    </w:p>
+    <w:p>
+      <w:pPr>
+        <w:ind w:firstLine="480"/>
+        <w:jc w:val="both"/>
+      </w:pPr>
+      <w:r>
+        <w:rPr>
+          <w:rFonts w:hint="eastAsia"/>
+        </w:rPr>
+        <w:t>系統也分析</w:t>
+      </w:r>
+      <w:r>
+        <w:rPr>
+          <w:rFonts w:hint="eastAsia"/>
+        </w:rPr>
+        <w:t>cluster</w:t>
+      </w:r>
+      <w:r>
+        <w:rPr>
+          <w:rFonts w:hint="eastAsia"/>
+        </w:rPr>
+        <w:t xml:space="preserve"> </w:t>
+      </w:r>
+      <w:r>
+        <w:rPr>
+          <w:rFonts w:hint="eastAsia"/>
+        </w:rPr>
+        <w:t>confidence</w:t>
+      </w:r>
+      <w:r>
+        <w:rPr>
+          <w:rFonts w:hint="eastAsia"/>
+        </w:rPr>
+        <w:t>。當使用者的</w:t>
+      </w:r>
+      <w:r>
+        <w:rPr>
+          <w:rFonts w:hint="eastAsia"/>
+        </w:rPr>
+        <w:t>cluster</w:t>
+      </w:r>
+      <w:r>
+        <w:rPr>
+          <w:rFonts w:hint="eastAsia"/>
+        </w:rPr>
+        <w:t xml:space="preserve"> </w:t>
+      </w:r>
+      <w:r>
+        <w:rPr>
+          <w:rFonts w:hint="eastAsia"/>
+        </w:rPr>
+        <w:t>confidence</w:t>
+      </w:r>
+      <w:r>
+        <w:rPr>
+          <w:rFonts w:hint="eastAsia"/>
+        </w:rPr>
+        <w:t>較低時，代表模型對單一</w:t>
+      </w:r>
+      <w:r>
+        <w:rPr>
+          <w:rFonts w:hint="eastAsia"/>
+        </w:rPr>
+        <w:t>cluster</w:t>
+      </w:r>
+      <w:r>
+        <w:rPr>
+          <w:rFonts w:hint="eastAsia"/>
+        </w:rPr>
+        <w:t>的判定不夠明確，使用者可能同時接近多個偏好群體。這時不應過度解讀最高</w:t>
+      </w:r>
+      <w:r>
+        <w:rPr>
+          <w:rFonts w:hint="eastAsia"/>
+        </w:rPr>
+        <w:t>probability</w:t>
+      </w:r>
+      <w:r>
+        <w:rPr>
+          <w:rFonts w:hint="eastAsia"/>
+        </w:rPr>
+        <w:t>的</w:t>
+      </w:r>
+      <w:r>
+        <w:rPr>
+          <w:rFonts w:hint="eastAsia"/>
+        </w:rPr>
+        <w:t>cluster</w:t>
+      </w:r>
+      <w:r>
+        <w:rPr>
+          <w:rFonts w:hint="eastAsia"/>
+        </w:rPr>
+        <w:t xml:space="preserve"> </w:t>
+      </w:r>
+      <w:r>
+        <w:rPr>
+          <w:rFonts w:hint="eastAsia"/>
+        </w:rPr>
+        <w:t>label</w:t>
+      </w:r>
+      <w:r>
+        <w:rPr>
+          <w:rFonts w:hint="eastAsia"/>
+        </w:rPr>
+        <w:t>，而應參考</w:t>
+      </w:r>
+      <w:r>
+        <w:rPr>
+          <w:rFonts w:hint="eastAsia"/>
+        </w:rPr>
+        <w:t>Soft</w:t>
+      </w:r>
+      <w:r>
+        <w:rPr>
+          <w:rFonts w:hint="eastAsia"/>
+        </w:rPr>
+        <w:t xml:space="preserve"> </w:t>
+      </w:r>
+      <w:r>
+        <w:rPr>
+          <w:rFonts w:hint="eastAsia"/>
+        </w:rPr>
+        <w:t>Cluster</w:t>
+      </w:r>
+      <w:r>
+        <w:rPr>
+          <w:rFonts w:hint="eastAsia"/>
+        </w:rPr>
+        <w:t xml:space="preserve"> </w:t>
+      </w:r>
+      <w:r>
+        <w:rPr>
+          <w:rFonts w:hint="eastAsia"/>
+        </w:rPr>
+        <w:t>Probability</w:t>
+      </w:r>
+      <w:r>
+        <w:rPr>
+          <w:rFonts w:hint="eastAsia"/>
+        </w:rPr>
+        <w:t>中排名較高的其他</w:t>
+      </w:r>
+      <w:r>
+        <w:rPr>
+          <w:rFonts w:hint="eastAsia"/>
+        </w:rPr>
+        <w:t>cluster</w:t>
+      </w:r>
+      <w:r>
+        <w:rPr>
+          <w:rFonts w:hint="eastAsia"/>
+        </w:rPr>
+        <w:t>。這也是</w:t>
+      </w:r>
+      <w:r>
+        <w:rPr>
+          <w:rFonts w:hint="eastAsia"/>
+        </w:rPr>
+        <w:t>soft</w:t>
+      </w:r>
+      <w:r>
+        <w:rPr>
+          <w:rFonts w:hint="eastAsia"/>
+        </w:rPr>
+        <w:t xml:space="preserve"> </w:t>
+      </w:r>
+      <w:r>
+        <w:rPr>
+          <w:rFonts w:hint="eastAsia"/>
+        </w:rPr>
+        <w:t>clustering</w:t>
+      </w:r>
+      <w:r>
+        <w:rPr>
+          <w:rFonts w:hint="eastAsia"/>
+        </w:rPr>
+        <w:t>相較於</w:t>
+      </w:r>
+      <w:r>
+        <w:rPr>
+          <w:rFonts w:hint="eastAsia"/>
+        </w:rPr>
+        <w:t>hard</w:t>
+      </w:r>
+      <w:r>
+        <w:rPr>
+          <w:rFonts w:hint="eastAsia"/>
+        </w:rPr>
+        <w:t xml:space="preserve"> </w:t>
+      </w:r>
+      <w:r>
+        <w:rPr>
+          <w:rFonts w:hint="eastAsia"/>
+        </w:rPr>
+        <w:t>clustering</w:t>
+      </w:r>
+      <w:r>
+        <w:rPr>
+          <w:rFonts w:hint="eastAsia"/>
+        </w:rPr>
+        <w:t>的主要價值：它不只是分類，而是呈現使用者偏好分布的不確定性。</w:t>
+      </w:r>
+    </w:p>
+    <w:p>
+      <w:pPr>
+        <w:jc w:val="both"/>
+        <w:rPr>
+          <w:rFonts w:hint="eastAsia"/>
+        </w:rPr>
+      </w:pPr>
+      <w:r>
+        <w:rPr>
+          <w:noProof/>
+        </w:rPr>
+        <w:drawing>
+          <wp:inline distT="0" distB="0" distL="0" distR="0" wp14:anchorId="1A2CA4DD" wp14:editId="63D0DADE">
+            <wp:extent cx="6646545" cy="4148455"/>
+            <wp:effectExtent l="0" t="0" r="1905" b="4445"/>
+            <wp:docPr id="5" name="圖片 5"/>
+            <wp:cNvGraphicFramePr>
+              <a:graphicFrameLocks xmlns:a="http://schemas.openxmlformats.org/drawingml/2006/main" noChangeAspect="1"/>
+            </wp:cNvGraphicFramePr>
+            <a:graphic xmlns:a="http://schemas.openxmlformats.org/drawingml/2006/main">
+              <a:graphicData uri="http://schemas.openxmlformats.org/drawingml/2006/picture">
+                <pic:pic xmlns:pic="http://schemas.openxmlformats.org/drawingml/2006/picture">
+                  <pic:nvPicPr>
+                    <pic:cNvPr id="0" name="Picture 5"/>
+                    <pic:cNvPicPr>
+                      <a:picLocks noChangeAspect="1" noChangeArrowheads="1"/>
+                    </pic:cNvPicPr>
+                  </pic:nvPicPr>
+                  <pic:blipFill>
+                    <a:blip r:embed="rId11" cstate="print">
+                      <a:extLst>
+                        <a:ext uri="{28A0092B-C50C-407E-A947-70E740481C1C}">
+                          <a14:useLocalDpi xmlns:a14="http://schemas.microsoft.com/office/drawing/2010/main" val="0"/>
+                        </a:ext>
+                      </a:extLst>
+                    </a:blip>
+                    <a:srcRect/>
+                    <a:stretch>
+                      <a:fillRect/>
+                    </a:stretch>
+                  </pic:blipFill>
+                  <pic:spPr bwMode="auto">
+                    <a:xfrm>
+                      <a:off x="0" y="0"/>
+                      <a:ext cx="6646545" cy="4148455"/>
+                    </a:xfrm>
+                    <a:prstGeom prst="rect">
+                      <a:avLst/>
+                    </a:prstGeom>
+                    <a:noFill/>
+                    <a:ln>
+                      <a:noFill/>
+                    </a:ln>
+                  </pic:spPr>
+                </pic:pic>
+              </a:graphicData>
+            </a:graphic>
+          </wp:inline>
+        </w:drawing>
+      </w:r>
+    </w:p>
+    <w:p>
+      <w:pPr>
+        <w:ind w:firstLine="480"/>
+        <w:jc w:val="both"/>
+      </w:pPr>
+      <w:proofErr w:type="gramStart"/>
+      <w:r>
+        <w:rPr>
+          <w:rFonts w:hint="eastAsia"/>
+        </w:rPr>
+        <w:t>此外，</w:t>
+      </w:r>
+      <w:proofErr w:type="gramEnd"/>
+      <w:r>
+        <w:rPr>
+          <w:rFonts w:hint="eastAsia"/>
+        </w:rPr>
+        <w:t>系統也加入</w:t>
+      </w:r>
+      <w:r>
+        <w:rPr>
+          <w:rFonts w:hint="eastAsia"/>
+        </w:rPr>
+        <w:t>test_cluster_inputs.py</w:t>
+      </w:r>
+      <w:r>
+        <w:rPr>
+          <w:rFonts w:hint="eastAsia"/>
+        </w:rPr>
+        <w:t>作為模型檢查工具。此工具可以輸入預設案例或自訂參數，觀察不同條件下的</w:t>
+      </w:r>
+      <w:r>
+        <w:rPr>
+          <w:rFonts w:hint="eastAsia"/>
+        </w:rPr>
+        <w:t>cluster</w:t>
+      </w:r>
+      <w:r>
+        <w:rPr>
+          <w:rFonts w:hint="eastAsia"/>
+        </w:rPr>
+        <w:t>、</w:t>
+      </w:r>
+      <w:r>
+        <w:rPr>
+          <w:rFonts w:hint="eastAsia"/>
+        </w:rPr>
+        <w:t>confidence</w:t>
+      </w:r>
+      <w:r>
+        <w:rPr>
+          <w:rFonts w:hint="eastAsia"/>
+        </w:rPr>
+        <w:t>與</w:t>
+      </w:r>
+      <w:r>
+        <w:rPr>
+          <w:rFonts w:hint="eastAsia"/>
+        </w:rPr>
+        <w:t>top</w:t>
+      </w:r>
+      <w:r>
+        <w:rPr>
+          <w:rFonts w:hint="eastAsia"/>
+        </w:rPr>
+        <w:t xml:space="preserve"> </w:t>
+      </w:r>
+      <w:r>
+        <w:rPr>
+          <w:rFonts w:hint="eastAsia"/>
+        </w:rPr>
+        <w:t>probability</w:t>
+      </w:r>
+      <w:r>
+        <w:rPr>
+          <w:rFonts w:hint="eastAsia"/>
+        </w:rPr>
+        <w:t xml:space="preserve"> </w:t>
+      </w:r>
+      <w:r>
+        <w:rPr>
+          <w:rFonts w:hint="eastAsia"/>
+        </w:rPr>
+        <w:t>clusters</w:t>
+      </w:r>
+      <w:r>
+        <w:rPr>
+          <w:rFonts w:hint="eastAsia"/>
+        </w:rPr>
+        <w:t>。工具支援</w:t>
+      </w:r>
+      <w:r>
+        <w:rPr>
+          <w:rFonts w:hint="eastAsia"/>
+        </w:rPr>
+        <w:t>GMM</w:t>
+      </w:r>
+      <w:r>
+        <w:rPr>
+          <w:rFonts w:hint="eastAsia"/>
+        </w:rPr>
+        <w:t>、</w:t>
+      </w:r>
+      <w:r>
+        <w:rPr>
+          <w:rFonts w:hint="eastAsia"/>
+        </w:rPr>
+        <w:t>mean</w:t>
+      </w:r>
+      <w:r>
+        <w:rPr>
+          <w:rFonts w:hint="eastAsia"/>
+        </w:rPr>
+        <w:t>與</w:t>
+      </w:r>
+      <w:r>
+        <w:rPr>
+          <w:rFonts w:hint="eastAsia"/>
+        </w:rPr>
+        <w:t>auto</w:t>
+      </w:r>
+      <w:r>
+        <w:rPr>
+          <w:rFonts w:hint="eastAsia"/>
+        </w:rPr>
+        <w:t>三種方法。</w:t>
+      </w:r>
+      <w:r>
+        <w:rPr>
+          <w:rFonts w:hint="eastAsia"/>
+        </w:rPr>
+        <w:t>GMM</w:t>
+      </w:r>
+      <w:r>
+        <w:rPr>
+          <w:rFonts w:hint="eastAsia"/>
+        </w:rPr>
+        <w:t>模式會讀取</w:t>
+      </w:r>
+      <w:r>
+        <w:rPr>
+          <w:rFonts w:hint="eastAsia"/>
+        </w:rPr>
+        <w:t>models/</w:t>
+      </w:r>
+      <w:proofErr w:type="spellStart"/>
+      <w:r>
+        <w:rPr>
+          <w:rFonts w:hint="eastAsia"/>
+        </w:rPr>
+        <w:t>soft_cluster_pipeline.pkl</w:t>
+      </w:r>
+      <w:proofErr w:type="spellEnd"/>
+      <w:r>
+        <w:rPr>
+          <w:rFonts w:hint="eastAsia"/>
+        </w:rPr>
+        <w:t>，模擬</w:t>
+      </w:r>
+      <w:r>
+        <w:rPr>
+          <w:rFonts w:hint="eastAsia"/>
+        </w:rPr>
+        <w:t>App</w:t>
+      </w:r>
+      <w:r>
+        <w:rPr>
+          <w:rFonts w:hint="eastAsia"/>
+        </w:rPr>
+        <w:t>的正式</w:t>
+      </w:r>
+      <w:r>
+        <w:rPr>
+          <w:rFonts w:hint="eastAsia"/>
+        </w:rPr>
+        <w:t>GMM</w:t>
+      </w:r>
+      <w:r>
+        <w:rPr>
+          <w:rFonts w:hint="eastAsia"/>
+        </w:rPr>
+        <w:t>預測；</w:t>
+      </w:r>
+      <w:r>
+        <w:rPr>
+          <w:rFonts w:hint="eastAsia"/>
+        </w:rPr>
+        <w:t>mean</w:t>
+      </w:r>
+      <w:r>
+        <w:rPr>
+          <w:rFonts w:hint="eastAsia"/>
+        </w:rPr>
+        <w:t>模式則不讀模型檔，改用</w:t>
+      </w:r>
+      <w:r>
+        <w:rPr>
+          <w:rFonts w:hint="eastAsia"/>
+        </w:rPr>
+        <w:t>cluster</w:t>
+      </w:r>
+      <w:r>
+        <w:rPr>
+          <w:rFonts w:hint="eastAsia"/>
+        </w:rPr>
+        <w:t xml:space="preserve"> </w:t>
+      </w:r>
+      <w:r>
+        <w:rPr>
+          <w:rFonts w:hint="eastAsia"/>
+        </w:rPr>
+        <w:t>mean</w:t>
+      </w:r>
+      <w:r>
+        <w:rPr>
+          <w:rFonts w:hint="eastAsia"/>
+        </w:rPr>
+        <w:t xml:space="preserve"> </w:t>
+      </w:r>
+      <w:r>
+        <w:rPr>
+          <w:rFonts w:hint="eastAsia"/>
+        </w:rPr>
+        <w:t>matching</w:t>
+      </w:r>
+      <w:r>
+        <w:rPr>
+          <w:rFonts w:hint="eastAsia"/>
+        </w:rPr>
+        <w:t>進行近似判斷；</w:t>
+      </w:r>
+      <w:r>
+        <w:rPr>
+          <w:rFonts w:hint="eastAsia"/>
+        </w:rPr>
+        <w:t>auto</w:t>
+      </w:r>
+      <w:r>
+        <w:rPr>
+          <w:rFonts w:hint="eastAsia"/>
+        </w:rPr>
+        <w:t>模式會先嘗試</w:t>
+      </w:r>
+      <w:r>
+        <w:rPr>
+          <w:rFonts w:hint="eastAsia"/>
+        </w:rPr>
+        <w:t>GMM</w:t>
+      </w:r>
+      <w:r>
+        <w:rPr>
+          <w:rFonts w:hint="eastAsia"/>
+        </w:rPr>
+        <w:t>，失敗時再退回</w:t>
+      </w:r>
+      <w:r>
+        <w:rPr>
+          <w:rFonts w:hint="eastAsia"/>
+        </w:rPr>
+        <w:t>mean</w:t>
+      </w:r>
+      <w:r>
+        <w:rPr>
+          <w:rFonts w:hint="eastAsia"/>
+        </w:rPr>
+        <w:t xml:space="preserve"> </w:t>
+      </w:r>
+      <w:r>
+        <w:rPr>
+          <w:rFonts w:hint="eastAsia"/>
+        </w:rPr>
+        <w:t>matching</w:t>
+      </w:r>
+      <w:r>
+        <w:rPr>
+          <w:rFonts w:hint="eastAsia"/>
+        </w:rPr>
+        <w:t>。這讓系統開發者可以檢查</w:t>
+      </w:r>
+      <w:r>
+        <w:rPr>
+          <w:rFonts w:hint="eastAsia"/>
+        </w:rPr>
+        <w:t>cluster</w:t>
+      </w:r>
+      <w:r>
+        <w:rPr>
+          <w:rFonts w:hint="eastAsia"/>
+        </w:rPr>
+        <w:t xml:space="preserve"> </w:t>
+      </w:r>
+      <w:r>
+        <w:rPr>
+          <w:rFonts w:hint="eastAsia"/>
+        </w:rPr>
+        <w:t>label</w:t>
+      </w:r>
+      <w:r>
+        <w:rPr>
+          <w:rFonts w:hint="eastAsia"/>
+        </w:rPr>
+        <w:t>與輸入條件是否大致合理。</w:t>
+      </w:r>
+    </w:p>
+    <w:p>
+      <w:pPr>
+        <w:ind w:firstLine="480"/>
+        <w:jc w:val="both"/>
+      </w:pPr>
+      <w:r>
+        <w:rPr>
+          <w:rFonts w:hint="eastAsia"/>
+        </w:rPr>
+        <w:t>評估方法也有限制。第一，使用者資料與互動資料主要仍是模擬資料，因此無法代表真實旅遊行為。第二，</w:t>
+      </w:r>
+      <w:r>
+        <w:rPr>
+          <w:rFonts w:hint="eastAsia"/>
+        </w:rPr>
+        <w:t>mean</w:t>
+      </w:r>
+      <w:r>
+        <w:rPr>
+          <w:rFonts w:hint="eastAsia"/>
+        </w:rPr>
+        <w:t xml:space="preserve"> </w:t>
+      </w:r>
+      <w:r>
+        <w:rPr>
+          <w:rFonts w:hint="eastAsia"/>
+        </w:rPr>
+        <w:t>similarity</w:t>
+      </w:r>
+      <w:r>
+        <w:rPr>
+          <w:rFonts w:hint="eastAsia"/>
+        </w:rPr>
+        <w:t>本身偏向</w:t>
+      </w:r>
+      <w:r>
+        <w:rPr>
+          <w:rFonts w:hint="eastAsia"/>
+        </w:rPr>
+        <w:t>personal-only</w:t>
+      </w:r>
+      <w:r>
+        <w:rPr>
+          <w:rFonts w:hint="eastAsia"/>
+        </w:rPr>
+        <w:t>，因為它直接衡量推薦景點與個人行為向量的接近程度。第三，若使用</w:t>
+      </w:r>
+      <w:r>
+        <w:rPr>
+          <w:rFonts w:hint="eastAsia"/>
+        </w:rPr>
+        <w:t>OSM</w:t>
+      </w:r>
+      <w:r>
+        <w:rPr>
+          <w:rFonts w:hint="eastAsia"/>
+        </w:rPr>
+        <w:t>景點資料，景點名稱與座標雖然是真實的，但</w:t>
+      </w:r>
+      <w:proofErr w:type="spellStart"/>
+      <w:r>
+        <w:rPr>
+          <w:rFonts w:hint="eastAsia"/>
+        </w:rPr>
+        <w:t>cost_level</w:t>
+      </w:r>
+      <w:proofErr w:type="spellEnd"/>
+      <w:r>
+        <w:rPr>
+          <w:rFonts w:hint="eastAsia"/>
+        </w:rPr>
+        <w:t>、</w:t>
+      </w:r>
+      <w:r>
+        <w:rPr>
+          <w:rFonts w:hint="eastAsia"/>
+        </w:rPr>
+        <w:t>popularity</w:t>
+      </w:r>
+      <w:r>
+        <w:rPr>
+          <w:rFonts w:hint="eastAsia"/>
+        </w:rPr>
+        <w:t>等推薦特徵仍是</w:t>
+      </w:r>
+      <w:r>
+        <w:rPr>
+          <w:rFonts w:hint="eastAsia"/>
+        </w:rPr>
+        <w:t>heuristic</w:t>
+      </w:r>
+      <w:r>
+        <w:rPr>
+          <w:rFonts w:hint="eastAsia"/>
+        </w:rPr>
+        <w:t>推估。第四，系統尚未進行真實使用者滿意度測試，因此無法確認使用者是否真的喜歡推薦結果。第五，</w:t>
+      </w:r>
+      <w:r>
+        <w:rPr>
+          <w:rFonts w:hint="eastAsia"/>
+        </w:rPr>
+        <w:t>collaborative</w:t>
+      </w:r>
+      <w:r>
+        <w:rPr>
+          <w:rFonts w:hint="eastAsia"/>
+        </w:rPr>
+        <w:t xml:space="preserve"> </w:t>
+      </w:r>
+      <w:r>
+        <w:rPr>
+          <w:rFonts w:hint="eastAsia"/>
+        </w:rPr>
+        <w:t>filtering</w:t>
+      </w:r>
+      <w:r>
+        <w:rPr>
+          <w:rFonts w:hint="eastAsia"/>
+        </w:rPr>
+        <w:t>的效果受限於模擬互動資料，可能低估真實平台中互動資料的價值。</w:t>
+      </w:r>
+    </w:p>
+    <w:p>
+      <w:pPr>
+        <w:jc w:val="both"/>
+        <w:rPr>
           <w:b/>
           <w:bCs/>
           <w:sz w:val="28"/>
           <w:szCs w:val="24"/>
         </w:rPr>
-        <w:t>評估系統、邏輯和證據</w:t>
-      </w:r>
-    </w:p>
-    <w:p>
-      <w:pPr>
-        <w:ind w:firstLine="480"/>
-        <w:jc w:val="both"/>
-      </w:pPr>
-      <w:r>
-        <w:rPr>
-          <w:rFonts w:hint="eastAsia"/>
-        </w:rPr>
-        <w:t>本系統的評估目標是檢查推薦方法是否比</w:t>
-      </w:r>
-      <w:r>
-        <w:rPr>
-          <w:rFonts w:hint="eastAsia"/>
-        </w:rPr>
-        <w:t>random</w:t>
-      </w:r>
-      <w:r>
-        <w:rPr>
-          <w:rFonts w:hint="eastAsia"/>
-        </w:rPr>
-        <w:t xml:space="preserve"> </w:t>
-      </w:r>
-      <w:r>
-        <w:rPr>
-          <w:rFonts w:hint="eastAsia"/>
-        </w:rPr>
-        <w:t>baseline</w:t>
-      </w:r>
-      <w:r>
-        <w:rPr>
-          <w:rFonts w:hint="eastAsia"/>
-        </w:rPr>
-        <w:t>更有效，並判斷</w:t>
-      </w:r>
-      <w:r>
-        <w:rPr>
-          <w:rFonts w:hint="eastAsia"/>
-        </w:rPr>
-        <w:t>cluster-based</w:t>
-      </w:r>
-      <w:r>
-        <w:rPr>
-          <w:rFonts w:hint="eastAsia"/>
-        </w:rPr>
-        <w:t xml:space="preserve"> </w:t>
-      </w:r>
-      <w:r>
-        <w:rPr>
-          <w:rFonts w:hint="eastAsia"/>
-        </w:rPr>
-        <w:t>design</w:t>
-      </w:r>
-      <w:r>
-        <w:rPr>
-          <w:rFonts w:hint="eastAsia"/>
-        </w:rPr>
-        <w:t>是否具有合理的解釋價值。評估方法主要使用模擬測試，而非真實使用者實驗。系統比較</w:t>
-      </w:r>
-      <w:r>
-        <w:rPr>
-          <w:rFonts w:hint="eastAsia"/>
-        </w:rPr>
-        <w:t>personal-only</w:t>
-      </w:r>
-      <w:r>
-        <w:rPr>
-          <w:rFonts w:hint="eastAsia"/>
-        </w:rPr>
-        <w:t>、</w:t>
-      </w:r>
-      <w:r>
-        <w:rPr>
-          <w:rFonts w:hint="eastAsia"/>
-        </w:rPr>
-        <w:t>cluster-only</w:t>
-      </w:r>
-      <w:r>
-        <w:rPr>
-          <w:rFonts w:hint="eastAsia"/>
-        </w:rPr>
-        <w:t>、</w:t>
-      </w:r>
-      <w:r>
-        <w:rPr>
-          <w:rFonts w:hint="eastAsia"/>
-        </w:rPr>
-        <w:t>collaborative-only</w:t>
-      </w:r>
-      <w:r>
-        <w:rPr>
-          <w:rFonts w:hint="eastAsia"/>
-        </w:rPr>
-        <w:t>與</w:t>
-      </w:r>
-      <w:r>
-        <w:rPr>
-          <w:rFonts w:hint="eastAsia"/>
-        </w:rPr>
-        <w:t>hybrid</w:t>
-      </w:r>
-      <w:r>
-        <w:rPr>
-          <w:rFonts w:hint="eastAsia"/>
-        </w:rPr>
-        <w:t>四種推薦方法，並使用</w:t>
-      </w:r>
-      <w:r>
-        <w:rPr>
-          <w:rFonts w:hint="eastAsia"/>
-        </w:rPr>
-        <w:t>mean</w:t>
-      </w:r>
-      <w:r>
-        <w:rPr>
-          <w:rFonts w:hint="eastAsia"/>
-        </w:rPr>
-        <w:t xml:space="preserve"> </w:t>
-      </w:r>
-      <w:r>
-        <w:rPr>
-          <w:rFonts w:hint="eastAsia"/>
-        </w:rPr>
-        <w:t>similarity</w:t>
-      </w:r>
-      <w:r>
-        <w:rPr>
-          <w:rFonts w:hint="eastAsia"/>
-        </w:rPr>
-        <w:t>、</w:t>
-      </w:r>
-      <w:r>
-        <w:rPr>
-          <w:rFonts w:hint="eastAsia"/>
-        </w:rPr>
-        <w:t>random</w:t>
-      </w:r>
-      <w:r>
-        <w:rPr>
-          <w:rFonts w:hint="eastAsia"/>
-        </w:rPr>
-        <w:t xml:space="preserve"> </w:t>
-      </w:r>
-      <w:r>
-        <w:rPr>
-          <w:rFonts w:hint="eastAsia"/>
-        </w:rPr>
-        <w:t>baseline</w:t>
-      </w:r>
-      <w:r>
-        <w:rPr>
-          <w:rFonts w:hint="eastAsia"/>
-        </w:rPr>
-        <w:t>和</w:t>
-      </w:r>
-      <w:r>
-        <w:rPr>
-          <w:rFonts w:hint="eastAsia"/>
-        </w:rPr>
-        <w:t>recommendation</w:t>
-      </w:r>
-      <w:r>
-        <w:rPr>
-          <w:rFonts w:hint="eastAsia"/>
-        </w:rPr>
-        <w:t xml:space="preserve"> </w:t>
-      </w:r>
-      <w:r>
-        <w:rPr>
-          <w:rFonts w:hint="eastAsia"/>
-        </w:rPr>
-        <w:t>lift</w:t>
-      </w:r>
-      <w:r>
-        <w:rPr>
-          <w:rFonts w:hint="eastAsia"/>
-        </w:rPr>
-        <w:t>作為主要指標。</w:t>
-      </w:r>
-    </w:p>
-    <w:p>
-      <w:pPr>
-        <w:ind w:firstLine="480"/>
-        <w:jc w:val="both"/>
-      </w:pPr>
-      <w:r>
-        <w:rPr>
-          <w:rFonts w:hint="eastAsia"/>
-        </w:rPr>
-        <w:t>在完整資料測試中，</w:t>
-      </w:r>
-      <w:r>
-        <w:rPr>
-          <w:rFonts w:hint="eastAsia"/>
-        </w:rPr>
-        <w:t>personal-only</w:t>
-      </w:r>
-      <w:r>
-        <w:rPr>
-          <w:rFonts w:hint="eastAsia"/>
-        </w:rPr>
-        <w:t>的</w:t>
-      </w:r>
-      <w:r>
-        <w:rPr>
-          <w:rFonts w:hint="eastAsia"/>
-        </w:rPr>
-        <w:t>recommendation</w:t>
-      </w:r>
-      <w:r>
-        <w:rPr>
-          <w:rFonts w:hint="eastAsia"/>
-        </w:rPr>
-        <w:t xml:space="preserve"> </w:t>
-      </w:r>
-      <w:r>
-        <w:rPr>
-          <w:rFonts w:hint="eastAsia"/>
-        </w:rPr>
-        <w:t>lift</w:t>
-      </w:r>
-      <w:r>
-        <w:rPr>
-          <w:rFonts w:hint="eastAsia"/>
-        </w:rPr>
-        <w:t>最高，代表直接使用個人行為向量進行推薦，在目前</w:t>
-      </w:r>
-      <w:r>
-        <w:rPr>
-          <w:rFonts w:hint="eastAsia"/>
-        </w:rPr>
-        <w:t>similarity-based</w:t>
-      </w:r>
-      <w:r>
-        <w:rPr>
-          <w:rFonts w:hint="eastAsia"/>
-        </w:rPr>
-        <w:t>指標下最有效。</w:t>
-      </w:r>
-      <w:r>
-        <w:rPr>
-          <w:rFonts w:hint="eastAsia"/>
-        </w:rPr>
-        <w:t>hybrid</w:t>
-      </w:r>
-      <w:r>
-        <w:rPr>
-          <w:rFonts w:hint="eastAsia"/>
-        </w:rPr>
-        <w:t>的表現接近</w:t>
-      </w:r>
-      <w:r>
-        <w:rPr>
-          <w:rFonts w:hint="eastAsia"/>
-        </w:rPr>
-        <w:t>personal-only</w:t>
-      </w:r>
-      <w:r>
-        <w:rPr>
-          <w:rFonts w:hint="eastAsia"/>
-        </w:rPr>
-        <w:t>，但沒有超越它。</w:t>
-      </w:r>
-      <w:r>
-        <w:rPr>
-          <w:rFonts w:hint="eastAsia"/>
-        </w:rPr>
-        <w:t>cluster-only</w:t>
-      </w:r>
-      <w:r>
-        <w:rPr>
-          <w:rFonts w:hint="eastAsia"/>
-        </w:rPr>
-        <w:t>與</w:t>
-      </w:r>
-      <w:r>
-        <w:rPr>
-          <w:rFonts w:hint="eastAsia"/>
-        </w:rPr>
-        <w:t>collaborative-only</w:t>
-      </w:r>
-      <w:r>
-        <w:rPr>
-          <w:rFonts w:hint="eastAsia"/>
-        </w:rPr>
-        <w:t>雖然低於</w:t>
-      </w:r>
-      <w:r>
-        <w:rPr>
-          <w:rFonts w:hint="eastAsia"/>
-        </w:rPr>
-        <w:t>personal-only</w:t>
-      </w:r>
-      <w:r>
-        <w:rPr>
-          <w:rFonts w:hint="eastAsia"/>
-        </w:rPr>
-        <w:t>，但仍高於</w:t>
-      </w:r>
-      <w:r>
-        <w:rPr>
-          <w:rFonts w:hint="eastAsia"/>
-        </w:rPr>
-        <w:t>random</w:t>
-      </w:r>
-      <w:r>
-        <w:rPr>
-          <w:rFonts w:hint="eastAsia"/>
-        </w:rPr>
-        <w:t xml:space="preserve"> </w:t>
-      </w:r>
-      <w:r>
-        <w:rPr>
-          <w:rFonts w:hint="eastAsia"/>
-        </w:rPr>
-        <w:t>baseline</w:t>
-      </w:r>
-      <w:r>
-        <w:rPr>
-          <w:rFonts w:hint="eastAsia"/>
-        </w:rPr>
-        <w:t>，表示分群與同群互動資訊仍具有一定推薦價值。</w:t>
-      </w:r>
-    </w:p>
-    <w:p>
-      <w:pPr>
-        <w:ind w:firstLine="480"/>
-        <w:jc w:val="both"/>
-      </w:pPr>
-      <w:r>
-        <w:rPr>
-          <w:rFonts w:hint="eastAsia"/>
-        </w:rPr>
-        <w:t>此結果顯示，若目標是最大化景點與個人偏好的相似度，</w:t>
-      </w:r>
-      <w:r>
-        <w:rPr>
-          <w:rFonts w:hint="eastAsia"/>
-        </w:rPr>
-        <w:t>personal-only</w:t>
-      </w:r>
-      <w:r>
-        <w:rPr>
-          <w:rFonts w:hint="eastAsia"/>
-        </w:rPr>
-        <w:t>是較合理的主推薦方法。但</w:t>
-      </w:r>
-      <w:r>
-        <w:rPr>
-          <w:rFonts w:hint="eastAsia"/>
-        </w:rPr>
-        <w:t>cluster-only</w:t>
-      </w:r>
-      <w:r>
-        <w:rPr>
-          <w:rFonts w:hint="eastAsia"/>
-        </w:rPr>
-        <w:t>仍有其價值，因為它能提供群體偏好解釋，並可用於使用者資料不足或需要解釋推薦邏輯的情境</w:t>
-      </w:r>
-      <w:r>
-        <w:rPr>
-          <w:rFonts w:hint="eastAsia"/>
-        </w:rPr>
-        <w:t>，</w:t>
-      </w:r>
-      <w:r>
-        <w:rPr>
-          <w:rFonts w:hint="eastAsia"/>
-        </w:rPr>
-        <w:t>因此，本系統將其定位為可解釋推薦與決策支援的一部分。</w:t>
-      </w:r>
-    </w:p>
-    <w:p>
-      <w:pPr>
-        <w:ind w:firstLine="480"/>
-        <w:jc w:val="both"/>
-      </w:pPr>
-      <w:r>
-        <w:rPr>
-          <w:rFonts w:hint="eastAsia"/>
-        </w:rPr>
-        <w:t>系統也分析</w:t>
-      </w:r>
-      <w:r>
-        <w:rPr>
-          <w:rFonts w:hint="eastAsia"/>
-        </w:rPr>
-        <w:t>cluster</w:t>
-      </w:r>
-      <w:r>
-        <w:rPr>
-          <w:rFonts w:hint="eastAsia"/>
-        </w:rPr>
-        <w:t xml:space="preserve"> </w:t>
-      </w:r>
-      <w:r>
-        <w:rPr>
-          <w:rFonts w:hint="eastAsia"/>
-        </w:rPr>
-        <w:t>confidence</w:t>
-      </w:r>
-      <w:r>
-        <w:rPr>
-          <w:rFonts w:hint="eastAsia"/>
-        </w:rPr>
-        <w:t>。當使用者的</w:t>
-      </w:r>
-      <w:r>
-        <w:rPr>
-          <w:rFonts w:hint="eastAsia"/>
-        </w:rPr>
-        <w:t>cluster</w:t>
-      </w:r>
-      <w:r>
-        <w:rPr>
-          <w:rFonts w:hint="eastAsia"/>
-        </w:rPr>
-        <w:t xml:space="preserve"> </w:t>
-      </w:r>
-      <w:r>
-        <w:rPr>
-          <w:rFonts w:hint="eastAsia"/>
-        </w:rPr>
-        <w:t>confidence</w:t>
-      </w:r>
-      <w:r>
-        <w:rPr>
-          <w:rFonts w:hint="eastAsia"/>
-        </w:rPr>
-        <w:t>較低時，代表模型對單一</w:t>
-      </w:r>
-      <w:r>
-        <w:rPr>
-          <w:rFonts w:hint="eastAsia"/>
-        </w:rPr>
-        <w:t>cluster</w:t>
-      </w:r>
-      <w:r>
-        <w:rPr>
-          <w:rFonts w:hint="eastAsia"/>
-        </w:rPr>
-        <w:t>的判定不夠明確，使用者可能同時接近多個偏好群體。這時不應過度解讀最高</w:t>
-      </w:r>
-      <w:r>
-        <w:rPr>
-          <w:rFonts w:hint="eastAsia"/>
-        </w:rPr>
-        <w:t>probability</w:t>
-      </w:r>
-      <w:r>
-        <w:rPr>
-          <w:rFonts w:hint="eastAsia"/>
-        </w:rPr>
-        <w:t>的</w:t>
-      </w:r>
-      <w:r>
-        <w:rPr>
-          <w:rFonts w:hint="eastAsia"/>
-        </w:rPr>
-        <w:t>cluster</w:t>
-      </w:r>
-      <w:r>
-        <w:rPr>
-          <w:rFonts w:hint="eastAsia"/>
-        </w:rPr>
-        <w:t xml:space="preserve"> </w:t>
-      </w:r>
-      <w:r>
-        <w:rPr>
-          <w:rFonts w:hint="eastAsia"/>
-        </w:rPr>
-        <w:t>label</w:t>
-      </w:r>
-      <w:r>
-        <w:rPr>
-          <w:rFonts w:hint="eastAsia"/>
-        </w:rPr>
-        <w:t>，而應參考</w:t>
-      </w:r>
-      <w:r>
-        <w:rPr>
-          <w:rFonts w:hint="eastAsia"/>
-        </w:rPr>
-        <w:t>Soft</w:t>
-      </w:r>
-      <w:r>
-        <w:rPr>
-          <w:rFonts w:hint="eastAsia"/>
-        </w:rPr>
-        <w:t xml:space="preserve"> </w:t>
-      </w:r>
-      <w:r>
-        <w:rPr>
-          <w:rFonts w:hint="eastAsia"/>
-        </w:rPr>
-        <w:t>Cluster</w:t>
-      </w:r>
-      <w:r>
-        <w:rPr>
-          <w:rFonts w:hint="eastAsia"/>
-        </w:rPr>
-        <w:t xml:space="preserve"> </w:t>
-      </w:r>
-      <w:r>
-        <w:rPr>
-          <w:rFonts w:hint="eastAsia"/>
-        </w:rPr>
-        <w:t>Probability</w:t>
-      </w:r>
-      <w:r>
-        <w:rPr>
-          <w:rFonts w:hint="eastAsia"/>
-        </w:rPr>
-        <w:t>中排名較高的其他</w:t>
-      </w:r>
-      <w:r>
-        <w:rPr>
-          <w:rFonts w:hint="eastAsia"/>
-        </w:rPr>
-        <w:t>cluster</w:t>
-      </w:r>
-      <w:r>
-        <w:rPr>
-          <w:rFonts w:hint="eastAsia"/>
-        </w:rPr>
-        <w:t>。這也是</w:t>
-      </w:r>
-      <w:r>
-        <w:rPr>
-          <w:rFonts w:hint="eastAsia"/>
-        </w:rPr>
-        <w:t>soft</w:t>
-      </w:r>
-      <w:r>
-        <w:rPr>
-          <w:rFonts w:hint="eastAsia"/>
-        </w:rPr>
-        <w:t xml:space="preserve"> </w:t>
-      </w:r>
-      <w:r>
-        <w:rPr>
-          <w:rFonts w:hint="eastAsia"/>
-        </w:rPr>
-        <w:t>clustering</w:t>
-      </w:r>
-      <w:r>
-        <w:rPr>
-          <w:rFonts w:hint="eastAsia"/>
-        </w:rPr>
-        <w:t>相較於</w:t>
-      </w:r>
-      <w:r>
-        <w:rPr>
-          <w:rFonts w:hint="eastAsia"/>
-        </w:rPr>
-        <w:t>hard</w:t>
-      </w:r>
-      <w:r>
-        <w:rPr>
-          <w:rFonts w:hint="eastAsia"/>
-        </w:rPr>
-        <w:t xml:space="preserve"> </w:t>
-      </w:r>
-      <w:r>
-        <w:rPr>
-          <w:rFonts w:hint="eastAsia"/>
-        </w:rPr>
-        <w:t>clustering</w:t>
-      </w:r>
-      <w:r>
-        <w:rPr>
-          <w:rFonts w:hint="eastAsia"/>
-        </w:rPr>
-        <w:t>的主要價值：它不只是分類，而是呈現使用者偏好分布的不確定性。</w:t>
-      </w:r>
-    </w:p>
-    <w:p>
-      <w:pPr>
-        <w:ind w:firstLine="480"/>
-        <w:jc w:val="both"/>
-      </w:pPr>
-      <w:r>
-        <w:rPr>
-          <w:rFonts w:hint="eastAsia"/>
-        </w:rPr>
-        <w:t>此外，系統也加入</w:t>
-      </w:r>
-      <w:r>
-        <w:rPr>
-          <w:rFonts w:hint="eastAsia"/>
-        </w:rPr>
-        <w:t>test_cluster_inputs.py</w:t>
-      </w:r>
-      <w:r>
-        <w:rPr>
-          <w:rFonts w:hint="eastAsia"/>
-        </w:rPr>
-        <w:t>作為模型檢查工具。此工具可以輸入預設案例或自訂參數，觀察不同條件下的</w:t>
-      </w:r>
-      <w:r>
-        <w:rPr>
-          <w:rFonts w:hint="eastAsia"/>
-        </w:rPr>
-        <w:t>cluster</w:t>
-      </w:r>
-      <w:r>
-        <w:rPr>
-          <w:rFonts w:hint="eastAsia"/>
-        </w:rPr>
-        <w:t>、</w:t>
-      </w:r>
-      <w:r>
-        <w:rPr>
-          <w:rFonts w:hint="eastAsia"/>
-        </w:rPr>
-        <w:t>confidence</w:t>
-      </w:r>
-      <w:r>
-        <w:rPr>
-          <w:rFonts w:hint="eastAsia"/>
-        </w:rPr>
-        <w:t>與</w:t>
-      </w:r>
-      <w:r>
-        <w:rPr>
-          <w:rFonts w:hint="eastAsia"/>
-        </w:rPr>
-        <w:t>top</w:t>
-      </w:r>
-      <w:r>
-        <w:rPr>
-          <w:rFonts w:hint="eastAsia"/>
-        </w:rPr>
-        <w:t xml:space="preserve"> </w:t>
-      </w:r>
-      <w:r>
-        <w:rPr>
-          <w:rFonts w:hint="eastAsia"/>
-        </w:rPr>
-        <w:t>probability</w:t>
-      </w:r>
-      <w:r>
-        <w:rPr>
-          <w:rFonts w:hint="eastAsia"/>
-        </w:rPr>
-        <w:t xml:space="preserve"> </w:t>
-      </w:r>
-      <w:r>
-        <w:rPr>
-          <w:rFonts w:hint="eastAsia"/>
-        </w:rPr>
-        <w:t>clusters</w:t>
-      </w:r>
-      <w:r>
-        <w:rPr>
-          <w:rFonts w:hint="eastAsia"/>
-        </w:rPr>
-        <w:t>。工具支援</w:t>
-      </w:r>
-      <w:r>
-        <w:rPr>
-          <w:rFonts w:hint="eastAsia"/>
-        </w:rPr>
-        <w:t>GMM</w:t>
-      </w:r>
-      <w:r>
-        <w:rPr>
-          <w:rFonts w:hint="eastAsia"/>
-        </w:rPr>
-        <w:t>、</w:t>
-      </w:r>
-      <w:r>
-        <w:rPr>
-          <w:rFonts w:hint="eastAsia"/>
-        </w:rPr>
-        <w:t>mean</w:t>
-      </w:r>
-      <w:r>
-        <w:rPr>
-          <w:rFonts w:hint="eastAsia"/>
-        </w:rPr>
-        <w:t>與</w:t>
-      </w:r>
-      <w:r>
-        <w:rPr>
-          <w:rFonts w:hint="eastAsia"/>
-        </w:rPr>
-        <w:t>auto</w:t>
-      </w:r>
-      <w:r>
-        <w:rPr>
-          <w:rFonts w:hint="eastAsia"/>
-        </w:rPr>
-        <w:t>三種方法。</w:t>
-      </w:r>
-      <w:r>
-        <w:rPr>
-          <w:rFonts w:hint="eastAsia"/>
-        </w:rPr>
-        <w:t>GMM</w:t>
-      </w:r>
-      <w:r>
-        <w:rPr>
-          <w:rFonts w:hint="eastAsia"/>
-        </w:rPr>
-        <w:t>模式會讀取</w:t>
-      </w:r>
-      <w:r>
-        <w:rPr>
-          <w:rFonts w:hint="eastAsia"/>
-        </w:rPr>
-        <w:t>models/</w:t>
-      </w:r>
-      <w:proofErr w:type="spellStart"/>
-      <w:r>
-        <w:rPr>
-          <w:rFonts w:hint="eastAsia"/>
-        </w:rPr>
-        <w:t>soft_cluster_pipeline.pkl</w:t>
-      </w:r>
-      <w:proofErr w:type="spellEnd"/>
-      <w:r>
-        <w:rPr>
-          <w:rFonts w:hint="eastAsia"/>
-        </w:rPr>
-        <w:t>，模擬</w:t>
-      </w:r>
-      <w:r>
-        <w:rPr>
-          <w:rFonts w:hint="eastAsia"/>
-        </w:rPr>
-        <w:t>App</w:t>
-      </w:r>
-      <w:r>
-        <w:rPr>
-          <w:rFonts w:hint="eastAsia"/>
-        </w:rPr>
-        <w:t>的正式</w:t>
-      </w:r>
-      <w:r>
-        <w:rPr>
-          <w:rFonts w:hint="eastAsia"/>
-        </w:rPr>
-        <w:t>GMM</w:t>
-      </w:r>
-      <w:r>
-        <w:rPr>
-          <w:rFonts w:hint="eastAsia"/>
-        </w:rPr>
-        <w:t>預測；</w:t>
-      </w:r>
-      <w:r>
-        <w:rPr>
-          <w:rFonts w:hint="eastAsia"/>
-        </w:rPr>
-        <w:t>mean</w:t>
-      </w:r>
-      <w:r>
-        <w:rPr>
-          <w:rFonts w:hint="eastAsia"/>
-        </w:rPr>
-        <w:t>模式則不讀模型檔，改用</w:t>
-      </w:r>
-      <w:r>
-        <w:rPr>
-          <w:rFonts w:hint="eastAsia"/>
-        </w:rPr>
-        <w:t>cluster</w:t>
-      </w:r>
-      <w:r>
-        <w:rPr>
-          <w:rFonts w:hint="eastAsia"/>
-        </w:rPr>
-        <w:t xml:space="preserve"> </w:t>
-      </w:r>
-      <w:r>
-        <w:rPr>
-          <w:rFonts w:hint="eastAsia"/>
-        </w:rPr>
-        <w:t>mean</w:t>
-      </w:r>
-      <w:r>
-        <w:rPr>
-          <w:rFonts w:hint="eastAsia"/>
-        </w:rPr>
-        <w:t xml:space="preserve"> </w:t>
-      </w:r>
-      <w:r>
-        <w:rPr>
-          <w:rFonts w:hint="eastAsia"/>
-        </w:rPr>
-        <w:t>matching</w:t>
-      </w:r>
-      <w:r>
-        <w:rPr>
-          <w:rFonts w:hint="eastAsia"/>
-        </w:rPr>
-        <w:t>進行近似判斷；</w:t>
-      </w:r>
-      <w:r>
-        <w:rPr>
-          <w:rFonts w:hint="eastAsia"/>
-        </w:rPr>
-        <w:t>auto</w:t>
-      </w:r>
-      <w:r>
-        <w:rPr>
-          <w:rFonts w:hint="eastAsia"/>
-        </w:rPr>
-        <w:t>模式會先嘗試</w:t>
-      </w:r>
-      <w:r>
-        <w:rPr>
-          <w:rFonts w:hint="eastAsia"/>
-        </w:rPr>
-        <w:t>GMM</w:t>
-      </w:r>
-      <w:r>
-        <w:rPr>
-          <w:rFonts w:hint="eastAsia"/>
-        </w:rPr>
-        <w:t>，失敗時再退回</w:t>
-      </w:r>
-      <w:r>
-        <w:rPr>
-          <w:rFonts w:hint="eastAsia"/>
-        </w:rPr>
-        <w:t>mean</w:t>
-      </w:r>
-      <w:r>
-        <w:rPr>
-          <w:rFonts w:hint="eastAsia"/>
-        </w:rPr>
-        <w:t xml:space="preserve"> </w:t>
-      </w:r>
-      <w:r>
-        <w:rPr>
-          <w:rFonts w:hint="eastAsia"/>
-        </w:rPr>
-        <w:t>matching</w:t>
-      </w:r>
-      <w:r>
-        <w:rPr>
-          <w:rFonts w:hint="eastAsia"/>
-        </w:rPr>
-        <w:t>。這讓系統開發者可以檢查</w:t>
-      </w:r>
-      <w:r>
-        <w:rPr>
-          <w:rFonts w:hint="eastAsia"/>
-        </w:rPr>
-        <w:t>cluster</w:t>
-      </w:r>
-      <w:r>
-        <w:rPr>
-          <w:rFonts w:hint="eastAsia"/>
-        </w:rPr>
-        <w:t xml:space="preserve"> </w:t>
-      </w:r>
-      <w:r>
-        <w:rPr>
-          <w:rFonts w:hint="eastAsia"/>
-        </w:rPr>
-        <w:t>label</w:t>
-      </w:r>
-      <w:r>
-        <w:rPr>
-          <w:rFonts w:hint="eastAsia"/>
-        </w:rPr>
-        <w:t>與輸入條件是否大致合理。</w:t>
-      </w:r>
-    </w:p>
-    <w:p>
-      <w:pPr>
-        <w:ind w:firstLine="480"/>
-        <w:jc w:val="both"/>
-      </w:pPr>
-      <w:r>
-        <w:rPr>
-          <w:rFonts w:hint="eastAsia"/>
-        </w:rPr>
-        <w:t>評估方法也有限制。第一，使用者資料與互動資料主要仍是模擬資料，因此無法代表真實旅遊行為。第二，</w:t>
-      </w:r>
-      <w:r>
-        <w:rPr>
-          <w:rFonts w:hint="eastAsia"/>
-        </w:rPr>
-        <w:t>mean</w:t>
-      </w:r>
-      <w:r>
-        <w:rPr>
-          <w:rFonts w:hint="eastAsia"/>
-        </w:rPr>
-        <w:t xml:space="preserve"> </w:t>
-      </w:r>
-      <w:r>
-        <w:rPr>
-          <w:rFonts w:hint="eastAsia"/>
-        </w:rPr>
-        <w:t>similarity</w:t>
-      </w:r>
-      <w:r>
-        <w:rPr>
-          <w:rFonts w:hint="eastAsia"/>
-        </w:rPr>
-        <w:t>本身偏向</w:t>
-      </w:r>
-      <w:r>
-        <w:rPr>
-          <w:rFonts w:hint="eastAsia"/>
-        </w:rPr>
-        <w:t>personal-only</w:t>
-      </w:r>
-      <w:r>
-        <w:rPr>
-          <w:rFonts w:hint="eastAsia"/>
-        </w:rPr>
-        <w:t>，因為它直接衡量推薦景點與個人行為向量的接近程度。第三，若使用</w:t>
-      </w:r>
-      <w:r>
-        <w:rPr>
-          <w:rFonts w:hint="eastAsia"/>
-        </w:rPr>
-        <w:t>OSM</w:t>
-      </w:r>
-      <w:r>
-        <w:rPr>
-          <w:rFonts w:hint="eastAsia"/>
-        </w:rPr>
-        <w:t>景點資料，景點名稱與座標雖然是真實的，但</w:t>
-      </w:r>
-      <w:proofErr w:type="spellStart"/>
-      <w:r>
-        <w:rPr>
-          <w:rFonts w:hint="eastAsia"/>
-        </w:rPr>
-        <w:t>cost_level</w:t>
-      </w:r>
-      <w:proofErr w:type="spellEnd"/>
-      <w:r>
-        <w:rPr>
-          <w:rFonts w:hint="eastAsia"/>
-        </w:rPr>
-        <w:t>、</w:t>
-      </w:r>
-      <w:r>
-        <w:rPr>
-          <w:rFonts w:hint="eastAsia"/>
-        </w:rPr>
-        <w:t>popularity</w:t>
-      </w:r>
-      <w:r>
-        <w:rPr>
-          <w:rFonts w:hint="eastAsia"/>
-        </w:rPr>
-        <w:t>等推薦特徵仍是</w:t>
-      </w:r>
-      <w:r>
-        <w:rPr>
-          <w:rFonts w:hint="eastAsia"/>
-        </w:rPr>
-        <w:t>heuristic</w:t>
-      </w:r>
-      <w:r>
-        <w:rPr>
-          <w:rFonts w:hint="eastAsia"/>
-        </w:rPr>
-        <w:t>推估。第四，系統尚未進行真實使用者滿意度測試，因此無法確認使用者是否真的喜歡推薦結果。第五，</w:t>
-      </w:r>
-      <w:r>
-        <w:rPr>
-          <w:rFonts w:hint="eastAsia"/>
-        </w:rPr>
-        <w:t>collaborative</w:t>
-      </w:r>
-      <w:r>
-        <w:rPr>
-          <w:rFonts w:hint="eastAsia"/>
-        </w:rPr>
-        <w:t xml:space="preserve"> </w:t>
-      </w:r>
-      <w:r>
-        <w:rPr>
-          <w:rFonts w:hint="eastAsia"/>
-        </w:rPr>
-        <w:t>filtering</w:t>
-      </w:r>
-      <w:r>
-        <w:rPr>
-          <w:rFonts w:hint="eastAsia"/>
-        </w:rPr>
-        <w:t>的效果受限於模擬互動資料，可能低估真實平台中互動資料的價值。</w:t>
-      </w:r>
-    </w:p>
-    <w:p>
-      <w:pPr>
-        <w:jc w:val="both"/>
-        <w:rPr>
+      </w:pPr>
+      <w:r>
+        <w:rPr>
+          <w:rFonts w:hint="eastAsia"/>
           <w:b/>
           <w:bCs/>
           <w:sz w:val="28"/>
           <w:szCs w:val="24"/>
         </w:rPr>
-      </w:pPr>
-      <w:r>
-        <w:rPr>
-          <w:rFonts w:hint="eastAsia"/>
+        <w:t>討論：可遷移的設計概念</w:t>
+      </w:r>
+    </w:p>
+    <w:p>
+      <w:pPr>
+        <w:ind w:firstLine="480"/>
+        <w:jc w:val="both"/>
+      </w:pPr>
+      <w:r>
+        <w:rPr>
+          <w:rFonts w:hint="eastAsia"/>
+        </w:rPr>
+        <w:lastRenderedPageBreak/>
+        <w:t>本專案有幾個可遷移到其他系統的設計概念。第一，在使用者偏好不明確且可能重疊的情境中，</w:t>
+      </w:r>
+      <w:r>
+        <w:rPr>
+          <w:rFonts w:hint="eastAsia"/>
+        </w:rPr>
+        <w:t>soft</w:t>
+      </w:r>
+      <w:r>
+        <w:rPr>
+          <w:rFonts w:hint="eastAsia"/>
+        </w:rPr>
+        <w:t xml:space="preserve"> </w:t>
+      </w:r>
+      <w:r>
+        <w:rPr>
+          <w:rFonts w:hint="eastAsia"/>
+        </w:rPr>
+        <w:t>clustering</w:t>
+      </w:r>
+      <w:r>
+        <w:rPr>
+          <w:rFonts w:hint="eastAsia"/>
+        </w:rPr>
+        <w:t>比</w:t>
+      </w:r>
+      <w:r>
+        <w:rPr>
+          <w:rFonts w:hint="eastAsia"/>
+        </w:rPr>
+        <w:t>hard</w:t>
+      </w:r>
+      <w:r>
+        <w:rPr>
+          <w:rFonts w:hint="eastAsia"/>
+        </w:rPr>
+        <w:t xml:space="preserve"> </w:t>
+      </w:r>
+      <w:r>
+        <w:rPr>
+          <w:rFonts w:hint="eastAsia"/>
+        </w:rPr>
+        <w:t>clustering</w:t>
+      </w:r>
+      <w:r>
+        <w:rPr>
+          <w:rFonts w:hint="eastAsia"/>
+        </w:rPr>
+        <w:t>更適合用於決策支援。這個概念不只適用於旅遊推薦，也可以應用於課程推薦、餐廳推薦、購物推薦或內容推薦。</w:t>
+      </w:r>
+    </w:p>
+    <w:p>
+      <w:pPr>
+        <w:ind w:firstLine="480"/>
+        <w:jc w:val="both"/>
+      </w:pPr>
+      <w:r>
+        <w:rPr>
+          <w:rFonts w:hint="eastAsia"/>
+        </w:rPr>
+        <w:t>第二，系統應該將模型信心與不確定性顯示給使用者。若只顯示單一推薦結果，使用者可能誤以為模型非常確定。但在實際資料中，許多使用者偏好可能介於多個類型</w:t>
+      </w:r>
+      <w:proofErr w:type="gramStart"/>
+      <w:r>
+        <w:rPr>
+          <w:rFonts w:hint="eastAsia"/>
+        </w:rPr>
+        <w:t>之間，</w:t>
+      </w:r>
+      <w:proofErr w:type="gramEnd"/>
+      <w:r>
+        <w:rPr>
+          <w:rFonts w:hint="eastAsia"/>
+        </w:rPr>
+        <w:t>因此</w:t>
+      </w:r>
+      <w:r>
+        <w:rPr>
+          <w:rFonts w:hint="eastAsia"/>
+        </w:rPr>
+        <w:t>confidence</w:t>
+      </w:r>
+      <w:r>
+        <w:rPr>
+          <w:rFonts w:hint="eastAsia"/>
+        </w:rPr>
+        <w:t>與</w:t>
+      </w:r>
+      <w:r>
+        <w:rPr>
+          <w:rFonts w:hint="eastAsia"/>
+        </w:rPr>
+        <w:t>probability</w:t>
+      </w:r>
+      <w:r>
+        <w:rPr>
+          <w:rFonts w:hint="eastAsia"/>
+        </w:rPr>
+        <w:t>能降低過度解讀模型結果的風險。</w:t>
+      </w:r>
+    </w:p>
+    <w:p>
+      <w:pPr>
+        <w:ind w:firstLine="480"/>
+        <w:jc w:val="both"/>
+      </w:pPr>
+      <w:r>
+        <w:rPr>
+          <w:rFonts w:hint="eastAsia"/>
+        </w:rPr>
+        <w:t>第三，推薦系統不一定只追求最高準確率。</w:t>
+      </w:r>
+      <w:r>
+        <w:rPr>
+          <w:rFonts w:hint="eastAsia"/>
+        </w:rPr>
+        <w:t>personal-only</w:t>
+      </w:r>
+      <w:r>
+        <w:rPr>
+          <w:rFonts w:hint="eastAsia"/>
+        </w:rPr>
+        <w:t>可能在</w:t>
+      </w:r>
+      <w:r>
+        <w:rPr>
+          <w:rFonts w:hint="eastAsia"/>
+        </w:rPr>
+        <w:t>similarity-based</w:t>
+      </w:r>
+      <w:r>
+        <w:rPr>
+          <w:rFonts w:hint="eastAsia"/>
+        </w:rPr>
+        <w:t>指標上較好，但</w:t>
+      </w:r>
+      <w:r>
+        <w:rPr>
+          <w:rFonts w:hint="eastAsia"/>
+        </w:rPr>
+        <w:t>cluster-only</w:t>
+      </w:r>
+      <w:r>
+        <w:rPr>
+          <w:rFonts w:hint="eastAsia"/>
+        </w:rPr>
+        <w:t>可以提供群體解釋與冷啟動輔助。這顯示在決策支援系統中，準確度、可解釋性、使用者控制與系統可維護性需要一起考量。</w:t>
+      </w:r>
+    </w:p>
+    <w:p>
+      <w:pPr>
+        <w:ind w:firstLine="480"/>
+        <w:jc w:val="both"/>
+      </w:pPr>
+      <w:r>
+        <w:rPr>
+          <w:rFonts w:hint="eastAsia"/>
+        </w:rPr>
+        <w:t>第四，</w:t>
+      </w:r>
+      <w:r>
+        <w:rPr>
+          <w:rFonts w:hint="eastAsia"/>
+        </w:rPr>
+        <w:t>cluster</w:t>
+      </w:r>
+      <w:r>
+        <w:rPr>
+          <w:rFonts w:hint="eastAsia"/>
+        </w:rPr>
+        <w:t xml:space="preserve"> </w:t>
+      </w:r>
+      <w:r>
+        <w:rPr>
+          <w:rFonts w:hint="eastAsia"/>
+        </w:rPr>
+        <w:t>label</w:t>
+      </w:r>
+      <w:r>
+        <w:rPr>
+          <w:rFonts w:hint="eastAsia"/>
+        </w:rPr>
+        <w:t>必須和模型輸出資料一致。若系統</w:t>
+      </w:r>
+      <w:proofErr w:type="gramStart"/>
+      <w:r>
+        <w:rPr>
+          <w:rFonts w:hint="eastAsia"/>
+        </w:rPr>
+        <w:t>固定寫死</w:t>
+      </w:r>
+      <w:proofErr w:type="gramEnd"/>
+      <w:r>
+        <w:rPr>
+          <w:rFonts w:hint="eastAsia"/>
+        </w:rPr>
+        <w:t>cluster</w:t>
+      </w:r>
+      <w:r>
+        <w:rPr>
+          <w:rFonts w:hint="eastAsia"/>
+        </w:rPr>
+        <w:t xml:space="preserve"> </w:t>
+      </w:r>
+      <w:r>
+        <w:rPr>
+          <w:rFonts w:hint="eastAsia"/>
+        </w:rPr>
+        <w:t>label</w:t>
+      </w:r>
+      <w:r>
+        <w:rPr>
+          <w:rFonts w:hint="eastAsia"/>
+        </w:rPr>
+        <w:t>，重新訓練後可能和</w:t>
+      </w:r>
+      <w:r>
+        <w:rPr>
+          <w:rFonts w:hint="eastAsia"/>
+        </w:rPr>
+        <w:t>heatmap</w:t>
+      </w:r>
+      <w:r>
+        <w:rPr>
+          <w:rFonts w:hint="eastAsia"/>
+        </w:rPr>
+        <w:t>衝突。改用</w:t>
+      </w:r>
+      <w:r>
+        <w:rPr>
+          <w:rFonts w:hint="eastAsia"/>
+        </w:rPr>
+        <w:t>dynamic</w:t>
+      </w:r>
+      <w:r>
+        <w:rPr>
+          <w:rFonts w:hint="eastAsia"/>
+        </w:rPr>
+        <w:t xml:space="preserve"> </w:t>
+      </w:r>
+      <w:r>
+        <w:rPr>
+          <w:rFonts w:hint="eastAsia"/>
+        </w:rPr>
+        <w:t>cluster</w:t>
+      </w:r>
+      <w:r>
+        <w:rPr>
+          <w:rFonts w:hint="eastAsia"/>
+        </w:rPr>
+        <w:t xml:space="preserve"> </w:t>
+      </w:r>
+      <w:r>
+        <w:rPr>
+          <w:rFonts w:hint="eastAsia"/>
+        </w:rPr>
+        <w:t>label</w:t>
+      </w:r>
+      <w:r>
+        <w:rPr>
+          <w:rFonts w:hint="eastAsia"/>
+        </w:rPr>
+        <w:t xml:space="preserve"> </w:t>
+      </w:r>
+      <w:r>
+        <w:rPr>
+          <w:rFonts w:hint="eastAsia"/>
+        </w:rPr>
+        <w:t>summary</w:t>
+      </w:r>
+      <w:r>
+        <w:rPr>
+          <w:rFonts w:hint="eastAsia"/>
+        </w:rPr>
+        <w:t>可以降低錯誤解釋風險。但此方法也需要謹慎設計門檻，避免把接近平均的微弱差異過度命名。因此，本系統使用</w:t>
+      </w:r>
+      <w:proofErr w:type="spellStart"/>
+      <w:r>
+        <w:rPr>
+          <w:rFonts w:hint="eastAsia"/>
+        </w:rPr>
+        <w:t>z_mean</w:t>
+      </w:r>
+      <w:proofErr w:type="spellEnd"/>
+      <w:r>
+        <w:rPr>
+          <w:rFonts w:hint="eastAsia"/>
+        </w:rPr>
+        <w:t>門檻來區分明顯特徵、輕度偏好與接近平均特徵。</w:t>
+      </w:r>
+    </w:p>
+    <w:p>
+      <w:pPr>
+        <w:ind w:firstLine="480"/>
+        <w:jc w:val="both"/>
+      </w:pPr>
+      <w:r>
+        <w:rPr>
+          <w:rFonts w:hint="eastAsia"/>
+        </w:rPr>
+        <w:t>高度依賴情境的部分包括景點特徵設計、模擬資料生成規則、</w:t>
+      </w:r>
+      <w:r>
+        <w:rPr>
+          <w:rFonts w:hint="eastAsia"/>
+        </w:rPr>
+        <w:t>OSM</w:t>
+      </w:r>
+      <w:r>
+        <w:rPr>
+          <w:rFonts w:hint="eastAsia"/>
+        </w:rPr>
+        <w:t xml:space="preserve"> </w:t>
+      </w:r>
+      <w:r>
+        <w:rPr>
+          <w:rFonts w:hint="eastAsia"/>
+        </w:rPr>
+        <w:t>tag</w:t>
+      </w:r>
+      <w:r>
+        <w:rPr>
+          <w:rFonts w:hint="eastAsia"/>
+        </w:rPr>
+        <w:t>到推薦特徵的</w:t>
+      </w:r>
+      <w:r>
+        <w:rPr>
+          <w:rFonts w:hint="eastAsia"/>
+        </w:rPr>
+        <w:t>mapping</w:t>
+      </w:r>
+      <w:r>
+        <w:rPr>
+          <w:rFonts w:hint="eastAsia"/>
+        </w:rPr>
+        <w:t>，以及</w:t>
+      </w:r>
+      <w:r>
+        <w:rPr>
+          <w:rFonts w:hint="eastAsia"/>
+        </w:rPr>
+        <w:t>cluster</w:t>
+      </w:r>
+      <w:r>
+        <w:rPr>
+          <w:rFonts w:hint="eastAsia"/>
+        </w:rPr>
+        <w:t xml:space="preserve"> </w:t>
+      </w:r>
+      <w:r>
+        <w:rPr>
+          <w:rFonts w:hint="eastAsia"/>
+        </w:rPr>
+        <w:t>label</w:t>
+      </w:r>
+      <w:r>
+        <w:rPr>
+          <w:rFonts w:hint="eastAsia"/>
+        </w:rPr>
+        <w:t>命名方式。不同城市、不同旅遊文化或不同使用者族群可能需要不同特徵，例如交通時間、安全性、季節、票價、排隊時間或同行者年齡。因此，本系統的特徵設計不能直接視為所有旅遊推薦場景的通用解法。</w:t>
+      </w:r>
+    </w:p>
+    <w:p>
+      <w:pPr>
+        <w:ind w:firstLine="480"/>
+        <w:jc w:val="both"/>
+      </w:pPr>
+      <w:r>
+        <w:rPr>
+          <w:rFonts w:hint="eastAsia"/>
+        </w:rPr>
+        <w:t>在治理風險方面，系統必須避免讓使用者誤以為推薦結果是客觀最佳選擇。推薦結果只反映目前資料、模型與</w:t>
+      </w:r>
+      <w:r>
+        <w:rPr>
+          <w:rFonts w:hint="eastAsia"/>
+        </w:rPr>
+        <w:t>heuristic</w:t>
+      </w:r>
+      <w:r>
+        <w:rPr>
+          <w:rFonts w:hint="eastAsia"/>
+        </w:rPr>
+        <w:t xml:space="preserve"> </w:t>
+      </w:r>
+      <w:r>
+        <w:rPr>
+          <w:rFonts w:hint="eastAsia"/>
+        </w:rPr>
+        <w:t>mapping</w:t>
+      </w:r>
+      <w:r>
+        <w:rPr>
+          <w:rFonts w:hint="eastAsia"/>
+        </w:rPr>
+        <w:t>下的計算結果，而不包含真實世界中的所有因素。因此</w:t>
+      </w:r>
+      <w:r>
+        <w:rPr>
+          <w:rFonts w:hint="eastAsia"/>
+        </w:rPr>
+        <w:t>App</w:t>
+      </w:r>
+      <w:r>
+        <w:rPr>
+          <w:rFonts w:hint="eastAsia"/>
+        </w:rPr>
+        <w:t>、</w:t>
+      </w:r>
+      <w:r>
+        <w:rPr>
+          <w:rFonts w:hint="eastAsia"/>
+        </w:rPr>
+        <w:t>README</w:t>
+      </w:r>
+      <w:r>
+        <w:rPr>
+          <w:rFonts w:hint="eastAsia"/>
+        </w:rPr>
+        <w:t>與報告中都需要明確說明資料來源、資料限制與模型用途。模型結果應被視為決策支援，而不是自動決策。</w:t>
+      </w:r>
+    </w:p>
+    <w:p>
+      <w:pPr>
+        <w:jc w:val="both"/>
+        <w:rPr>
           <w:b/>
           <w:bCs/>
           <w:sz w:val="28"/>
           <w:szCs w:val="24"/>
         </w:rPr>
-        <w:lastRenderedPageBreak/>
-        <w:t>討論：可遷移的設計概念</w:t>
-      </w:r>
-    </w:p>
-    <w:p>
-      <w:pPr>
-        <w:ind w:firstLine="480"/>
-        <w:jc w:val="both"/>
-      </w:pPr>
-      <w:r>
-        <w:rPr>
-          <w:rFonts w:hint="eastAsia"/>
-        </w:rPr>
-        <w:t>本專案有幾個可遷移到其他系統的設計概念。第一，在使用者偏好不明確且可能重疊的情境中，</w:t>
-      </w:r>
-      <w:r>
-        <w:rPr>
-          <w:rFonts w:hint="eastAsia"/>
-        </w:rPr>
-        <w:t>soft</w:t>
-      </w:r>
-      <w:r>
-        <w:rPr>
-          <w:rFonts w:hint="eastAsia"/>
-        </w:rPr>
-        <w:t xml:space="preserve"> </w:t>
-      </w:r>
-      <w:r>
-        <w:rPr>
-          <w:rFonts w:hint="eastAsia"/>
-        </w:rPr>
-        <w:t>clustering</w:t>
-      </w:r>
-      <w:r>
-        <w:rPr>
-          <w:rFonts w:hint="eastAsia"/>
-        </w:rPr>
-        <w:t>比</w:t>
-      </w:r>
-      <w:r>
-        <w:rPr>
-          <w:rFonts w:hint="eastAsia"/>
-        </w:rPr>
-        <w:t>hard</w:t>
-      </w:r>
-      <w:r>
-        <w:rPr>
-          <w:rFonts w:hint="eastAsia"/>
-        </w:rPr>
-        <w:t xml:space="preserve"> </w:t>
-      </w:r>
-      <w:r>
-        <w:rPr>
-          <w:rFonts w:hint="eastAsia"/>
-        </w:rPr>
-        <w:t>clustering</w:t>
-      </w:r>
-      <w:r>
-        <w:rPr>
-          <w:rFonts w:hint="eastAsia"/>
-        </w:rPr>
-        <w:t>更適合用於決策支援。這個概念不只適用於旅遊推薦，也可以應用於課程推薦、餐廳推薦、購物推薦或內容推薦。</w:t>
-      </w:r>
-    </w:p>
-    <w:p>
-      <w:pPr>
-        <w:ind w:firstLine="480"/>
-        <w:jc w:val="both"/>
-      </w:pPr>
-      <w:r>
-        <w:rPr>
-          <w:rFonts w:hint="eastAsia"/>
-        </w:rPr>
-        <w:t>第二，系統應該將模型信心與不確定性顯示給使用者。若只顯示單一推薦結果，使用者可能誤以為模型非常確定。但在實際資料中，許多使用者偏好可能介於多個類型之間，因此</w:t>
-      </w:r>
-      <w:r>
-        <w:rPr>
-          <w:rFonts w:hint="eastAsia"/>
-        </w:rPr>
-        <w:t>confidence</w:t>
-      </w:r>
-      <w:r>
-        <w:rPr>
-          <w:rFonts w:hint="eastAsia"/>
-        </w:rPr>
-        <w:t>與</w:t>
-      </w:r>
-      <w:r>
-        <w:rPr>
-          <w:rFonts w:hint="eastAsia"/>
-        </w:rPr>
-        <w:t>probability</w:t>
-      </w:r>
-      <w:r>
-        <w:rPr>
-          <w:rFonts w:hint="eastAsia"/>
-        </w:rPr>
-        <w:t>能降低過度解讀模型結果的風險。</w:t>
-      </w:r>
-    </w:p>
-    <w:p>
-      <w:pPr>
-        <w:ind w:firstLine="480"/>
-        <w:jc w:val="both"/>
-      </w:pPr>
-      <w:r>
-        <w:rPr>
-          <w:rFonts w:hint="eastAsia"/>
-        </w:rPr>
-        <w:t>第三，推薦系統不一定只追求最高準確率。</w:t>
-      </w:r>
-      <w:r>
-        <w:rPr>
-          <w:rFonts w:hint="eastAsia"/>
-        </w:rPr>
-        <w:t>personal-only</w:t>
-      </w:r>
-      <w:r>
-        <w:rPr>
-          <w:rFonts w:hint="eastAsia"/>
-        </w:rPr>
-        <w:t>可能在</w:t>
-      </w:r>
-      <w:r>
-        <w:rPr>
-          <w:rFonts w:hint="eastAsia"/>
-        </w:rPr>
-        <w:t>similarity-based</w:t>
-      </w:r>
-      <w:r>
-        <w:rPr>
-          <w:rFonts w:hint="eastAsia"/>
-        </w:rPr>
-        <w:t>指標上較好，但</w:t>
-      </w:r>
-      <w:r>
-        <w:rPr>
-          <w:rFonts w:hint="eastAsia"/>
-        </w:rPr>
-        <w:t>cluster-only</w:t>
-      </w:r>
-      <w:r>
-        <w:rPr>
-          <w:rFonts w:hint="eastAsia"/>
-        </w:rPr>
-        <w:t>可以提供群體解釋與冷啟動輔助。這顯示在決策支援系統中，準確度、可解釋性、使用者控制與系統可維護性需要一起考量。</w:t>
-      </w:r>
-    </w:p>
-    <w:p>
-      <w:pPr>
-        <w:ind w:firstLine="480"/>
-        <w:jc w:val="both"/>
-      </w:pPr>
-      <w:r>
-        <w:rPr>
-          <w:rFonts w:hint="eastAsia"/>
-        </w:rPr>
-        <w:t>第四，</w:t>
-      </w:r>
-      <w:r>
-        <w:rPr>
-          <w:rFonts w:hint="eastAsia"/>
-        </w:rPr>
-        <w:t>cluster</w:t>
-      </w:r>
-      <w:r>
-        <w:rPr>
-          <w:rFonts w:hint="eastAsia"/>
-        </w:rPr>
-        <w:t xml:space="preserve"> </w:t>
-      </w:r>
-      <w:r>
-        <w:rPr>
-          <w:rFonts w:hint="eastAsia"/>
-        </w:rPr>
-        <w:t>label</w:t>
-      </w:r>
-      <w:r>
-        <w:rPr>
-          <w:rFonts w:hint="eastAsia"/>
-        </w:rPr>
-        <w:t>必須和模型輸出資料一致。若系統固定寫死</w:t>
-      </w:r>
-      <w:r>
-        <w:rPr>
-          <w:rFonts w:hint="eastAsia"/>
-        </w:rPr>
-        <w:t>cluster</w:t>
-      </w:r>
-      <w:r>
-        <w:rPr>
-          <w:rFonts w:hint="eastAsia"/>
-        </w:rPr>
-        <w:t xml:space="preserve"> </w:t>
-      </w:r>
-      <w:r>
-        <w:rPr>
-          <w:rFonts w:hint="eastAsia"/>
-        </w:rPr>
-        <w:t>label</w:t>
-      </w:r>
-      <w:r>
-        <w:rPr>
-          <w:rFonts w:hint="eastAsia"/>
-        </w:rPr>
-        <w:t>，重新訓練後可能和</w:t>
-      </w:r>
-      <w:r>
-        <w:rPr>
-          <w:rFonts w:hint="eastAsia"/>
-        </w:rPr>
-        <w:t>heatmap</w:t>
-      </w:r>
-      <w:r>
-        <w:rPr>
-          <w:rFonts w:hint="eastAsia"/>
-        </w:rPr>
-        <w:t>衝突。改用</w:t>
-      </w:r>
-      <w:r>
-        <w:rPr>
-          <w:rFonts w:hint="eastAsia"/>
-        </w:rPr>
-        <w:t>dynamic</w:t>
-      </w:r>
-      <w:r>
-        <w:rPr>
-          <w:rFonts w:hint="eastAsia"/>
-        </w:rPr>
-        <w:t xml:space="preserve"> </w:t>
-      </w:r>
-      <w:r>
-        <w:rPr>
-          <w:rFonts w:hint="eastAsia"/>
-        </w:rPr>
-        <w:t>cluster</w:t>
-      </w:r>
-      <w:r>
-        <w:rPr>
-          <w:rFonts w:hint="eastAsia"/>
-        </w:rPr>
-        <w:t xml:space="preserve"> </w:t>
-      </w:r>
-      <w:r>
-        <w:rPr>
-          <w:rFonts w:hint="eastAsia"/>
-        </w:rPr>
-        <w:t>label</w:t>
-      </w:r>
-      <w:r>
-        <w:rPr>
-          <w:rFonts w:hint="eastAsia"/>
-        </w:rPr>
-        <w:t xml:space="preserve"> </w:t>
-      </w:r>
-      <w:r>
-        <w:rPr>
-          <w:rFonts w:hint="eastAsia"/>
-        </w:rPr>
-        <w:t>summary</w:t>
-      </w:r>
-      <w:r>
-        <w:rPr>
-          <w:rFonts w:hint="eastAsia"/>
-        </w:rPr>
-        <w:t>可以降低錯誤解釋風險。但此方法也需要謹慎設計門檻，避免把接近平均的微弱差異過度命名。因此，本系統使用</w:t>
-      </w:r>
-      <w:proofErr w:type="spellStart"/>
-      <w:r>
-        <w:rPr>
-          <w:rFonts w:hint="eastAsia"/>
-        </w:rPr>
-        <w:t>z_mean</w:t>
-      </w:r>
-      <w:proofErr w:type="spellEnd"/>
-      <w:r>
-        <w:rPr>
-          <w:rFonts w:hint="eastAsia"/>
-        </w:rPr>
-        <w:t>門檻來區分明顯特徵、輕度偏好與接近平均特徵。</w:t>
-      </w:r>
-    </w:p>
-    <w:p>
-      <w:pPr>
-        <w:ind w:firstLine="480"/>
-        <w:jc w:val="both"/>
-      </w:pPr>
-      <w:r>
-        <w:rPr>
-          <w:rFonts w:hint="eastAsia"/>
-        </w:rPr>
-        <w:t>高度依賴情境的部分包括景點特徵設計、模擬資料生成規則、</w:t>
-      </w:r>
-      <w:r>
-        <w:rPr>
-          <w:rFonts w:hint="eastAsia"/>
-        </w:rPr>
-        <w:t>OSM</w:t>
-      </w:r>
-      <w:r>
-        <w:rPr>
-          <w:rFonts w:hint="eastAsia"/>
-        </w:rPr>
-        <w:t xml:space="preserve"> </w:t>
-      </w:r>
-      <w:r>
-        <w:rPr>
-          <w:rFonts w:hint="eastAsia"/>
-        </w:rPr>
-        <w:t>tag</w:t>
-      </w:r>
-      <w:r>
-        <w:rPr>
-          <w:rFonts w:hint="eastAsia"/>
-        </w:rPr>
-        <w:t>到推薦特徵的</w:t>
-      </w:r>
-      <w:r>
-        <w:rPr>
-          <w:rFonts w:hint="eastAsia"/>
-        </w:rPr>
-        <w:t>mapping</w:t>
-      </w:r>
-      <w:r>
-        <w:rPr>
-          <w:rFonts w:hint="eastAsia"/>
-        </w:rPr>
-        <w:t>，以及</w:t>
-      </w:r>
-      <w:r>
-        <w:rPr>
-          <w:rFonts w:hint="eastAsia"/>
-        </w:rPr>
-        <w:t>cluster</w:t>
-      </w:r>
-      <w:r>
-        <w:rPr>
-          <w:rFonts w:hint="eastAsia"/>
-        </w:rPr>
-        <w:t xml:space="preserve"> </w:t>
-      </w:r>
-      <w:r>
-        <w:rPr>
-          <w:rFonts w:hint="eastAsia"/>
-        </w:rPr>
-        <w:t>label</w:t>
-      </w:r>
-      <w:r>
-        <w:rPr>
-          <w:rFonts w:hint="eastAsia"/>
-        </w:rPr>
-        <w:t>命名方式。不同城市、不同旅遊文化或不同使用者族群可能需要不同特徵，例如交通時間、安全性、季節、票價、排隊時間或同行者年齡。因此，本系統的特徵設計不能直接視為所有旅遊推薦場景的通用解法。</w:t>
-      </w:r>
-    </w:p>
-    <w:p>
-      <w:pPr>
-        <w:ind w:firstLine="480"/>
-        <w:jc w:val="both"/>
-      </w:pPr>
-      <w:r>
-        <w:rPr>
-          <w:rFonts w:hint="eastAsia"/>
-        </w:rPr>
-        <w:t>在治理風險方面，系統必須避免讓使用者誤以為推薦結果是客觀最佳選擇。推薦結果只反映目前資料、模型與</w:t>
-      </w:r>
-      <w:r>
-        <w:rPr>
-          <w:rFonts w:hint="eastAsia"/>
-        </w:rPr>
-        <w:t>heuristic</w:t>
-      </w:r>
-      <w:r>
-        <w:rPr>
-          <w:rFonts w:hint="eastAsia"/>
-        </w:rPr>
-        <w:t xml:space="preserve"> </w:t>
-      </w:r>
-      <w:r>
-        <w:rPr>
-          <w:rFonts w:hint="eastAsia"/>
-        </w:rPr>
-        <w:t>mapping</w:t>
-      </w:r>
-      <w:r>
-        <w:rPr>
-          <w:rFonts w:hint="eastAsia"/>
-        </w:rPr>
-        <w:t>下的計算結果，而不包含真實世界中的所有因素。因此</w:t>
-      </w:r>
-      <w:r>
-        <w:rPr>
-          <w:rFonts w:hint="eastAsia"/>
-        </w:rPr>
-        <w:t>App</w:t>
-      </w:r>
-      <w:r>
-        <w:rPr>
-          <w:rFonts w:hint="eastAsia"/>
-        </w:rPr>
-        <w:t>、</w:t>
-      </w:r>
-      <w:r>
-        <w:rPr>
-          <w:rFonts w:hint="eastAsia"/>
-        </w:rPr>
-        <w:t>README</w:t>
-      </w:r>
-      <w:r>
-        <w:rPr>
-          <w:rFonts w:hint="eastAsia"/>
-        </w:rPr>
-        <w:t>與報告中都需要明確說明資料來源、資料限制與模型用途。模型結果應被視為決策支援，而不是自動決策。</w:t>
-      </w:r>
-    </w:p>
-    <w:p>
-      <w:pPr>
-        <w:jc w:val="both"/>
-        <w:rPr>
+      </w:pPr>
+      <w:r>
+        <w:rPr>
+          <w:rFonts w:hint="eastAsia"/>
           <w:b/>
           <w:bCs/>
           <w:sz w:val="28"/>
           <w:szCs w:val="24"/>
         </w:rPr>
-      </w:pPr>
-      <w:r>
-        <w:rPr>
-          <w:rFonts w:hint="eastAsia"/>
-          <w:b/>
-          <w:bCs/>
-          <w:sz w:val="28"/>
-          <w:szCs w:val="24"/>
-        </w:rPr>
         <w:t>結論與未來展望</w:t>
       </w:r>
     </w:p>
@@ -7211,7 +8556,21 @@
         <w:rPr>
           <w:rFonts w:hint="eastAsia"/>
         </w:rPr>
-        <w:t>未來若有更多資源，系統可以進一步整合真實交通時間、即時天氣、票價、營業狀態、等待時間、使用者點擊與收藏紀錄。評估方面也可以加入</w:t>
+        <w:t>未來若有更多資源，系統可以進一步整合真實交通時間、即時天氣、票價、營業狀態、等待時間、使用者</w:t>
+      </w:r>
+      <w:proofErr w:type="gramStart"/>
+      <w:r>
+        <w:rPr>
+          <w:rFonts w:hint="eastAsia"/>
+        </w:rPr>
+        <w:t>點擊與收藏</w:t>
+      </w:r>
+      <w:proofErr w:type="gramEnd"/>
+      <w:r>
+        <w:rPr>
+          <w:rFonts w:hint="eastAsia"/>
+        </w:rPr>
+        <w:t>紀錄。評估方面也可以加入</w:t>
       </w:r>
       <w:proofErr w:type="spellStart"/>
       <w:r>
@@ -7275,7 +8634,21 @@
         <w:rPr>
           <w:rFonts w:hint="eastAsia"/>
         </w:rPr>
-        <w:t>等推薦系統指標，並進行使用者測試，以檢查推薦結果是否真的符合使用者需求。此外，也可以將目前的</w:t>
+        <w:t>等推薦系統指標，並進行使用者測試，以檢查推薦結果是否真的符合使用者需求。</w:t>
+      </w:r>
+      <w:proofErr w:type="gramStart"/>
+      <w:r>
+        <w:rPr>
+          <w:rFonts w:hint="eastAsia"/>
+        </w:rPr>
+        <w:t>此外，</w:t>
+      </w:r>
+      <w:proofErr w:type="gramEnd"/>
+      <w:r>
+        <w:rPr>
+          <w:rFonts w:hint="eastAsia"/>
+        </w:rPr>
+        <w:t>也可以將目前的</w:t>
       </w:r>
       <w:r>
         <w:rPr>
@@ -7405,40 +8778,43 @@
         <w:ind w:leftChars="0"/>
       </w:pPr>
       <w:r>
+        <w:t xml:space="preserve">Pedregosa, F., </w:t>
+      </w:r>
+      <w:proofErr w:type="spellStart"/>
+      <w:r>
+        <w:t>Varoquaux</w:t>
+      </w:r>
+      <w:proofErr w:type="spellEnd"/>
+      <w:r>
+        <w:t xml:space="preserve">, G., </w:t>
+      </w:r>
+      <w:proofErr w:type="spellStart"/>
+      <w:r>
+        <w:t>Gramfort</w:t>
+      </w:r>
+      <w:proofErr w:type="spellEnd"/>
+      <w:r>
+        <w:t xml:space="preserve">, A., Michel, V., Thirion, B., Grisel, O., Blondel, M., </w:t>
+      </w:r>
+      <w:proofErr w:type="spellStart"/>
+      <w:r>
+        <w:t>Prettenhofer</w:t>
+      </w:r>
+      <w:proofErr w:type="spellEnd"/>
+      <w:r>
+        <w:t xml:space="preserve">, P., Weiss, R., Dubourg, V., Vanderplas, J., Passos, A., </w:t>
+      </w:r>
+      <w:proofErr w:type="spellStart"/>
+      <w:r>
+        <w:t>Cournapeau</w:t>
+      </w:r>
+      <w:proofErr w:type="spellEnd"/>
+      <w:r>
+        <w:t xml:space="preserve">, D., Brucher, M., </w:t>
+      </w:r>
+      <w:r>
         <w:lastRenderedPageBreak/>
-        <w:t xml:space="preserve">Pedregosa, F., </w:t>
-      </w:r>
-      <w:proofErr w:type="spellStart"/>
-      <w:r>
-        <w:t>Varoquaux</w:t>
-      </w:r>
-      <w:proofErr w:type="spellEnd"/>
-      <w:r>
-        <w:t xml:space="preserve">, G., </w:t>
-      </w:r>
-      <w:proofErr w:type="spellStart"/>
-      <w:r>
-        <w:t>Gramfort</w:t>
-      </w:r>
-      <w:proofErr w:type="spellEnd"/>
-      <w:r>
-        <w:t xml:space="preserve">, A., Michel, V., Thirion, B., Grisel, O., Blondel, M., </w:t>
-      </w:r>
-      <w:proofErr w:type="spellStart"/>
-      <w:r>
-        <w:t>Prettenhofer</w:t>
-      </w:r>
-      <w:proofErr w:type="spellEnd"/>
-      <w:r>
-        <w:t xml:space="preserve">, P., Weiss, R., Dubourg, V., Vanderplas, J., Passos, A., </w:t>
-      </w:r>
-      <w:proofErr w:type="spellStart"/>
-      <w:r>
-        <w:t>Cournapeau</w:t>
-      </w:r>
-      <w:proofErr w:type="spellEnd"/>
-      <w:r>
-        <w:t xml:space="preserve">, D., Brucher, M., Perrot, M., &amp; </w:t>
+        <w:t xml:space="preserve">Perrot, M., &amp; </w:t>
       </w:r>
       <w:proofErr w:type="spellStart"/>
       <w:r>

--- a/report/travel_recommendation_report.docx
+++ b/report/travel_recommendation_report.docx
@@ -155,7 +155,19 @@
         <w:rPr>
           <w:rFonts w:hint="eastAsia"/>
         </w:rPr>
-        <w:t>景點資料獲取與特徵轉換、旅遊偏好資料與互動資料整合、特徵前處理、模型選擇與訓練、推薦方法實作、結果分析。</w:t>
+        <w:t>景點資料獲取與特徵轉換、旅遊偏好資料與互動資料整合、特徵前處理、模型選擇與訓練、推薦方法實作、結果分析</w:t>
+      </w:r>
+      <w:r>
+        <w:rPr>
+          <w:rFonts w:hint="eastAsia"/>
+        </w:rPr>
+        <w:t>、報告撰寫</w:t>
+      </w:r>
+      <w:r>
+        <w:rPr>
+          <w:rFonts w:hint="eastAsia"/>
+        </w:rPr>
+        <w:t>。</w:t>
       </w:r>
     </w:p>
     <w:p>
@@ -5735,9 +5747,6 @@
       <w:pPr>
         <w:ind w:firstLine="480"/>
         <w:jc w:val="both"/>
-        <w:rPr>
-          <w:rFonts w:hint="eastAsia"/>
-        </w:rPr>
       </w:pPr>
       <w:r>
         <w:rPr>
@@ -6243,9 +6252,6 @@
     <w:p>
       <w:pPr>
         <w:jc w:val="both"/>
-        <w:rPr>
-          <w:rFonts w:hint="eastAsia"/>
-        </w:rPr>
       </w:pPr>
       <w:r>
         <w:rPr>
@@ -6306,9 +6312,6 @@
       <w:pPr>
         <w:ind w:firstLine="480"/>
         <w:jc w:val="both"/>
-        <w:rPr>
-          <w:rFonts w:hint="eastAsia"/>
-        </w:rPr>
       </w:pPr>
       <w:r>
         <w:rPr>
@@ -6337,324 +6340,14 @@
         </w:rPr>
       </w:pPr>
       <w:r>
-        <w:tab/>
-      </w:r>
-      <w:proofErr w:type="gramStart"/>
-      <w:r>
-        <w:rPr>
-          <w:rFonts w:hint="eastAsia"/>
-        </w:rPr>
-        <w:t>此外，</w:t>
-      </w:r>
-      <w:proofErr w:type="gramEnd"/>
-      <w:r>
-        <w:rPr>
-          <w:rFonts w:hint="eastAsia"/>
-        </w:rPr>
-        <w:t>本專案也使用</w:t>
-      </w:r>
-      <w:r>
-        <w:rPr>
-          <w:rFonts w:hint="eastAsia"/>
-        </w:rPr>
-        <w:t>0~7</w:t>
-      </w:r>
-      <w:r>
-        <w:rPr>
-          <w:rFonts w:hint="eastAsia"/>
-        </w:rPr>
-        <w:t>組測試輸入來檢查模型邏輯。這些測試案例分別代表自然景點導向型、室內文化型、美食導向型、拍照打卡型、高消費型、熱門景點型、低消費輕旅行型與中性模糊型。測試重點不是</w:t>
-      </w:r>
-      <w:r>
-        <w:rPr>
-          <w:rFonts w:hint="eastAsia"/>
-        </w:rPr>
-        <w:t>case ID</w:t>
-      </w:r>
-      <w:r>
-        <w:rPr>
-          <w:rFonts w:hint="eastAsia"/>
-        </w:rPr>
-        <w:t>是否等於</w:t>
-      </w:r>
-      <w:r>
-        <w:rPr>
-          <w:rFonts w:hint="eastAsia"/>
-        </w:rPr>
-        <w:t>cluster ID</w:t>
-      </w:r>
-      <w:r>
-        <w:rPr>
-          <w:rFonts w:hint="eastAsia"/>
-        </w:rPr>
-        <w:t>，因為</w:t>
-      </w:r>
-      <w:r>
-        <w:rPr>
-          <w:rFonts w:hint="eastAsia"/>
-        </w:rPr>
-        <w:t>GMM</w:t>
-      </w:r>
-      <w:r>
-        <w:rPr>
-          <w:rFonts w:hint="eastAsia"/>
-        </w:rPr>
-        <w:t>重新訓練後</w:t>
-      </w:r>
-      <w:r>
-        <w:rPr>
-          <w:rFonts w:hint="eastAsia"/>
-        </w:rPr>
-        <w:t>cluster</w:t>
-      </w:r>
-      <w:r>
-        <w:rPr>
-          <w:rFonts w:hint="eastAsia"/>
-        </w:rPr>
-        <w:t>編號可能改變；真正重要的是輸入偏好是否會對應到合理的</w:t>
-      </w:r>
-      <w:r>
-        <w:rPr>
-          <w:rFonts w:hint="eastAsia"/>
-        </w:rPr>
-        <w:t>cluster label</w:t>
-      </w:r>
-      <w:r>
-        <w:rPr>
-          <w:rFonts w:hint="eastAsia"/>
-        </w:rPr>
-        <w:t>、</w:t>
-      </w:r>
-      <w:r>
-        <w:rPr>
-          <w:rFonts w:hint="eastAsia"/>
-        </w:rPr>
-        <w:t>cluster feature summary</w:t>
-      </w:r>
-      <w:r>
-        <w:rPr>
-          <w:rFonts w:hint="eastAsia"/>
-        </w:rPr>
-        <w:t>、</w:t>
-      </w:r>
-      <w:r>
-        <w:rPr>
-          <w:rFonts w:hint="eastAsia"/>
-        </w:rPr>
-        <w:t>top probability clusters</w:t>
-      </w:r>
-      <w:r>
-        <w:rPr>
-          <w:rFonts w:hint="eastAsia"/>
-        </w:rPr>
-        <w:t>和</w:t>
-      </w:r>
-      <w:r>
-        <w:rPr>
-          <w:rFonts w:hint="eastAsia"/>
-        </w:rPr>
-        <w:t>confidence</w:t>
-      </w:r>
-      <w:r>
-        <w:rPr>
-          <w:rFonts w:hint="eastAsia"/>
-        </w:rPr>
-        <w:t>。</w:t>
-      </w:r>
-    </w:p>
-    <w:p>
-      <w:pPr>
-        <w:ind w:firstLine="480"/>
-        <w:jc w:val="both"/>
-      </w:pPr>
-      <w:r>
-        <w:rPr>
-          <w:rFonts w:hint="eastAsia"/>
-        </w:rPr>
-        <w:t>本系統的評估目標是檢查推薦方法是否比</w:t>
-      </w:r>
-      <w:r>
-        <w:rPr>
-          <w:rFonts w:hint="eastAsia"/>
-        </w:rPr>
-        <w:t>random</w:t>
-      </w:r>
-      <w:r>
-        <w:rPr>
-          <w:rFonts w:hint="eastAsia"/>
-        </w:rPr>
-        <w:t xml:space="preserve"> </w:t>
-      </w:r>
-      <w:r>
-        <w:rPr>
-          <w:rFonts w:hint="eastAsia"/>
-        </w:rPr>
-        <w:t>baseline</w:t>
-      </w:r>
-      <w:r>
-        <w:rPr>
-          <w:rFonts w:hint="eastAsia"/>
-        </w:rPr>
-        <w:t>更有效，並判斷</w:t>
-      </w:r>
-      <w:r>
-        <w:rPr>
-          <w:rFonts w:hint="eastAsia"/>
-        </w:rPr>
-        <w:t>cluster-based</w:t>
-      </w:r>
-      <w:r>
-        <w:rPr>
-          <w:rFonts w:hint="eastAsia"/>
-        </w:rPr>
-        <w:t xml:space="preserve"> </w:t>
-      </w:r>
-      <w:r>
-        <w:rPr>
-          <w:rFonts w:hint="eastAsia"/>
-        </w:rPr>
-        <w:t>design</w:t>
-      </w:r>
-      <w:r>
-        <w:rPr>
-          <w:rFonts w:hint="eastAsia"/>
-        </w:rPr>
-        <w:t>是否具有合理的解釋價值。評估方法主要使用模擬測試，而非真實使用者實驗。系統比較</w:t>
-      </w:r>
-      <w:r>
-        <w:rPr>
-          <w:rFonts w:hint="eastAsia"/>
-        </w:rPr>
-        <w:t>personal-only</w:t>
-      </w:r>
-      <w:r>
-        <w:rPr>
-          <w:rFonts w:hint="eastAsia"/>
-        </w:rPr>
-        <w:t>、</w:t>
-      </w:r>
-      <w:r>
-        <w:rPr>
-          <w:rFonts w:hint="eastAsia"/>
-        </w:rPr>
-        <w:t>cluster-only</w:t>
-      </w:r>
-      <w:r>
-        <w:rPr>
-          <w:rFonts w:hint="eastAsia"/>
-        </w:rPr>
-        <w:t>、</w:t>
-      </w:r>
-      <w:r>
-        <w:rPr>
-          <w:rFonts w:hint="eastAsia"/>
-        </w:rPr>
-        <w:t>collaborative-only</w:t>
-      </w:r>
-      <w:r>
-        <w:rPr>
-          <w:rFonts w:hint="eastAsia"/>
-        </w:rPr>
-        <w:t>與</w:t>
-      </w:r>
-      <w:r>
-        <w:rPr>
-          <w:rFonts w:hint="eastAsia"/>
-        </w:rPr>
-        <w:t>hybrid</w:t>
-      </w:r>
-      <w:r>
-        <w:rPr>
-          <w:rFonts w:hint="eastAsia"/>
-        </w:rPr>
-        <w:t>四種推薦方法，並使用</w:t>
-      </w:r>
-      <w:r>
-        <w:rPr>
-          <w:rFonts w:hint="eastAsia"/>
-        </w:rPr>
-        <w:t>mean</w:t>
-      </w:r>
-      <w:r>
-        <w:rPr>
-          <w:rFonts w:hint="eastAsia"/>
-        </w:rPr>
-        <w:t xml:space="preserve"> </w:t>
-      </w:r>
-      <w:r>
-        <w:rPr>
-          <w:rFonts w:hint="eastAsia"/>
-        </w:rPr>
-        <w:t>similarity</w:t>
-      </w:r>
-      <w:r>
-        <w:rPr>
-          <w:rFonts w:hint="eastAsia"/>
-        </w:rPr>
-        <w:t>、</w:t>
-      </w:r>
-      <w:r>
-        <w:rPr>
-          <w:rFonts w:hint="eastAsia"/>
-        </w:rPr>
-        <w:t>random</w:t>
-      </w:r>
-      <w:r>
-        <w:rPr>
-          <w:rFonts w:hint="eastAsia"/>
-        </w:rPr>
-        <w:t xml:space="preserve"> </w:t>
-      </w:r>
-      <w:r>
-        <w:rPr>
-          <w:rFonts w:hint="eastAsia"/>
-        </w:rPr>
-        <w:t>baseline</w:t>
-      </w:r>
-      <w:r>
-        <w:rPr>
-          <w:rFonts w:hint="eastAsia"/>
-        </w:rPr>
-        <w:t>和</w:t>
-      </w:r>
-      <w:r>
-        <w:rPr>
-          <w:rFonts w:hint="eastAsia"/>
-        </w:rPr>
-        <w:t>recommendation</w:t>
-      </w:r>
-      <w:r>
-        <w:rPr>
-          <w:rFonts w:hint="eastAsia"/>
-        </w:rPr>
-        <w:t xml:space="preserve"> </w:t>
-      </w:r>
-      <w:r>
-        <w:rPr>
-          <w:rFonts w:hint="eastAsia"/>
-        </w:rPr>
-        <w:t>lift</w:t>
-      </w:r>
-      <w:r>
-        <w:rPr>
-          <w:rFonts w:hint="eastAsia"/>
-        </w:rPr>
-        <w:t>作為主要指標。</w:t>
-      </w:r>
-    </w:p>
-    <w:p>
-      <w:pPr>
-        <w:jc w:val="both"/>
-      </w:pPr>
-      <w:r>
         <w:rPr>
           <w:noProof/>
         </w:rPr>
         <w:drawing>
-          <wp:inline distT="0" distB="0" distL="0" distR="0" wp14:anchorId="69B2E7CA" wp14:editId="76254D64">
-            <wp:extent cx="3240000" cy="1786999"/>
-            <wp:effectExtent l="0" t="0" r="0" b="3810"/>
-            <wp:docPr id="1" name="圖片 1"/>
+          <wp:inline distT="0" distB="0" distL="0" distR="0" wp14:anchorId="31F3F168" wp14:editId="02CE38EC">
+            <wp:extent cx="6637655" cy="4919345"/>
+            <wp:effectExtent l="0" t="0" r="0" b="0"/>
+            <wp:docPr id="7" name="圖片 7"/>
             <wp:cNvGraphicFramePr>
               <a:graphicFrameLocks xmlns:a="http://schemas.openxmlformats.org/drawingml/2006/main" noChangeAspect="1"/>
             </wp:cNvGraphicFramePr>
@@ -6668,7 +6361,7 @@
                     </pic:cNvPicPr>
                   </pic:nvPicPr>
                   <pic:blipFill>
-                    <a:blip r:embed="rId7" cstate="print">
+                    <a:blip r:embed="rId7">
                       <a:extLst>
                         <a:ext uri="{28A0092B-C50C-407E-A947-70E740481C1C}">
                           <a14:useLocalDpi xmlns:a14="http://schemas.microsoft.com/office/drawing/2010/main" val="0"/>
@@ -6683,7 +6376,7 @@
                   <pic:spPr bwMode="auto">
                     <a:xfrm>
                       <a:off x="0" y="0"/>
-                      <a:ext cx="3240000" cy="1786999"/>
+                      <a:ext cx="6637655" cy="4919345"/>
                     </a:xfrm>
                     <a:prstGeom prst="rect">
                       <a:avLst/>
@@ -6699,16 +6392,337 @@
           </wp:inline>
         </w:drawing>
       </w:r>
-      <w:r>
-        <w:rPr>
-          <w:rFonts w:hint="eastAsia"/>
+    </w:p>
+    <w:p>
+      <w:pPr>
+        <w:jc w:val="both"/>
+      </w:pPr>
+      <w:r>
+        <w:tab/>
+      </w:r>
+      <w:proofErr w:type="gramStart"/>
+      <w:r>
+        <w:rPr>
+          <w:rFonts w:hint="eastAsia"/>
+        </w:rPr>
+        <w:t>此外，</w:t>
+      </w:r>
+      <w:proofErr w:type="gramEnd"/>
+      <w:r>
+        <w:rPr>
+          <w:rFonts w:hint="eastAsia"/>
+        </w:rPr>
+        <w:t>本專案也使用</w:t>
+      </w:r>
+      <w:r>
+        <w:rPr>
+          <w:rFonts w:hint="eastAsia"/>
+        </w:rPr>
+        <w:t>0~7</w:t>
+      </w:r>
+      <w:r>
+        <w:rPr>
+          <w:rFonts w:hint="eastAsia"/>
+        </w:rPr>
+        <w:t>組測試輸入來檢查模型邏輯。這些測試案例分別代表自然景點導向型、室內文化型、美食導向型、拍照打卡型、高消費型、熱門景點型、低消費輕旅行型與中性模糊型。測</w:t>
+      </w:r>
+      <w:r>
+        <w:rPr>
+          <w:rFonts w:hint="eastAsia"/>
+        </w:rPr>
+        <w:lastRenderedPageBreak/>
+        <w:t>試重點不是</w:t>
+      </w:r>
+      <w:r>
+        <w:rPr>
+          <w:rFonts w:hint="eastAsia"/>
+        </w:rPr>
+        <w:t>case ID</w:t>
+      </w:r>
+      <w:r>
+        <w:rPr>
+          <w:rFonts w:hint="eastAsia"/>
+        </w:rPr>
+        <w:t>是否等於</w:t>
+      </w:r>
+      <w:r>
+        <w:rPr>
+          <w:rFonts w:hint="eastAsia"/>
+        </w:rPr>
+        <w:t>cluster ID</w:t>
+      </w:r>
+      <w:r>
+        <w:rPr>
+          <w:rFonts w:hint="eastAsia"/>
+        </w:rPr>
+        <w:t>，因為</w:t>
+      </w:r>
+      <w:r>
+        <w:rPr>
+          <w:rFonts w:hint="eastAsia"/>
+        </w:rPr>
+        <w:t>GMM</w:t>
+      </w:r>
+      <w:r>
+        <w:rPr>
+          <w:rFonts w:hint="eastAsia"/>
+        </w:rPr>
+        <w:t>重新訓練後</w:t>
+      </w:r>
+      <w:r>
+        <w:rPr>
+          <w:rFonts w:hint="eastAsia"/>
+        </w:rPr>
+        <w:t>cluster</w:t>
+      </w:r>
+      <w:r>
+        <w:rPr>
+          <w:rFonts w:hint="eastAsia"/>
+        </w:rPr>
+        <w:t>編號可能改變；真正重要的是輸入偏好是否會對應到合理的</w:t>
+      </w:r>
+      <w:r>
+        <w:rPr>
+          <w:rFonts w:hint="eastAsia"/>
+        </w:rPr>
+        <w:t>cluster label</w:t>
+      </w:r>
+      <w:r>
+        <w:rPr>
+          <w:rFonts w:hint="eastAsia"/>
+        </w:rPr>
+        <w:t>、</w:t>
+      </w:r>
+      <w:r>
+        <w:rPr>
+          <w:rFonts w:hint="eastAsia"/>
+        </w:rPr>
+        <w:t>cluster feature summary</w:t>
+      </w:r>
+      <w:r>
+        <w:rPr>
+          <w:rFonts w:hint="eastAsia"/>
+        </w:rPr>
+        <w:t>、</w:t>
+      </w:r>
+      <w:r>
+        <w:rPr>
+          <w:rFonts w:hint="eastAsia"/>
+        </w:rPr>
+        <w:t>top probability clusters</w:t>
+      </w:r>
+      <w:r>
+        <w:rPr>
+          <w:rFonts w:hint="eastAsia"/>
+        </w:rPr>
+        <w:t>和</w:t>
+      </w:r>
+      <w:r>
+        <w:rPr>
+          <w:rFonts w:hint="eastAsia"/>
+        </w:rPr>
+        <w:t>confidence</w:t>
+      </w:r>
+      <w:r>
+        <w:rPr>
+          <w:rFonts w:hint="eastAsia"/>
+        </w:rPr>
+        <w:t>。</w:t>
+      </w:r>
+    </w:p>
+    <w:p>
+      <w:pPr>
+        <w:ind w:firstLine="480"/>
+        <w:jc w:val="both"/>
+      </w:pPr>
+      <w:r>
+        <w:rPr>
+          <w:rFonts w:hint="eastAsia"/>
+        </w:rPr>
+        <w:t>本系統的評估目標是檢查推薦方法是否比</w:t>
+      </w:r>
+      <w:r>
+        <w:rPr>
+          <w:rFonts w:hint="eastAsia"/>
+        </w:rPr>
+        <w:t>random</w:t>
+      </w:r>
+      <w:r>
+        <w:rPr>
+          <w:rFonts w:hint="eastAsia"/>
+        </w:rPr>
+        <w:t xml:space="preserve"> </w:t>
+      </w:r>
+      <w:r>
+        <w:rPr>
+          <w:rFonts w:hint="eastAsia"/>
+        </w:rPr>
+        <w:t>baseline</w:t>
+      </w:r>
+      <w:r>
+        <w:rPr>
+          <w:rFonts w:hint="eastAsia"/>
+        </w:rPr>
+        <w:t>更有效，並判斷</w:t>
+      </w:r>
+      <w:r>
+        <w:rPr>
+          <w:rFonts w:hint="eastAsia"/>
+        </w:rPr>
+        <w:t>cluster-based</w:t>
+      </w:r>
+      <w:r>
+        <w:rPr>
+          <w:rFonts w:hint="eastAsia"/>
+        </w:rPr>
+        <w:t xml:space="preserve"> </w:t>
+      </w:r>
+      <w:r>
+        <w:rPr>
+          <w:rFonts w:hint="eastAsia"/>
+        </w:rPr>
+        <w:t>design</w:t>
+      </w:r>
+      <w:r>
+        <w:rPr>
+          <w:rFonts w:hint="eastAsia"/>
+        </w:rPr>
+        <w:t>是否具有合理的解釋價值。評估方法主要使用模擬測試，而非真實使用者實驗。系統比較</w:t>
+      </w:r>
+      <w:r>
+        <w:rPr>
+          <w:rFonts w:hint="eastAsia"/>
+        </w:rPr>
+        <w:t>personal-only</w:t>
+      </w:r>
+      <w:r>
+        <w:rPr>
+          <w:rFonts w:hint="eastAsia"/>
+        </w:rPr>
+        <w:t>、</w:t>
+      </w:r>
+      <w:r>
+        <w:rPr>
+          <w:rFonts w:hint="eastAsia"/>
+        </w:rPr>
+        <w:t>cluster-only</w:t>
+      </w:r>
+      <w:r>
+        <w:rPr>
+          <w:rFonts w:hint="eastAsia"/>
+        </w:rPr>
+        <w:t>、</w:t>
+      </w:r>
+      <w:r>
+        <w:rPr>
+          <w:rFonts w:hint="eastAsia"/>
+        </w:rPr>
+        <w:t>collaborative-only</w:t>
+      </w:r>
+      <w:r>
+        <w:rPr>
+          <w:rFonts w:hint="eastAsia"/>
+        </w:rPr>
+        <w:t>與</w:t>
+      </w:r>
+      <w:r>
+        <w:rPr>
+          <w:rFonts w:hint="eastAsia"/>
+        </w:rPr>
+        <w:t>hybrid</w:t>
+      </w:r>
+      <w:r>
+        <w:rPr>
+          <w:rFonts w:hint="eastAsia"/>
+        </w:rPr>
+        <w:t>四種推薦方法，並使用</w:t>
+      </w:r>
+      <w:r>
+        <w:rPr>
+          <w:rFonts w:hint="eastAsia"/>
+        </w:rPr>
+        <w:t>mean</w:t>
+      </w:r>
+      <w:r>
+        <w:rPr>
+          <w:rFonts w:hint="eastAsia"/>
+        </w:rPr>
+        <w:t xml:space="preserve"> </w:t>
+      </w:r>
+      <w:r>
+        <w:rPr>
+          <w:rFonts w:hint="eastAsia"/>
+        </w:rPr>
+        <w:t>similarity</w:t>
+      </w:r>
+      <w:r>
+        <w:rPr>
+          <w:rFonts w:hint="eastAsia"/>
+        </w:rPr>
+        <w:t>、</w:t>
+      </w:r>
+      <w:r>
+        <w:rPr>
+          <w:rFonts w:hint="eastAsia"/>
+        </w:rPr>
+        <w:t>random</w:t>
+      </w:r>
+      <w:r>
+        <w:rPr>
+          <w:rFonts w:hint="eastAsia"/>
+        </w:rPr>
+        <w:t xml:space="preserve"> </w:t>
+      </w:r>
+      <w:r>
+        <w:rPr>
+          <w:rFonts w:hint="eastAsia"/>
+        </w:rPr>
+        <w:t>baseline</w:t>
+      </w:r>
+      <w:r>
+        <w:rPr>
+          <w:rFonts w:hint="eastAsia"/>
+        </w:rPr>
+        <w:t>和</w:t>
+      </w:r>
+      <w:r>
+        <w:rPr>
+          <w:rFonts w:hint="eastAsia"/>
+        </w:rPr>
+        <w:t>recommendation</w:t>
+      </w:r>
+      <w:r>
+        <w:rPr>
+          <w:rFonts w:hint="eastAsia"/>
+        </w:rPr>
+        <w:t xml:space="preserve"> </w:t>
+      </w:r>
+      <w:r>
+        <w:rPr>
+          <w:rFonts w:hint="eastAsia"/>
+        </w:rPr>
+        <w:t>lift</w:t>
+      </w:r>
+      <w:r>
+        <w:rPr>
+          <w:rFonts w:hint="eastAsia"/>
+        </w:rPr>
+        <w:t>作為主要指標。</w:t>
+      </w:r>
+    </w:p>
+    <w:p>
+      <w:pPr>
+        <w:jc w:val="both"/>
+      </w:pPr>
+      <w:r>
+        <w:rPr>
           <w:noProof/>
         </w:rPr>
         <w:drawing>
-          <wp:inline distT="0" distB="0" distL="0" distR="0" wp14:anchorId="0C8ACE46" wp14:editId="0AACD887">
+          <wp:inline distT="0" distB="0" distL="0" distR="0" wp14:anchorId="69B2E7CA" wp14:editId="76254D64">
             <wp:extent cx="3240000" cy="1786999"/>
             <wp:effectExtent l="0" t="0" r="0" b="3810"/>
-            <wp:docPr id="2" name="圖片 2"/>
+            <wp:docPr id="1" name="圖片 1"/>
             <wp:cNvGraphicFramePr>
               <a:graphicFrameLocks xmlns:a="http://schemas.openxmlformats.org/drawingml/2006/main" noChangeAspect="1"/>
             </wp:cNvGraphicFramePr>
@@ -6716,7 +6730,7 @@
               <a:graphicData uri="http://schemas.openxmlformats.org/drawingml/2006/picture">
                 <pic:pic xmlns:pic="http://schemas.openxmlformats.org/drawingml/2006/picture">
                   <pic:nvPicPr>
-                    <pic:cNvPr id="0" name="Picture 2"/>
+                    <pic:cNvPr id="0" name="Picture 1"/>
                     <pic:cNvPicPr>
                       <a:picLocks noChangeAspect="1" noChangeArrowheads="1"/>
                     </pic:cNvPicPr>
@@ -6753,24 +6767,16 @@
           </wp:inline>
         </w:drawing>
       </w:r>
-    </w:p>
-    <w:p>
-      <w:pPr>
-        <w:jc w:val="both"/>
-        <w:rPr>
-          <w:rFonts w:hint="eastAsia"/>
-        </w:rPr>
-      </w:pPr>
       <w:r>
         <w:rPr>
           <w:rFonts w:hint="eastAsia"/>
           <w:noProof/>
         </w:rPr>
         <w:drawing>
-          <wp:inline distT="0" distB="0" distL="0" distR="0" wp14:anchorId="4E29D123" wp14:editId="48B3FADD">
+          <wp:inline distT="0" distB="0" distL="0" distR="0" wp14:anchorId="0C8ACE46" wp14:editId="0AACD887">
             <wp:extent cx="3240000" cy="1786999"/>
             <wp:effectExtent l="0" t="0" r="0" b="3810"/>
-            <wp:docPr id="3" name="圖片 3"/>
+            <wp:docPr id="2" name="圖片 2"/>
             <wp:cNvGraphicFramePr>
               <a:graphicFrameLocks xmlns:a="http://schemas.openxmlformats.org/drawingml/2006/main" noChangeAspect="1"/>
             </wp:cNvGraphicFramePr>
@@ -6778,7 +6784,7 @@
               <a:graphicData uri="http://schemas.openxmlformats.org/drawingml/2006/picture">
                 <pic:pic xmlns:pic="http://schemas.openxmlformats.org/drawingml/2006/picture">
                   <pic:nvPicPr>
-                    <pic:cNvPr id="0" name="Picture 3"/>
+                    <pic:cNvPr id="0" name="Picture 2"/>
                     <pic:cNvPicPr>
                       <a:picLocks noChangeAspect="1" noChangeArrowheads="1"/>
                     </pic:cNvPicPr>
@@ -6815,6 +6821,65 @@
           </wp:inline>
         </w:drawing>
       </w:r>
+    </w:p>
+    <w:p>
+      <w:pPr>
+        <w:jc w:val="both"/>
+      </w:pPr>
+      <w:r>
+        <w:rPr>
+          <w:rFonts w:hint="eastAsia"/>
+          <w:noProof/>
+        </w:rPr>
+        <w:drawing>
+          <wp:inline distT="0" distB="0" distL="0" distR="0" wp14:anchorId="4E29D123" wp14:editId="48B3FADD">
+            <wp:extent cx="3240000" cy="1786999"/>
+            <wp:effectExtent l="0" t="0" r="0" b="3810"/>
+            <wp:docPr id="3" name="圖片 3"/>
+            <wp:cNvGraphicFramePr>
+              <a:graphicFrameLocks xmlns:a="http://schemas.openxmlformats.org/drawingml/2006/main" noChangeAspect="1"/>
+            </wp:cNvGraphicFramePr>
+            <a:graphic xmlns:a="http://schemas.openxmlformats.org/drawingml/2006/main">
+              <a:graphicData uri="http://schemas.openxmlformats.org/drawingml/2006/picture">
+                <pic:pic xmlns:pic="http://schemas.openxmlformats.org/drawingml/2006/picture">
+                  <pic:nvPicPr>
+                    <pic:cNvPr id="0" name="Picture 3"/>
+                    <pic:cNvPicPr>
+                      <a:picLocks noChangeAspect="1" noChangeArrowheads="1"/>
+                    </pic:cNvPicPr>
+                  </pic:nvPicPr>
+                  <pic:blipFill>
+                    <a:blip r:embed="rId10" cstate="print">
+                      <a:extLst>
+                        <a:ext uri="{28A0092B-C50C-407E-A947-70E740481C1C}">
+                          <a14:useLocalDpi xmlns:a14="http://schemas.microsoft.com/office/drawing/2010/main" val="0"/>
+                        </a:ext>
+                      </a:extLst>
+                    </a:blip>
+                    <a:srcRect/>
+                    <a:stretch>
+                      <a:fillRect/>
+                    </a:stretch>
+                  </pic:blipFill>
+                  <pic:spPr bwMode="auto">
+                    <a:xfrm>
+                      <a:off x="0" y="0"/>
+                      <a:ext cx="3240000" cy="1786999"/>
+                    </a:xfrm>
+                    <a:prstGeom prst="rect">
+                      <a:avLst/>
+                    </a:prstGeom>
+                    <a:noFill/>
+                    <a:ln>
+                      <a:noFill/>
+                    </a:ln>
+                  </pic:spPr>
+                </pic:pic>
+              </a:graphicData>
+            </a:graphic>
+          </wp:inline>
+        </w:drawing>
+      </w:r>
       <w:r>
         <w:rPr>
           <w:rFonts w:hint="eastAsia"/>
@@ -6838,7 +6903,7 @@
                     </pic:cNvPicPr>
                   </pic:nvPicPr>
                   <pic:blipFill>
-                    <a:blip r:embed="rId10" cstate="print">
+                    <a:blip r:embed="rId11" cstate="print">
                       <a:extLst>
                         <a:ext uri="{28A0092B-C50C-407E-A947-70E740481C1C}">
                           <a14:useLocalDpi xmlns:a14="http://schemas.microsoft.com/office/drawing/2010/main" val="0"/>
@@ -6879,7 +6944,6 @@
         <w:rPr>
           <w:rFonts w:hint="eastAsia"/>
         </w:rPr>
-        <w:lastRenderedPageBreak/>
         <w:t>在完整資料測試中，</w:t>
       </w:r>
       <w:r>
@@ -7284,14 +7348,12 @@
     <w:p>
       <w:pPr>
         <w:jc w:val="both"/>
-        <w:rPr>
-          <w:rFonts w:hint="eastAsia"/>
-        </w:rPr>
       </w:pPr>
       <w:r>
         <w:rPr>
           <w:noProof/>
         </w:rPr>
+        <w:lastRenderedPageBreak/>
         <w:drawing>
           <wp:inline distT="0" distB="0" distL="0" distR="0" wp14:anchorId="1A2CA4DD" wp14:editId="63D0DADE">
             <wp:extent cx="6646545" cy="4148455"/>
@@ -7310,7 +7372,7 @@
                     </pic:cNvPicPr>
                   </pic:nvPicPr>
                   <pic:blipFill>
-                    <a:blip r:embed="rId11" cstate="print">
+                    <a:blip r:embed="rId12" cstate="print">
                       <a:extLst>
                         <a:ext uri="{28A0092B-C50C-407E-A947-70E740481C1C}">
                           <a14:useLocalDpi xmlns:a14="http://schemas.microsoft.com/office/drawing/2010/main" val="0"/>
@@ -7798,7 +7860,6 @@
         <w:rPr>
           <w:rFonts w:hint="eastAsia"/>
         </w:rPr>
-        <w:lastRenderedPageBreak/>
         <w:t>本專案有幾個可遷移到其他系統的設計概念。第一，在使用者偏好不明確且可能重疊的情境中，</w:t>
       </w:r>
       <w:r>
@@ -8019,6 +8080,7 @@
         <w:rPr>
           <w:rFonts w:hint="eastAsia"/>
         </w:rPr>
+        <w:lastRenderedPageBreak/>
         <w:t>heatmap</w:t>
       </w:r>
       <w:r>
@@ -8810,11 +8872,7 @@
       </w:r>
       <w:proofErr w:type="spellEnd"/>
       <w:r>
-        <w:t xml:space="preserve">, D., Brucher, M., </w:t>
-      </w:r>
-      <w:r>
-        <w:lastRenderedPageBreak/>
-        <w:t xml:space="preserve">Perrot, M., &amp; </w:t>
+        <w:t xml:space="preserve">, D., Brucher, M., Perrot, M., &amp; </w:t>
       </w:r>
       <w:proofErr w:type="spellStart"/>
       <w:r>
